--- a/RAG-Anything功能实现详解.docx
+++ b/RAG-Anything功能实现详解.docx
@@ -57,21 +57,6 @@
       </w:r>
     </w:p>
     <w:p>
-      <w:pPr>
-        <w:spacing w:after="300"/>
-        <w:jc w:val="center"/>
-      </w:pPr>
-      <w:r>
-        <w:rPr>
-          <w:rFonts w:ascii="微软雅黑" w:hAnsi="微软雅黑" w:eastAsia="微软雅黑" w:cs="微软雅黑"/>
-          <w:color w:val="9499A3"/>
-          <w:sz w:val="18"/>
-          <w:szCs w:val="18"/>
-        </w:rPr>
-        <w:t>版本 1.0 · 2026年6月</w:t>
-      </w:r>
-    </w:p>
-    <w:p>
       <w:r>
         <w:br w:type="page"/>
       </w:r>
@@ -83,6 +68,7 @@
         <w:jc w:val="center"/>
       </w:pPr>
       <w:bookmarkStart w:id="0" w:name="_Toc8460"/>
+      <w:bookmarkStart w:id="1" w:name="_Toc9437"/>
       <w:r>
         <w:rPr>
           <w:rFonts w:ascii="微软雅黑" w:hAnsi="微软雅黑" w:eastAsia="微软雅黑" w:cs="微软雅黑"/>
@@ -95,6 +81,7 @@
         <w:t>目  录</w:t>
       </w:r>
       <w:bookmarkEnd w:id="0"/>
+      <w:bookmarkEnd w:id="1"/>
     </w:p>
     <w:sdt>
       <w:sdtPr>
@@ -131,7 +118,7 @@
             <w:fldChar w:fldCharType="begin"/>
           </w:r>
           <w:r>
-            <w:instrText xml:space="preserve"> HYPERLINK \l _Toc16012 </w:instrText>
+            <w:instrText xml:space="preserve"> HYPERLINK \l _Toc9437 </w:instrText>
           </w:r>
           <w:r>
             <w:fldChar w:fldCharType="separate"/>
@@ -142,7 +129,7 @@
               <w:bCs/>
               <w:szCs w:val="36"/>
             </w:rPr>
-            <w:t>一、系统概述</w:t>
+            <w:t>目  录</w:t>
           </w:r>
           <w:r>
             <w:tab/>
@@ -151,13 +138,13 @@
             <w:fldChar w:fldCharType="begin"/>
           </w:r>
           <w:r>
-            <w:instrText xml:space="preserve"> PAGEREF _Toc16012 \h </w:instrText>
+            <w:instrText xml:space="preserve"> PAGEREF _Toc9437 \h </w:instrText>
           </w:r>
           <w:r>
             <w:fldChar w:fldCharType="separate"/>
           </w:r>
           <w:r>
-            <w:t>3</w:t>
+            <w:t>2</w:t>
           </w:r>
           <w:r>
             <w:fldChar w:fldCharType="end"/>
@@ -177,7 +164,53 @@
             <w:fldChar w:fldCharType="begin"/>
           </w:r>
           <w:r>
-            <w:instrText xml:space="preserve"> HYPERLINK \l _Toc9158 </w:instrText>
+            <w:instrText xml:space="preserve"> HYPERLINK \l _Toc5258 </w:instrText>
+          </w:r>
+          <w:r>
+            <w:fldChar w:fldCharType="separate"/>
+          </w:r>
+          <w:r>
+            <w:rPr>
+              <w:rFonts w:ascii="微软雅黑" w:hAnsi="微软雅黑" w:eastAsia="微软雅黑" w:cs="微软雅黑"/>
+              <w:bCs/>
+              <w:szCs w:val="36"/>
+            </w:rPr>
+            <w:t>一、系统概述</w:t>
+          </w:r>
+          <w:r>
+            <w:tab/>
+          </w:r>
+          <w:r>
+            <w:fldChar w:fldCharType="begin"/>
+          </w:r>
+          <w:r>
+            <w:instrText xml:space="preserve"> PAGEREF _Toc5258 \h </w:instrText>
+          </w:r>
+          <w:r>
+            <w:fldChar w:fldCharType="separate"/>
+          </w:r>
+          <w:r>
+            <w:t>3</w:t>
+          </w:r>
+          <w:r>
+            <w:fldChar w:fldCharType="end"/>
+          </w:r>
+          <w:r>
+            <w:fldChar w:fldCharType="end"/>
+          </w:r>
+        </w:p>
+        <w:p>
+          <w:pPr>
+            <w:pStyle w:val="9"/>
+            <w:tabs>
+              <w:tab w:val="right" w:leader="dot" w:pos="9026"/>
+            </w:tabs>
+          </w:pPr>
+          <w:r>
+            <w:fldChar w:fldCharType="begin"/>
+          </w:r>
+          <w:r>
+            <w:instrText xml:space="preserve"> HYPERLINK \l _Toc25126 </w:instrText>
           </w:r>
           <w:r>
             <w:fldChar w:fldCharType="separate"/>
@@ -197,7 +230,7 @@
             <w:fldChar w:fldCharType="begin"/>
           </w:r>
           <w:r>
-            <w:instrText xml:space="preserve"> PAGEREF _Toc9158 \h </w:instrText>
+            <w:instrText xml:space="preserve"> PAGEREF _Toc25126 \h </w:instrText>
           </w:r>
           <w:r>
             <w:fldChar w:fldCharType="separate"/>
@@ -223,7 +256,7 @@
             <w:fldChar w:fldCharType="begin"/>
           </w:r>
           <w:r>
-            <w:instrText xml:space="preserve"> HYPERLINK \l _Toc20313 </w:instrText>
+            <w:instrText xml:space="preserve"> HYPERLINK \l _Toc25877 </w:instrText>
           </w:r>
           <w:r>
             <w:fldChar w:fldCharType="separate"/>
@@ -243,7 +276,7 @@
             <w:fldChar w:fldCharType="begin"/>
           </w:r>
           <w:r>
-            <w:instrText xml:space="preserve"> PAGEREF _Toc20313 \h </w:instrText>
+            <w:instrText xml:space="preserve"> PAGEREF _Toc25877 \h </w:instrText>
           </w:r>
           <w:r>
             <w:fldChar w:fldCharType="separate"/>
@@ -269,7 +302,7 @@
             <w:fldChar w:fldCharType="begin"/>
           </w:r>
           <w:r>
-            <w:instrText xml:space="preserve"> HYPERLINK \l _Toc15758 </w:instrText>
+            <w:instrText xml:space="preserve"> HYPERLINK \l _Toc5106 </w:instrText>
           </w:r>
           <w:r>
             <w:fldChar w:fldCharType="separate"/>
@@ -289,7 +322,7 @@
             <w:fldChar w:fldCharType="begin"/>
           </w:r>
           <w:r>
-            <w:instrText xml:space="preserve"> PAGEREF _Toc15758 \h </w:instrText>
+            <w:instrText xml:space="preserve"> PAGEREF _Toc5106 \h </w:instrText>
           </w:r>
           <w:r>
             <w:fldChar w:fldCharType="separate"/>
@@ -315,7 +348,7 @@
             <w:fldChar w:fldCharType="begin"/>
           </w:r>
           <w:r>
-            <w:instrText xml:space="preserve"> HYPERLINK \l _Toc22549 </w:instrText>
+            <w:instrText xml:space="preserve"> HYPERLINK \l _Toc12172 </w:instrText>
           </w:r>
           <w:r>
             <w:fldChar w:fldCharType="separate"/>
@@ -335,7 +368,7 @@
             <w:fldChar w:fldCharType="begin"/>
           </w:r>
           <w:r>
-            <w:instrText xml:space="preserve"> PAGEREF _Toc22549 \h </w:instrText>
+            <w:instrText xml:space="preserve"> PAGEREF _Toc12172 \h </w:instrText>
           </w:r>
           <w:r>
             <w:fldChar w:fldCharType="separate"/>
@@ -361,7 +394,7 @@
             <w:fldChar w:fldCharType="begin"/>
           </w:r>
           <w:r>
-            <w:instrText xml:space="preserve"> HYPERLINK \l _Toc28983 </w:instrText>
+            <w:instrText xml:space="preserve"> HYPERLINK \l _Toc13977 </w:instrText>
           </w:r>
           <w:r>
             <w:fldChar w:fldCharType="separate"/>
@@ -381,7 +414,7 @@
             <w:fldChar w:fldCharType="begin"/>
           </w:r>
           <w:r>
-            <w:instrText xml:space="preserve"> PAGEREF _Toc28983 \h </w:instrText>
+            <w:instrText xml:space="preserve"> PAGEREF _Toc13977 \h </w:instrText>
           </w:r>
           <w:r>
             <w:fldChar w:fldCharType="separate"/>
@@ -407,7 +440,7 @@
             <w:fldChar w:fldCharType="begin"/>
           </w:r>
           <w:r>
-            <w:instrText xml:space="preserve"> HYPERLINK \l _Toc25373 </w:instrText>
+            <w:instrText xml:space="preserve"> HYPERLINK \l _Toc23700 </w:instrText>
           </w:r>
           <w:r>
             <w:fldChar w:fldCharType="separate"/>
@@ -427,7 +460,7 @@
             <w:fldChar w:fldCharType="begin"/>
           </w:r>
           <w:r>
-            <w:instrText xml:space="preserve"> PAGEREF _Toc25373 \h </w:instrText>
+            <w:instrText xml:space="preserve"> PAGEREF _Toc23700 \h </w:instrText>
           </w:r>
           <w:r>
             <w:fldChar w:fldCharType="separate"/>
@@ -453,7 +486,7 @@
             <w:fldChar w:fldCharType="begin"/>
           </w:r>
           <w:r>
-            <w:instrText xml:space="preserve"> HYPERLINK \l _Toc12091 </w:instrText>
+            <w:instrText xml:space="preserve"> HYPERLINK \l _Toc7984 </w:instrText>
           </w:r>
           <w:r>
             <w:fldChar w:fldCharType="separate"/>
@@ -473,7 +506,7 @@
             <w:fldChar w:fldCharType="begin"/>
           </w:r>
           <w:r>
-            <w:instrText xml:space="preserve"> PAGEREF _Toc12091 \h </w:instrText>
+            <w:instrText xml:space="preserve"> PAGEREF _Toc7984 \h </w:instrText>
           </w:r>
           <w:r>
             <w:fldChar w:fldCharType="separate"/>
@@ -499,7 +532,7 @@
             <w:fldChar w:fldCharType="begin"/>
           </w:r>
           <w:r>
-            <w:instrText xml:space="preserve"> HYPERLINK \l _Toc6240 </w:instrText>
+            <w:instrText xml:space="preserve"> HYPERLINK \l _Toc18403 </w:instrText>
           </w:r>
           <w:r>
             <w:fldChar w:fldCharType="separate"/>
@@ -519,7 +552,7 @@
             <w:fldChar w:fldCharType="begin"/>
           </w:r>
           <w:r>
-            <w:instrText xml:space="preserve"> PAGEREF _Toc6240 \h </w:instrText>
+            <w:instrText xml:space="preserve"> PAGEREF _Toc18403 \h </w:instrText>
           </w:r>
           <w:r>
             <w:fldChar w:fldCharType="separate"/>
@@ -545,7 +578,7 @@
             <w:fldChar w:fldCharType="begin"/>
           </w:r>
           <w:r>
-            <w:instrText xml:space="preserve"> HYPERLINK \l _Toc7073 </w:instrText>
+            <w:instrText xml:space="preserve"> HYPERLINK \l _Toc4518 </w:instrText>
           </w:r>
           <w:r>
             <w:fldChar w:fldCharType="separate"/>
@@ -565,7 +598,7 @@
             <w:fldChar w:fldCharType="begin"/>
           </w:r>
           <w:r>
-            <w:instrText xml:space="preserve"> PAGEREF _Toc7073 \h </w:instrText>
+            <w:instrText xml:space="preserve"> PAGEREF _Toc4518 \h </w:instrText>
           </w:r>
           <w:r>
             <w:fldChar w:fldCharType="separate"/>
@@ -591,7 +624,7 @@
             <w:fldChar w:fldCharType="begin"/>
           </w:r>
           <w:r>
-            <w:instrText xml:space="preserve"> HYPERLINK \l _Toc8254 </w:instrText>
+            <w:instrText xml:space="preserve"> HYPERLINK \l _Toc26745 </w:instrText>
           </w:r>
           <w:r>
             <w:fldChar w:fldCharType="separate"/>
@@ -611,7 +644,7 @@
             <w:fldChar w:fldCharType="begin"/>
           </w:r>
           <w:r>
-            <w:instrText xml:space="preserve"> PAGEREF _Toc8254 \h </w:instrText>
+            <w:instrText xml:space="preserve"> PAGEREF _Toc26745 \h </w:instrText>
           </w:r>
           <w:r>
             <w:fldChar w:fldCharType="separate"/>
@@ -637,7 +670,7 @@
             <w:fldChar w:fldCharType="begin"/>
           </w:r>
           <w:r>
-            <w:instrText xml:space="preserve"> HYPERLINK \l _Toc18424 </w:instrText>
+            <w:instrText xml:space="preserve"> HYPERLINK \l _Toc2206 </w:instrText>
           </w:r>
           <w:r>
             <w:fldChar w:fldCharType="separate"/>
@@ -657,7 +690,7 @@
             <w:fldChar w:fldCharType="begin"/>
           </w:r>
           <w:r>
-            <w:instrText xml:space="preserve"> PAGEREF _Toc18424 \h </w:instrText>
+            <w:instrText xml:space="preserve"> PAGEREF _Toc2206 \h </w:instrText>
           </w:r>
           <w:r>
             <w:fldChar w:fldCharType="separate"/>
@@ -683,7 +716,7 @@
             <w:fldChar w:fldCharType="begin"/>
           </w:r>
           <w:r>
-            <w:instrText xml:space="preserve"> HYPERLINK \l _Toc19981 </w:instrText>
+            <w:instrText xml:space="preserve"> HYPERLINK \l _Toc14212 </w:instrText>
           </w:r>
           <w:r>
             <w:fldChar w:fldCharType="separate"/>
@@ -703,13 +736,13 @@
             <w:fldChar w:fldCharType="begin"/>
           </w:r>
           <w:r>
-            <w:instrText xml:space="preserve"> PAGEREF _Toc19981 \h </w:instrText>
+            <w:instrText xml:space="preserve"> PAGEREF _Toc14212 \h </w:instrText>
           </w:r>
           <w:r>
             <w:fldChar w:fldCharType="separate"/>
           </w:r>
           <w:r>
-            <w:t>8</w:t>
+            <w:t>9</w:t>
           </w:r>
           <w:r>
             <w:fldChar w:fldCharType="end"/>
@@ -729,7 +762,7 @@
             <w:fldChar w:fldCharType="begin"/>
           </w:r>
           <w:r>
-            <w:instrText xml:space="preserve"> HYPERLINK \l _Toc10801 </w:instrText>
+            <w:instrText xml:space="preserve"> HYPERLINK \l _Toc17725 </w:instrText>
           </w:r>
           <w:r>
             <w:fldChar w:fldCharType="separate"/>
@@ -749,7 +782,7 @@
             <w:fldChar w:fldCharType="begin"/>
           </w:r>
           <w:r>
-            <w:instrText xml:space="preserve"> PAGEREF _Toc10801 \h </w:instrText>
+            <w:instrText xml:space="preserve"> PAGEREF _Toc17725 \h </w:instrText>
           </w:r>
           <w:r>
             <w:fldChar w:fldCharType="separate"/>
@@ -775,7 +808,7 @@
             <w:fldChar w:fldCharType="begin"/>
           </w:r>
           <w:r>
-            <w:instrText xml:space="preserve"> HYPERLINK \l _Toc22537 </w:instrText>
+            <w:instrText xml:space="preserve"> HYPERLINK \l _Toc13190 </w:instrText>
           </w:r>
           <w:r>
             <w:fldChar w:fldCharType="separate"/>
@@ -795,7 +828,7 @@
             <w:fldChar w:fldCharType="begin"/>
           </w:r>
           <w:r>
-            <w:instrText xml:space="preserve"> PAGEREF _Toc22537 \h </w:instrText>
+            <w:instrText xml:space="preserve"> PAGEREF _Toc13190 \h </w:instrText>
           </w:r>
           <w:r>
             <w:fldChar w:fldCharType="separate"/>
@@ -821,7 +854,7 @@
             <w:fldChar w:fldCharType="begin"/>
           </w:r>
           <w:r>
-            <w:instrText xml:space="preserve"> HYPERLINK \l _Toc8043 </w:instrText>
+            <w:instrText xml:space="preserve"> HYPERLINK \l _Toc11844 </w:instrText>
           </w:r>
           <w:r>
             <w:fldChar w:fldCharType="separate"/>
@@ -841,7 +874,7 @@
             <w:fldChar w:fldCharType="begin"/>
           </w:r>
           <w:r>
-            <w:instrText xml:space="preserve"> PAGEREF _Toc8043 \h </w:instrText>
+            <w:instrText xml:space="preserve"> PAGEREF _Toc11844 \h </w:instrText>
           </w:r>
           <w:r>
             <w:fldChar w:fldCharType="separate"/>
@@ -867,7 +900,7 @@
             <w:fldChar w:fldCharType="begin"/>
           </w:r>
           <w:r>
-            <w:instrText xml:space="preserve"> HYPERLINK \l _Toc20344 </w:instrText>
+            <w:instrText xml:space="preserve"> HYPERLINK \l _Toc2414 </w:instrText>
           </w:r>
           <w:r>
             <w:fldChar w:fldCharType="separate"/>
@@ -887,7 +920,7 @@
             <w:fldChar w:fldCharType="begin"/>
           </w:r>
           <w:r>
-            <w:instrText xml:space="preserve"> PAGEREF _Toc20344 \h </w:instrText>
+            <w:instrText xml:space="preserve"> PAGEREF _Toc2414 \h </w:instrText>
           </w:r>
           <w:r>
             <w:fldChar w:fldCharType="separate"/>
@@ -913,7 +946,7 @@
             <w:fldChar w:fldCharType="begin"/>
           </w:r>
           <w:r>
-            <w:instrText xml:space="preserve"> HYPERLINK \l _Toc485 </w:instrText>
+            <w:instrText xml:space="preserve"> HYPERLINK \l _Toc307 </w:instrText>
           </w:r>
           <w:r>
             <w:fldChar w:fldCharType="separate"/>
@@ -933,7 +966,7 @@
             <w:fldChar w:fldCharType="begin"/>
           </w:r>
           <w:r>
-            <w:instrText xml:space="preserve"> PAGEREF _Toc485 \h </w:instrText>
+            <w:instrText xml:space="preserve"> PAGEREF _Toc307 \h </w:instrText>
           </w:r>
           <w:r>
             <w:fldChar w:fldCharType="separate"/>
@@ -959,7 +992,7 @@
             <w:fldChar w:fldCharType="begin"/>
           </w:r>
           <w:r>
-            <w:instrText xml:space="preserve"> HYPERLINK \l _Toc25423 </w:instrText>
+            <w:instrText xml:space="preserve"> HYPERLINK \l _Toc31689 </w:instrText>
           </w:r>
           <w:r>
             <w:fldChar w:fldCharType="separate"/>
@@ -979,7 +1012,7 @@
             <w:fldChar w:fldCharType="begin"/>
           </w:r>
           <w:r>
-            <w:instrText xml:space="preserve"> PAGEREF _Toc25423 \h </w:instrText>
+            <w:instrText xml:space="preserve"> PAGEREF _Toc31689 \h </w:instrText>
           </w:r>
           <w:r>
             <w:fldChar w:fldCharType="separate"/>
@@ -1005,7 +1038,7 @@
             <w:fldChar w:fldCharType="begin"/>
           </w:r>
           <w:r>
-            <w:instrText xml:space="preserve"> HYPERLINK \l _Toc21426 </w:instrText>
+            <w:instrText xml:space="preserve"> HYPERLINK \l _Toc11591 </w:instrText>
           </w:r>
           <w:r>
             <w:fldChar w:fldCharType="separate"/>
@@ -1025,7 +1058,7 @@
             <w:fldChar w:fldCharType="begin"/>
           </w:r>
           <w:r>
-            <w:instrText xml:space="preserve"> PAGEREF _Toc21426 \h </w:instrText>
+            <w:instrText xml:space="preserve"> PAGEREF _Toc11591 \h </w:instrText>
           </w:r>
           <w:r>
             <w:fldChar w:fldCharType="separate"/>
@@ -1051,7 +1084,7 @@
             <w:fldChar w:fldCharType="begin"/>
           </w:r>
           <w:r>
-            <w:instrText xml:space="preserve"> HYPERLINK \l _Toc2201 </w:instrText>
+            <w:instrText xml:space="preserve"> HYPERLINK \l _Toc8250 </w:instrText>
           </w:r>
           <w:r>
             <w:fldChar w:fldCharType="separate"/>
@@ -1071,7 +1104,7 @@
             <w:fldChar w:fldCharType="begin"/>
           </w:r>
           <w:r>
-            <w:instrText xml:space="preserve"> PAGEREF _Toc2201 \h </w:instrText>
+            <w:instrText xml:space="preserve"> PAGEREF _Toc8250 \h </w:instrText>
           </w:r>
           <w:r>
             <w:fldChar w:fldCharType="separate"/>
@@ -1097,7 +1130,7 @@
             <w:fldChar w:fldCharType="begin"/>
           </w:r>
           <w:r>
-            <w:instrText xml:space="preserve"> HYPERLINK \l _Toc19430 </w:instrText>
+            <w:instrText xml:space="preserve"> HYPERLINK \l _Toc12170 </w:instrText>
           </w:r>
           <w:r>
             <w:fldChar w:fldCharType="separate"/>
@@ -1117,7 +1150,7 @@
             <w:fldChar w:fldCharType="begin"/>
           </w:r>
           <w:r>
-            <w:instrText xml:space="preserve"> PAGEREF _Toc19430 \h </w:instrText>
+            <w:instrText xml:space="preserve"> PAGEREF _Toc12170 \h </w:instrText>
           </w:r>
           <w:r>
             <w:fldChar w:fldCharType="separate"/>
@@ -1143,7 +1176,7 @@
             <w:fldChar w:fldCharType="begin"/>
           </w:r>
           <w:r>
-            <w:instrText xml:space="preserve"> HYPERLINK \l _Toc16232 </w:instrText>
+            <w:instrText xml:space="preserve"> HYPERLINK \l _Toc3535 </w:instrText>
           </w:r>
           <w:r>
             <w:fldChar w:fldCharType="separate"/>
@@ -1163,7 +1196,7 @@
             <w:fldChar w:fldCharType="begin"/>
           </w:r>
           <w:r>
-            <w:instrText xml:space="preserve"> PAGEREF _Toc16232 \h </w:instrText>
+            <w:instrText xml:space="preserve"> PAGEREF _Toc3535 \h </w:instrText>
           </w:r>
           <w:r>
             <w:fldChar w:fldCharType="separate"/>
@@ -1189,7 +1222,376 @@
             <w:fldChar w:fldCharType="begin"/>
           </w:r>
           <w:r>
-            <w:instrText xml:space="preserve"> HYPERLINK \l _Toc16980 </w:instrText>
+            <w:instrText xml:space="preserve"> HYPERLINK \l _Toc16469 </w:instrText>
+          </w:r>
+          <w:r>
+            <w:fldChar w:fldCharType="separate"/>
+          </w:r>
+          <w:r>
+            <w:rPr>
+              <w:rFonts w:hint="eastAsia" w:cs="微软雅黑"/>
+              <w:bCs/>
+              <w:szCs w:val="28"/>
+              <w:lang w:val="en-US" w:eastAsia="zh-CN"/>
+            </w:rPr>
+            <w:t>额外已实现部分</w:t>
+          </w:r>
+          <w:r>
+            <w:tab/>
+          </w:r>
+          <w:r>
+            <w:fldChar w:fldCharType="begin"/>
+          </w:r>
+          <w:r>
+            <w:instrText xml:space="preserve"> PAGEREF _Toc16469 \h </w:instrText>
+          </w:r>
+          <w:r>
+            <w:fldChar w:fldCharType="separate"/>
+          </w:r>
+          <w:r>
+            <w:t>16</w:t>
+          </w:r>
+          <w:r>
+            <w:fldChar w:fldCharType="end"/>
+          </w:r>
+          <w:r>
+            <w:fldChar w:fldCharType="end"/>
+          </w:r>
+        </w:p>
+        <w:p>
+          <w:pPr>
+            <w:pStyle w:val="11"/>
+            <w:tabs>
+              <w:tab w:val="right" w:leader="dot" w:pos="9026"/>
+            </w:tabs>
+          </w:pPr>
+          <w:r>
+            <w:fldChar w:fldCharType="begin"/>
+          </w:r>
+          <w:r>
+            <w:instrText xml:space="preserve"> HYPERLINK \l _Toc10996 </w:instrText>
+          </w:r>
+          <w:r>
+            <w:fldChar w:fldCharType="separate"/>
+          </w:r>
+          <w:r>
+            <w:rPr>
+              <w:rFonts w:ascii="微软雅黑" w:hAnsi="微软雅黑" w:eastAsia="微软雅黑" w:cs="微软雅黑"/>
+              <w:bCs/>
+              <w:szCs w:val="28"/>
+            </w:rPr>
+            <w:t>3.4  SSO / OIDC 企业统一认证</w:t>
+          </w:r>
+          <w:r>
+            <w:tab/>
+          </w:r>
+          <w:r>
+            <w:fldChar w:fldCharType="begin"/>
+          </w:r>
+          <w:r>
+            <w:instrText xml:space="preserve"> PAGEREF _Toc10996 \h </w:instrText>
+          </w:r>
+          <w:r>
+            <w:fldChar w:fldCharType="separate"/>
+          </w:r>
+          <w:r>
+            <w:t>16</w:t>
+          </w:r>
+          <w:r>
+            <w:fldChar w:fldCharType="end"/>
+          </w:r>
+          <w:r>
+            <w:fldChar w:fldCharType="end"/>
+          </w:r>
+        </w:p>
+        <w:p>
+          <w:pPr>
+            <w:pStyle w:val="11"/>
+            <w:tabs>
+              <w:tab w:val="right" w:leader="dot" w:pos="9026"/>
+            </w:tabs>
+          </w:pPr>
+          <w:r>
+            <w:fldChar w:fldCharType="begin"/>
+          </w:r>
+          <w:r>
+            <w:instrText xml:space="preserve"> HYPERLINK \l _Toc26099 </w:instrText>
+          </w:r>
+          <w:r>
+            <w:fldChar w:fldCharType="separate"/>
+          </w:r>
+          <w:r>
+            <w:rPr>
+              <w:rFonts w:ascii="微软雅黑" w:hAnsi="微软雅黑" w:eastAsia="微软雅黑" w:cs="微软雅黑"/>
+              <w:bCs/>
+              <w:szCs w:val="28"/>
+            </w:rPr>
+            <w:t>3.5  多轮对话上下文管理</w:t>
+          </w:r>
+          <w:r>
+            <w:tab/>
+          </w:r>
+          <w:r>
+            <w:fldChar w:fldCharType="begin"/>
+          </w:r>
+          <w:r>
+            <w:instrText xml:space="preserve"> PAGEREF _Toc26099 \h </w:instrText>
+          </w:r>
+          <w:r>
+            <w:fldChar w:fldCharType="separate"/>
+          </w:r>
+          <w:r>
+            <w:t>16</w:t>
+          </w:r>
+          <w:r>
+            <w:fldChar w:fldCharType="end"/>
+          </w:r>
+          <w:r>
+            <w:fldChar w:fldCharType="end"/>
+          </w:r>
+        </w:p>
+        <w:p>
+          <w:pPr>
+            <w:pStyle w:val="11"/>
+            <w:tabs>
+              <w:tab w:val="right" w:leader="dot" w:pos="9026"/>
+            </w:tabs>
+          </w:pPr>
+          <w:r>
+            <w:fldChar w:fldCharType="begin"/>
+          </w:r>
+          <w:r>
+            <w:instrText xml:space="preserve"> HYPERLINK \l _Toc21 </w:instrText>
+          </w:r>
+          <w:r>
+            <w:fldChar w:fldCharType="separate"/>
+          </w:r>
+          <w:r>
+            <w:rPr>
+              <w:rFonts w:ascii="微软雅黑" w:hAnsi="微软雅黑" w:eastAsia="微软雅黑" w:cs="微软雅黑"/>
+              <w:bCs/>
+              <w:szCs w:val="28"/>
+            </w:rPr>
+            <w:t>3.7  核心测试覆盖</w:t>
+          </w:r>
+          <w:r>
+            <w:tab/>
+          </w:r>
+          <w:r>
+            <w:fldChar w:fldCharType="begin"/>
+          </w:r>
+          <w:r>
+            <w:instrText xml:space="preserve"> PAGEREF _Toc21 \h </w:instrText>
+          </w:r>
+          <w:r>
+            <w:fldChar w:fldCharType="separate"/>
+          </w:r>
+          <w:r>
+            <w:t>16</w:t>
+          </w:r>
+          <w:r>
+            <w:fldChar w:fldCharType="end"/>
+          </w:r>
+          <w:r>
+            <w:fldChar w:fldCharType="end"/>
+          </w:r>
+        </w:p>
+        <w:p>
+          <w:pPr>
+            <w:pStyle w:val="11"/>
+            <w:tabs>
+              <w:tab w:val="right" w:leader="dot" w:pos="9026"/>
+            </w:tabs>
+          </w:pPr>
+          <w:r>
+            <w:fldChar w:fldCharType="begin"/>
+          </w:r>
+          <w:r>
+            <w:instrText xml:space="preserve"> HYPERLINK \l _Toc23875 </w:instrText>
+          </w:r>
+          <w:r>
+            <w:fldChar w:fldCharType="separate"/>
+          </w:r>
+          <w:r>
+            <w:rPr>
+              <w:rFonts w:ascii="微软雅黑" w:hAnsi="微软雅黑" w:eastAsia="微软雅黑" w:cs="微软雅黑"/>
+              <w:bCs/>
+              <w:szCs w:val="28"/>
+            </w:rPr>
+            <w:t>4.3  前端 Zustand + i18n 国际化重构</w:t>
+          </w:r>
+          <w:r>
+            <w:tab/>
+          </w:r>
+          <w:r>
+            <w:fldChar w:fldCharType="begin"/>
+          </w:r>
+          <w:r>
+            <w:instrText xml:space="preserve"> PAGEREF _Toc23875 \h </w:instrText>
+          </w:r>
+          <w:r>
+            <w:fldChar w:fldCharType="separate"/>
+          </w:r>
+          <w:r>
+            <w:t>17</w:t>
+          </w:r>
+          <w:r>
+            <w:fldChar w:fldCharType="end"/>
+          </w:r>
+          <w:r>
+            <w:fldChar w:fldCharType="end"/>
+          </w:r>
+        </w:p>
+        <w:p>
+          <w:pPr>
+            <w:pStyle w:val="11"/>
+            <w:tabs>
+              <w:tab w:val="right" w:leader="dot" w:pos="9026"/>
+            </w:tabs>
+          </w:pPr>
+          <w:r>
+            <w:fldChar w:fldCharType="begin"/>
+          </w:r>
+          <w:r>
+            <w:instrText xml:space="preserve"> HYPERLINK \l _Toc23593 </w:instrText>
+          </w:r>
+          <w:r>
+            <w:fldChar w:fldCharType="separate"/>
+          </w:r>
+          <w:r>
+            <w:rPr>
+              <w:rFonts w:ascii="微软雅黑" w:hAnsi="微软雅黑" w:eastAsia="微软雅黑" w:cs="微软雅黑"/>
+              <w:bCs/>
+              <w:szCs w:val="28"/>
+            </w:rPr>
+            <w:t>4.4  性能压测与生产调优</w:t>
+          </w:r>
+          <w:r>
+            <w:tab/>
+          </w:r>
+          <w:r>
+            <w:fldChar w:fldCharType="begin"/>
+          </w:r>
+          <w:r>
+            <w:instrText xml:space="preserve"> PAGEREF _Toc23593 \h </w:instrText>
+          </w:r>
+          <w:r>
+            <w:fldChar w:fldCharType="separate"/>
+          </w:r>
+          <w:r>
+            <w:t>17</w:t>
+          </w:r>
+          <w:r>
+            <w:fldChar w:fldCharType="end"/>
+          </w:r>
+          <w:r>
+            <w:fldChar w:fldCharType="end"/>
+          </w:r>
+        </w:p>
+        <w:p>
+          <w:pPr>
+            <w:pStyle w:val="11"/>
+            <w:tabs>
+              <w:tab w:val="right" w:leader="dot" w:pos="9026"/>
+            </w:tabs>
+          </w:pPr>
+          <w:r>
+            <w:fldChar w:fldCharType="begin"/>
+          </w:r>
+          <w:r>
+            <w:instrText xml:space="preserve"> HYPERLINK \l _Toc4241 </w:instrText>
+          </w:r>
+          <w:r>
+            <w:fldChar w:fldCharType="separate"/>
+          </w:r>
+          <w:r>
+            <w:rPr>
+              <w:rFonts w:ascii="微软雅黑" w:hAnsi="微软雅黑" w:eastAsia="微软雅黑" w:cs="微软雅黑"/>
+              <w:bCs/>
+              <w:szCs w:val="28"/>
+            </w:rPr>
+            <w:t>5.1  数据集模块</w:t>
+          </w:r>
+          <w:r>
+            <w:tab/>
+          </w:r>
+          <w:r>
+            <w:fldChar w:fldCharType="begin"/>
+          </w:r>
+          <w:r>
+            <w:instrText xml:space="preserve"> PAGEREF _Toc4241 \h </w:instrText>
+          </w:r>
+          <w:r>
+            <w:fldChar w:fldCharType="separate"/>
+          </w:r>
+          <w:r>
+            <w:t>18</w:t>
+          </w:r>
+          <w:r>
+            <w:fldChar w:fldCharType="end"/>
+          </w:r>
+          <w:r>
+            <w:fldChar w:fldCharType="end"/>
+          </w:r>
+        </w:p>
+        <w:p>
+          <w:pPr>
+            <w:pStyle w:val="11"/>
+            <w:tabs>
+              <w:tab w:val="right" w:leader="dot" w:pos="9026"/>
+            </w:tabs>
+          </w:pPr>
+          <w:r>
+            <w:fldChar w:fldCharType="begin"/>
+          </w:r>
+          <w:r>
+            <w:instrText xml:space="preserve"> HYPERLINK \l _Toc17087 </w:instrText>
+          </w:r>
+          <w:r>
+            <w:fldChar w:fldCharType="separate"/>
+          </w:r>
+          <w:r>
+            <w:rPr>
+              <w:rFonts w:ascii="微软雅黑" w:hAnsi="微软雅黑" w:eastAsia="微软雅黑" w:cs="微软雅黑"/>
+              <w:bCs/>
+              <w:szCs w:val="28"/>
+            </w:rPr>
+            <w:t>5.2  多数据库接入扩展</w:t>
+          </w:r>
+          <w:r>
+            <w:tab/>
+          </w:r>
+          <w:r>
+            <w:fldChar w:fldCharType="begin"/>
+          </w:r>
+          <w:r>
+            <w:instrText xml:space="preserve"> PAGEREF _Toc17087 \h </w:instrText>
+          </w:r>
+          <w:r>
+            <w:fldChar w:fldCharType="separate"/>
+          </w:r>
+          <w:r>
+            <w:t>18</w:t>
+          </w:r>
+          <w:r>
+            <w:fldChar w:fldCharType="end"/>
+          </w:r>
+          <w:r>
+            <w:fldChar w:fldCharType="end"/>
+          </w:r>
+        </w:p>
+        <w:p>
+          <w:pPr>
+            <w:pStyle w:val="9"/>
+            <w:tabs>
+              <w:tab w:val="right" w:leader="dot" w:pos="9026"/>
+            </w:tabs>
+          </w:pPr>
+          <w:r>
+            <w:fldChar w:fldCharType="begin"/>
+          </w:r>
+          <w:r>
+            <w:instrText xml:space="preserve"> HYPERLINK \l _Toc22005 </w:instrText>
           </w:r>
           <w:r>
             <w:fldChar w:fldCharType="separate"/>
@@ -1209,13 +1611,13 @@
             <w:fldChar w:fldCharType="begin"/>
           </w:r>
           <w:r>
-            <w:instrText xml:space="preserve"> PAGEREF _Toc16980 \h </w:instrText>
+            <w:instrText xml:space="preserve"> PAGEREF _Toc22005 \h </w:instrText>
           </w:r>
           <w:r>
             <w:fldChar w:fldCharType="separate"/>
           </w:r>
           <w:r>
-            <w:t>16</w:t>
+            <w:t>19</w:t>
           </w:r>
           <w:r>
             <w:fldChar w:fldCharType="end"/>
@@ -1241,7 +1643,7 @@
         <w:pStyle w:val="2"/>
         <w:spacing w:before="360" w:after="160"/>
       </w:pPr>
-      <w:bookmarkStart w:id="1" w:name="_Toc16012"/>
+      <w:bookmarkStart w:id="2" w:name="_Toc5258"/>
       <w:r>
         <w:rPr>
           <w:rFonts w:ascii="微软雅黑" w:hAnsi="微软雅黑" w:eastAsia="微软雅黑" w:cs="微软雅黑"/>
@@ -1253,7 +1655,7 @@
         </w:rPr>
         <w:t>一、系统概述</w:t>
       </w:r>
-      <w:bookmarkEnd w:id="1"/>
+      <w:bookmarkEnd w:id="2"/>
     </w:p>
     <w:p>
       <w:pPr>
@@ -1288,7 +1690,7 @@
         <w:pStyle w:val="2"/>
         <w:spacing w:before="360" w:after="160"/>
       </w:pPr>
-      <w:bookmarkStart w:id="2" w:name="_Toc9158"/>
+      <w:bookmarkStart w:id="3" w:name="_Toc25126"/>
       <w:r>
         <w:rPr>
           <w:rFonts w:ascii="微软雅黑" w:hAnsi="微软雅黑" w:eastAsia="微软雅黑" w:cs="微软雅黑"/>
@@ -1300,14 +1702,14 @@
         </w:rPr>
         <w:t>二、文档解析引擎</w:t>
       </w:r>
-      <w:bookmarkEnd w:id="2"/>
+      <w:bookmarkEnd w:id="3"/>
     </w:p>
     <w:p>
       <w:pPr>
         <w:pStyle w:val="3"/>
         <w:spacing w:before="280" w:after="160"/>
       </w:pPr>
-      <w:bookmarkStart w:id="3" w:name="_Toc20313"/>
+      <w:bookmarkStart w:id="4" w:name="_Toc25877"/>
       <w:r>
         <w:rPr>
           <w:rFonts w:ascii="微软雅黑" w:hAnsi="微软雅黑" w:eastAsia="微软雅黑" w:cs="微软雅黑"/>
@@ -1318,531 +1720,6 @@
           <w:szCs w:val="28"/>
         </w:rPr>
         <w:t>2.1  文档类文件解析</w:t>
-      </w:r>
-      <w:bookmarkEnd w:id="3"/>
-    </w:p>
-    <w:tbl>
-      <w:tblPr>
-        <w:tblStyle w:val="13"/>
-        <w:tblW w:w="9026" w:type="dxa"/>
-        <w:tblInd w:w="0" w:type="dxa"/>
-        <w:tblBorders>
-          <w:top w:val="single" w:color="auto" w:sz="4" w:space="0"/>
-          <w:left w:val="single" w:color="auto" w:sz="4" w:space="0"/>
-          <w:bottom w:val="single" w:color="auto" w:sz="4" w:space="0"/>
-          <w:right w:val="single" w:color="auto" w:sz="4" w:space="0"/>
-          <w:insideH w:val="single" w:color="auto" w:sz="4" w:space="0"/>
-          <w:insideV w:val="single" w:color="auto" w:sz="4" w:space="0"/>
-        </w:tblBorders>
-        <w:tblLayout w:type="autofit"/>
-        <w:tblCellMar>
-          <w:top w:w="0" w:type="dxa"/>
-          <w:left w:w="10" w:type="dxa"/>
-          <w:bottom w:w="0" w:type="dxa"/>
-          <w:right w:w="10" w:type="dxa"/>
-        </w:tblCellMar>
-      </w:tblPr>
-      <w:tblGrid>
-        <w:gridCol w:w="4000"/>
-        <w:gridCol w:w="5026"/>
-      </w:tblGrid>
-      <w:tr>
-        <w:tblPrEx>
-          <w:tblBorders>
-            <w:top w:val="single" w:color="auto" w:sz="4" w:space="0"/>
-            <w:left w:val="single" w:color="auto" w:sz="4" w:space="0"/>
-            <w:bottom w:val="single" w:color="auto" w:sz="4" w:space="0"/>
-            <w:right w:val="single" w:color="auto" w:sz="4" w:space="0"/>
-            <w:insideH w:val="single" w:color="auto" w:sz="4" w:space="0"/>
-            <w:insideV w:val="single" w:color="auto" w:sz="4" w:space="0"/>
-          </w:tblBorders>
-          <w:tblCellMar>
-            <w:top w:w="0" w:type="dxa"/>
-            <w:left w:w="10" w:type="dxa"/>
-            <w:bottom w:w="0" w:type="dxa"/>
-            <w:right w:w="10" w:type="dxa"/>
-          </w:tblCellMar>
-        </w:tblPrEx>
-        <w:tc>
-          <w:tcPr>
-            <w:tcW w:w="4000" w:type="dxa"/>
-            <w:tcBorders>
-              <w:top w:val="single" w:color="CCCCCC" w:sz="0" w:space="0"/>
-              <w:left w:val="single" w:color="CCCCCC" w:sz="0" w:space="0"/>
-              <w:bottom w:val="single" w:color="CCCCCC" w:sz="0" w:space="0"/>
-              <w:right w:val="single" w:color="CCCCCC" w:sz="0" w:space="0"/>
-            </w:tcBorders>
-            <w:shd w:val="clear" w:color="auto" w:fill="1F4E79"/>
-            <w:tcMar>
-              <w:top w:w="60" w:type="dxa"/>
-              <w:left w:w="120" w:type="dxa"/>
-              <w:bottom w:w="60" w:type="dxa"/>
-              <w:right w:w="120" w:type="dxa"/>
-            </w:tcMar>
-          </w:tcPr>
-          <w:p>
-            <w:pPr>
-              <w:jc w:val="center"/>
-            </w:pPr>
-            <w:r>
-              <w:rPr>
-                <w:rFonts w:ascii="微软雅黑" w:hAnsi="微软雅黑" w:eastAsia="微软雅黑" w:cs="微软雅黑"/>
-                <w:b/>
-                <w:bCs/>
-                <w:color w:val="FFFFFF"/>
-                <w:sz w:val="19"/>
-                <w:szCs w:val="19"/>
-              </w:rPr>
-              <w:t>功能描述</w:t>
-            </w:r>
-          </w:p>
-        </w:tc>
-        <w:tc>
-          <w:tcPr>
-            <w:tcW w:w="5026" w:type="dxa"/>
-            <w:tcBorders>
-              <w:top w:val="single" w:color="CCCCCC" w:sz="0" w:space="0"/>
-              <w:left w:val="single" w:color="CCCCCC" w:sz="0" w:space="0"/>
-              <w:bottom w:val="single" w:color="CCCCCC" w:sz="0" w:space="0"/>
-              <w:right w:val="single" w:color="CCCCCC" w:sz="0" w:space="0"/>
-            </w:tcBorders>
-            <w:shd w:val="clear" w:color="auto" w:fill="1F4E79"/>
-            <w:tcMar>
-              <w:top w:w="60" w:type="dxa"/>
-              <w:left w:w="120" w:type="dxa"/>
-              <w:bottom w:w="60" w:type="dxa"/>
-              <w:right w:w="120" w:type="dxa"/>
-            </w:tcMar>
-          </w:tcPr>
-          <w:p>
-            <w:pPr>
-              <w:jc w:val="center"/>
-            </w:pPr>
-            <w:r>
-              <w:rPr>
-                <w:rFonts w:ascii="微软雅黑" w:hAnsi="微软雅黑" w:eastAsia="微软雅黑" w:cs="微软雅黑"/>
-                <w:b/>
-                <w:bCs/>
-                <w:color w:val="FFFFFF"/>
-                <w:sz w:val="19"/>
-                <w:szCs w:val="19"/>
-              </w:rPr>
-              <w:t>实现原理与关键参数</w:t>
-            </w:r>
-          </w:p>
-        </w:tc>
-      </w:tr>
-      <w:tr>
-        <w:tblPrEx>
-          <w:tblBorders>
-            <w:top w:val="single" w:color="auto" w:sz="4" w:space="0"/>
-            <w:left w:val="single" w:color="auto" w:sz="4" w:space="0"/>
-            <w:bottom w:val="single" w:color="auto" w:sz="4" w:space="0"/>
-            <w:right w:val="single" w:color="auto" w:sz="4" w:space="0"/>
-            <w:insideH w:val="single" w:color="auto" w:sz="4" w:space="0"/>
-            <w:insideV w:val="single" w:color="auto" w:sz="4" w:space="0"/>
-          </w:tblBorders>
-          <w:tblCellMar>
-            <w:top w:w="0" w:type="dxa"/>
-            <w:left w:w="10" w:type="dxa"/>
-            <w:bottom w:w="0" w:type="dxa"/>
-            <w:right w:w="10" w:type="dxa"/>
-          </w:tblCellMar>
-        </w:tblPrEx>
-        <w:tc>
-          <w:tcPr>
-            <w:tcW w:w="4000" w:type="dxa"/>
-            <w:tcBorders>
-              <w:top w:val="single" w:color="CCCCCC" w:sz="0" w:space="0"/>
-              <w:left w:val="single" w:color="CCCCCC" w:sz="0" w:space="0"/>
-              <w:bottom w:val="single" w:color="CCCCCC" w:sz="0" w:space="0"/>
-              <w:right w:val="single" w:color="CCCCCC" w:sz="0" w:space="0"/>
-            </w:tcBorders>
-            <w:shd w:val="clear" w:color="auto" w:fill="F7F8FA"/>
-            <w:tcMar>
-              <w:top w:w="60" w:type="dxa"/>
-              <w:left w:w="120" w:type="dxa"/>
-              <w:bottom w:w="60" w:type="dxa"/>
-              <w:right w:w="120" w:type="dxa"/>
-            </w:tcMar>
-          </w:tcPr>
-          <w:p>
-            <w:pPr>
-              <w:spacing w:after="60" w:line="320" w:lineRule="auto"/>
-            </w:pPr>
-            <w:r>
-              <w:rPr>
-                <w:rFonts w:ascii="微软雅黑" w:hAnsi="微软雅黑" w:eastAsia="微软雅黑" w:cs="微软雅黑"/>
-                <w:b/>
-                <w:bCs/>
-                <w:sz w:val="19"/>
-                <w:szCs w:val="19"/>
-              </w:rPr>
-              <w:t>PDF 文档解析</w:t>
-            </w:r>
-          </w:p>
-        </w:tc>
-        <w:tc>
-          <w:tcPr>
-            <w:tcW w:w="5026" w:type="dxa"/>
-            <w:tcBorders>
-              <w:top w:val="single" w:color="CCCCCC" w:sz="0" w:space="0"/>
-              <w:left w:val="single" w:color="CCCCCC" w:sz="0" w:space="0"/>
-              <w:bottom w:val="single" w:color="CCCCCC" w:sz="0" w:space="0"/>
-              <w:right w:val="single" w:color="CCCCCC" w:sz="0" w:space="0"/>
-            </w:tcBorders>
-            <w:shd w:val="clear" w:color="auto" w:fill="F7F8FA"/>
-            <w:tcMar>
-              <w:top w:w="60" w:type="dxa"/>
-              <w:left w:w="120" w:type="dxa"/>
-              <w:bottom w:w="60" w:type="dxa"/>
-              <w:right w:w="120" w:type="dxa"/>
-            </w:tcMar>
-          </w:tcPr>
-          <w:p>
-            <w:pPr>
-              <w:spacing w:after="60" w:line="320" w:lineRule="auto"/>
-            </w:pPr>
-            <w:r>
-              <w:rPr>
-                <w:rFonts w:ascii="微软雅黑" w:hAnsi="微软雅黑" w:eastAsia="微软雅黑" w:cs="微软雅黑"/>
-                <w:sz w:val="19"/>
-                <w:szCs w:val="19"/>
-              </w:rPr>
-              <w:t>采用 MinerU 2.0 引擎，处理流程分为五个阶段：</w:t>
-            </w:r>
-          </w:p>
-          <w:p>
-            <w:pPr>
-              <w:spacing w:after="60" w:line="320" w:lineRule="auto"/>
-            </w:pPr>
-            <w:r>
-              <w:rPr>
-                <w:rFonts w:ascii="微软雅黑" w:hAnsi="微软雅黑" w:eastAsia="微软雅黑" w:cs="微软雅黑"/>
-                <w:sz w:val="19"/>
-                <w:szCs w:val="19"/>
-              </w:rPr>
-              <w:t>① 版面分析：检测页面中的标题、正文、表格、图片区域及其阅读顺序；</w:t>
-            </w:r>
-          </w:p>
-          <w:p>
-            <w:pPr>
-              <w:spacing w:after="60" w:line="320" w:lineRule="auto"/>
-            </w:pPr>
-            <w:r>
-              <w:rPr>
-                <w:rFonts w:ascii="微软雅黑" w:hAnsi="微软雅黑" w:eastAsia="微软雅黑" w:cs="微软雅黑"/>
-                <w:sz w:val="19"/>
-                <w:szCs w:val="19"/>
-              </w:rPr>
-              <w:t>② 文字提取：优先提取原生文字层，扫描件则自动触发 OCR 补充识别；</w:t>
-            </w:r>
-          </w:p>
-          <w:p>
-            <w:pPr>
-              <w:spacing w:after="60" w:line="320" w:lineRule="auto"/>
-            </w:pPr>
-            <w:r>
-              <w:rPr>
-                <w:rFonts w:ascii="微软雅黑" w:hAnsi="微软雅黑" w:eastAsia="微软雅黑" w:cs="微软雅黑"/>
-                <w:sz w:val="19"/>
-                <w:szCs w:val="19"/>
-              </w:rPr>
-              <w:t>③ 表格识别：识别合并单元格、跨行跨列的复杂表头结构；</w:t>
-            </w:r>
-          </w:p>
-          <w:p>
-            <w:pPr>
-              <w:spacing w:after="60" w:line="320" w:lineRule="auto"/>
-            </w:pPr>
-            <w:r>
-              <w:rPr>
-                <w:rFonts w:ascii="微软雅黑" w:hAnsi="微软雅黑" w:eastAsia="微软雅黑" w:cs="微软雅黑"/>
-                <w:sz w:val="19"/>
-                <w:szCs w:val="19"/>
-              </w:rPr>
-              <w:t>④ 公式提取：自动识别数学公式并转换为 LaTeX 格式；</w:t>
-            </w:r>
-          </w:p>
-          <w:p>
-            <w:pPr>
-              <w:spacing w:after="60" w:line="320" w:lineRule="auto"/>
-            </w:pPr>
-            <w:r>
-              <w:rPr>
-                <w:rFonts w:ascii="微软雅黑" w:hAnsi="微软雅黑" w:eastAsia="微软雅黑" w:cs="微软雅黑"/>
-                <w:sz w:val="19"/>
-                <w:szCs w:val="19"/>
-              </w:rPr>
-              <w:t>⑤ 结构化输出：统一以 Markdown 和 JSON 双格式输出。</w:t>
-            </w:r>
-          </w:p>
-          <w:p>
-            <w:pPr>
-              <w:spacing w:after="60" w:line="320" w:lineRule="auto"/>
-            </w:pPr>
-            <w:r>
-              <w:rPr>
-                <w:rFonts w:ascii="微软雅黑" w:hAnsi="微软雅黑" w:eastAsia="微软雅黑" w:cs="微软雅黑"/>
-                <w:sz w:val="19"/>
-                <w:szCs w:val="19"/>
-              </w:rPr>
-              <w:t>参数：单文件上限通过 MAX_UPLOAD_SIZE_MB 配置（默认 500 MB），处理超时通过 PROCESS_TIMEOUT 配置（默认 3600 秒 / 60 分钟）。</w:t>
-            </w:r>
-          </w:p>
-        </w:tc>
-      </w:tr>
-      <w:tr>
-        <w:tblPrEx>
-          <w:tblBorders>
-            <w:top w:val="single" w:color="auto" w:sz="4" w:space="0"/>
-            <w:left w:val="single" w:color="auto" w:sz="4" w:space="0"/>
-            <w:bottom w:val="single" w:color="auto" w:sz="4" w:space="0"/>
-            <w:right w:val="single" w:color="auto" w:sz="4" w:space="0"/>
-            <w:insideH w:val="single" w:color="auto" w:sz="4" w:space="0"/>
-            <w:insideV w:val="single" w:color="auto" w:sz="4" w:space="0"/>
-          </w:tblBorders>
-          <w:tblCellMar>
-            <w:top w:w="0" w:type="dxa"/>
-            <w:left w:w="10" w:type="dxa"/>
-            <w:bottom w:w="0" w:type="dxa"/>
-            <w:right w:w="10" w:type="dxa"/>
-          </w:tblCellMar>
-        </w:tblPrEx>
-        <w:tc>
-          <w:tcPr>
-            <w:tcW w:w="4000" w:type="dxa"/>
-            <w:tcBorders>
-              <w:top w:val="single" w:color="CCCCCC" w:sz="0" w:space="0"/>
-              <w:left w:val="single" w:color="CCCCCC" w:sz="0" w:space="0"/>
-              <w:bottom w:val="single" w:color="CCCCCC" w:sz="0" w:space="0"/>
-              <w:right w:val="single" w:color="CCCCCC" w:sz="0" w:space="0"/>
-            </w:tcBorders>
-            <w:tcMar>
-              <w:top w:w="60" w:type="dxa"/>
-              <w:left w:w="120" w:type="dxa"/>
-              <w:bottom w:w="60" w:type="dxa"/>
-              <w:right w:w="120" w:type="dxa"/>
-            </w:tcMar>
-          </w:tcPr>
-          <w:p>
-            <w:pPr>
-              <w:spacing w:after="60" w:line="320" w:lineRule="auto"/>
-            </w:pPr>
-            <w:r>
-              <w:rPr>
-                <w:rFonts w:ascii="微软雅黑" w:hAnsi="微软雅黑" w:eastAsia="微软雅黑" w:cs="微软雅黑"/>
-                <w:b/>
-                <w:bCs/>
-                <w:sz w:val="19"/>
-                <w:szCs w:val="19"/>
-              </w:rPr>
-              <w:t>Office 文档解析</w:t>
-            </w:r>
-          </w:p>
-        </w:tc>
-        <w:tc>
-          <w:tcPr>
-            <w:tcW w:w="5026" w:type="dxa"/>
-            <w:tcBorders>
-              <w:top w:val="single" w:color="CCCCCC" w:sz="0" w:space="0"/>
-              <w:left w:val="single" w:color="CCCCCC" w:sz="0" w:space="0"/>
-              <w:bottom w:val="single" w:color="CCCCCC" w:sz="0" w:space="0"/>
-              <w:right w:val="single" w:color="CCCCCC" w:sz="0" w:space="0"/>
-            </w:tcBorders>
-            <w:tcMar>
-              <w:top w:w="60" w:type="dxa"/>
-              <w:left w:w="120" w:type="dxa"/>
-              <w:bottom w:w="60" w:type="dxa"/>
-              <w:right w:w="120" w:type="dxa"/>
-            </w:tcMar>
-          </w:tcPr>
-          <w:p>
-            <w:pPr>
-              <w:spacing w:after="60" w:line="320" w:lineRule="auto"/>
-              <w:rPr>
-                <w:rFonts w:ascii="微软雅黑" w:hAnsi="微软雅黑" w:eastAsia="微软雅黑" w:cs="微软雅黑"/>
-                <w:sz w:val="19"/>
-                <w:szCs w:val="19"/>
-              </w:rPr>
-            </w:pPr>
-            <w:r>
-              <w:rPr>
-                <w:rFonts w:ascii="微软雅黑" w:hAnsi="微软雅黑" w:eastAsia="微软雅黑" w:cs="微软雅黑"/>
-                <w:sz w:val="19"/>
-                <w:szCs w:val="19"/>
-              </w:rPr>
-              <w:t>通过LibreOffice 无头模式</w:t>
-            </w:r>
-          </w:p>
-          <w:p>
-            <w:pPr>
-              <w:spacing w:after="60" w:line="320" w:lineRule="auto"/>
-            </w:pPr>
-            <w:r>
-              <w:rPr>
-                <w:rFonts w:ascii="微软雅黑" w:hAnsi="微软雅黑" w:eastAsia="微软雅黑" w:cs="微软雅黑"/>
-                <w:sz w:val="19"/>
-                <w:szCs w:val="19"/>
-              </w:rPr>
-              <w:t>将 doc/docx/ppt/pptx/xls/xlsx 源文件转换为 PDF，随后复用 PDF 解析流程。</w:t>
-            </w:r>
-          </w:p>
-          <w:p>
-            <w:pPr>
-              <w:spacing w:after="60" w:line="320" w:lineRule="auto"/>
-              <w:rPr>
-                <w:rFonts w:hint="eastAsia" w:ascii="微软雅黑" w:hAnsi="微软雅黑" w:eastAsia="微软雅黑" w:cs="微软雅黑"/>
-                <w:sz w:val="19"/>
-                <w:szCs w:val="19"/>
-                <w:lang w:eastAsia="zh-CN"/>
-              </w:rPr>
-            </w:pPr>
-            <w:r>
-              <w:rPr>
-                <w:rFonts w:ascii="微软雅黑" w:hAnsi="微软雅黑" w:eastAsia="微软雅黑" w:cs="微软雅黑"/>
-                <w:sz w:val="19"/>
-                <w:szCs w:val="19"/>
-              </w:rPr>
-              <w:t>Word 文档内嵌的 OMML 数学公式通过自研提取器直接转换为 LaTeX，避免格式丢失。单文件上限和超时设置与 PDF相同</w:t>
-            </w:r>
-            <w:r>
-              <w:rPr>
-                <w:rFonts w:hint="eastAsia" w:cs="微软雅黑"/>
-                <w:sz w:val="19"/>
-                <w:szCs w:val="19"/>
-                <w:lang w:eastAsia="zh-CN"/>
-              </w:rPr>
-              <w:t>。</w:t>
-            </w:r>
-          </w:p>
-          <w:p>
-            <w:pPr>
-              <w:spacing w:after="60" w:line="320" w:lineRule="auto"/>
-            </w:pPr>
-            <w:r>
-              <w:rPr>
-                <w:rFonts w:ascii="微软雅黑" w:hAnsi="微软雅黑" w:eastAsia="微软雅黑" w:cs="微软雅黑"/>
-                <w:sz w:val="19"/>
-                <w:szCs w:val="19"/>
-              </w:rPr>
-              <w:t>由 MAX_UPLOAD_SIZE_MB 和 PROCESS_TIMEOUT 统一控制。</w:t>
-            </w:r>
-          </w:p>
-        </w:tc>
-      </w:tr>
-      <w:tr>
-        <w:tblPrEx>
-          <w:tblBorders>
-            <w:top w:val="single" w:color="auto" w:sz="4" w:space="0"/>
-            <w:left w:val="single" w:color="auto" w:sz="4" w:space="0"/>
-            <w:bottom w:val="single" w:color="auto" w:sz="4" w:space="0"/>
-            <w:right w:val="single" w:color="auto" w:sz="4" w:space="0"/>
-            <w:insideH w:val="single" w:color="auto" w:sz="4" w:space="0"/>
-            <w:insideV w:val="single" w:color="auto" w:sz="4" w:space="0"/>
-          </w:tblBorders>
-          <w:tblCellMar>
-            <w:top w:w="0" w:type="dxa"/>
-            <w:left w:w="10" w:type="dxa"/>
-            <w:bottom w:w="0" w:type="dxa"/>
-            <w:right w:w="10" w:type="dxa"/>
-          </w:tblCellMar>
-        </w:tblPrEx>
-        <w:tc>
-          <w:tcPr>
-            <w:tcW w:w="4000" w:type="dxa"/>
-            <w:tcBorders>
-              <w:top w:val="single" w:color="CCCCCC" w:sz="0" w:space="0"/>
-              <w:left w:val="single" w:color="CCCCCC" w:sz="0" w:space="0"/>
-              <w:bottom w:val="single" w:color="CCCCCC" w:sz="0" w:space="0"/>
-              <w:right w:val="single" w:color="CCCCCC" w:sz="0" w:space="0"/>
-            </w:tcBorders>
-            <w:shd w:val="clear" w:color="auto" w:fill="F7F8FA"/>
-            <w:tcMar>
-              <w:top w:w="60" w:type="dxa"/>
-              <w:left w:w="120" w:type="dxa"/>
-              <w:bottom w:w="60" w:type="dxa"/>
-              <w:right w:w="120" w:type="dxa"/>
-            </w:tcMar>
-          </w:tcPr>
-          <w:p>
-            <w:pPr>
-              <w:spacing w:after="60" w:line="320" w:lineRule="auto"/>
-            </w:pPr>
-            <w:r>
-              <w:rPr>
-                <w:rFonts w:ascii="微软雅黑" w:hAnsi="微软雅黑" w:eastAsia="微软雅黑" w:cs="微软雅黑"/>
-                <w:b/>
-                <w:bCs/>
-                <w:sz w:val="19"/>
-                <w:szCs w:val="19"/>
-              </w:rPr>
-              <w:t>支持的文件格式</w:t>
-            </w:r>
-          </w:p>
-        </w:tc>
-        <w:tc>
-          <w:tcPr>
-            <w:tcW w:w="5026" w:type="dxa"/>
-            <w:tcBorders>
-              <w:top w:val="single" w:color="CCCCCC" w:sz="0" w:space="0"/>
-              <w:left w:val="single" w:color="CCCCCC" w:sz="0" w:space="0"/>
-              <w:bottom w:val="single" w:color="CCCCCC" w:sz="0" w:space="0"/>
-              <w:right w:val="single" w:color="CCCCCC" w:sz="0" w:space="0"/>
-            </w:tcBorders>
-            <w:shd w:val="clear" w:color="auto" w:fill="F7F8FA"/>
-            <w:tcMar>
-              <w:top w:w="60" w:type="dxa"/>
-              <w:left w:w="120" w:type="dxa"/>
-              <w:bottom w:w="60" w:type="dxa"/>
-              <w:right w:w="120" w:type="dxa"/>
-            </w:tcMar>
-          </w:tcPr>
-          <w:p>
-            <w:pPr>
-              <w:spacing w:after="60" w:line="320" w:lineRule="auto"/>
-            </w:pPr>
-            <w:r>
-              <w:rPr>
-                <w:rFonts w:ascii="微软雅黑" w:hAnsi="微软雅黑" w:eastAsia="微软雅黑" w:cs="微软雅黑"/>
-                <w:sz w:val="19"/>
-                <w:szCs w:val="19"/>
-              </w:rPr>
-              <w:t>pdf / jpg / jpeg / png / bmp / tiff / gif / webp / doc / docx / ppt / pptx / xls / xlsx / txt / md，共 16 种。</w:t>
-            </w:r>
-          </w:p>
-          <w:p>
-            <w:pPr>
-              <w:spacing w:after="60" w:line="320" w:lineRule="auto"/>
-            </w:pPr>
-            <w:r>
-              <w:rPr>
-                <w:rFonts w:ascii="微软雅黑" w:hAnsi="微软雅黑" w:eastAsia="微软雅黑" w:cs="微软雅黑"/>
-                <w:sz w:val="19"/>
-                <w:szCs w:val="19"/>
-              </w:rPr>
-              <w:t>可通过环境变量 PARSE_METHOD 切换解析后端（默认 auto）。</w:t>
-            </w:r>
-          </w:p>
-        </w:tc>
-      </w:tr>
-    </w:tbl>
-    <w:p>
-      <w:pPr>
-        <w:pStyle w:val="3"/>
-        <w:spacing w:before="280" w:after="160"/>
-      </w:pPr>
-      <w:bookmarkStart w:id="4" w:name="_Toc15758"/>
-      <w:r>
-        <w:rPr>
-          <w:rFonts w:ascii="微软雅黑" w:hAnsi="微软雅黑" w:eastAsia="微软雅黑" w:cs="微软雅黑"/>
-          <w:b/>
-          <w:bCs/>
-          <w:color w:val="1A1D23"/>
-          <w:sz w:val="28"/>
-          <w:szCs w:val="28"/>
-        </w:rPr>
-        <w:t>2.2  图像文字识别（OCR）</w:t>
       </w:r>
       <w:bookmarkEnd w:id="4"/>
     </w:p>
@@ -2003,7 +1880,7 @@
                 <w:sz w:val="19"/>
                 <w:szCs w:val="19"/>
               </w:rPr>
-              <w:t>OCR 引擎</w:t>
+              <w:t>PDF 文档解析</w:t>
             </w:r>
           </w:p>
         </w:tc>
@@ -2034,33 +1911,319 @@
                 <w:sz w:val="19"/>
                 <w:szCs w:val="19"/>
               </w:rPr>
-              <w:t>采用 PaddleOCR 开源引擎，部署于服务器本地，无需连接外部网络或调用云端 API。</w:t>
-            </w:r>
-          </w:p>
-          <w:p>
-            <w:pPr>
-              <w:spacing w:after="60" w:line="320" w:lineRule="auto"/>
-            </w:pPr>
-            <w:r>
-              <w:rPr>
-                <w:rFonts w:ascii="微软雅黑" w:hAnsi="微软雅黑" w:eastAsia="微软雅黑" w:cs="微软雅黑"/>
-                <w:sz w:val="19"/>
-                <w:szCs w:val="19"/>
-              </w:rPr>
-              <w:t>识别时先通过检测模型定位文字区域，再通过识别模型逐行提取文字，支持中文与英文混合识别。</w:t>
-            </w:r>
-          </w:p>
-          <w:p>
-            <w:pPr>
-              <w:spacing w:after="60" w:line="320" w:lineRule="auto"/>
-            </w:pPr>
-            <w:r>
-              <w:rPr>
-                <w:rFonts w:ascii="微软雅黑" w:hAnsi="微软雅黑" w:eastAsia="微软雅黑" w:cs="微软雅黑"/>
-                <w:sz w:val="19"/>
-                <w:szCs w:val="19"/>
-              </w:rPr>
-              <w:t>全程在本地完成，不产生外部 API 调用费用。</w:t>
+              <w:t>采用 MinerU 2.0 引擎，处理流程分为五个阶段：</w:t>
+            </w:r>
+          </w:p>
+          <w:p>
+            <w:pPr>
+              <w:spacing w:after="60" w:line="320" w:lineRule="auto"/>
+            </w:pPr>
+            <w:r>
+              <w:rPr>
+                <w:rFonts w:ascii="微软雅黑" w:hAnsi="微软雅黑" w:eastAsia="微软雅黑" w:cs="微软雅黑"/>
+                <w:sz w:val="19"/>
+                <w:szCs w:val="19"/>
+              </w:rPr>
+              <w:t>① 版面分析：检测页面中的标题、正文、表格、图片区域及其阅读顺序；</w:t>
+            </w:r>
+          </w:p>
+          <w:p>
+            <w:pPr>
+              <w:spacing w:after="60" w:line="320" w:lineRule="auto"/>
+            </w:pPr>
+            <w:r>
+              <w:rPr>
+                <w:rFonts w:ascii="微软雅黑" w:hAnsi="微软雅黑" w:eastAsia="微软雅黑" w:cs="微软雅黑"/>
+                <w:sz w:val="19"/>
+                <w:szCs w:val="19"/>
+              </w:rPr>
+              <w:t>② 文字提取：优先提取原生文字层，扫描件则自动触发 OCR 补充识别；</w:t>
+            </w:r>
+          </w:p>
+          <w:p>
+            <w:pPr>
+              <w:spacing w:after="60" w:line="320" w:lineRule="auto"/>
+            </w:pPr>
+            <w:r>
+              <w:rPr>
+                <w:rFonts w:ascii="微软雅黑" w:hAnsi="微软雅黑" w:eastAsia="微软雅黑" w:cs="微软雅黑"/>
+                <w:sz w:val="19"/>
+                <w:szCs w:val="19"/>
+              </w:rPr>
+              <w:t>③ 表格识别：识别合并单元格、跨行跨列的复杂表头结构；</w:t>
+            </w:r>
+          </w:p>
+          <w:p>
+            <w:pPr>
+              <w:spacing w:after="60" w:line="320" w:lineRule="auto"/>
+            </w:pPr>
+            <w:r>
+              <w:rPr>
+                <w:rFonts w:ascii="微软雅黑" w:hAnsi="微软雅黑" w:eastAsia="微软雅黑" w:cs="微软雅黑"/>
+                <w:sz w:val="19"/>
+                <w:szCs w:val="19"/>
+              </w:rPr>
+              <w:t>④ 公式提取：自动识别数学公式并转换为 LaTeX 格式；</w:t>
+            </w:r>
+          </w:p>
+          <w:p>
+            <w:pPr>
+              <w:spacing w:after="60" w:line="320" w:lineRule="auto"/>
+            </w:pPr>
+            <w:r>
+              <w:rPr>
+                <w:rFonts w:ascii="微软雅黑" w:hAnsi="微软雅黑" w:eastAsia="微软雅黑" w:cs="微软雅黑"/>
+                <w:sz w:val="19"/>
+                <w:szCs w:val="19"/>
+              </w:rPr>
+              <w:t>⑤ 结构化输出：统一以 Markdown 和 JSON 双格式输出。</w:t>
+            </w:r>
+          </w:p>
+          <w:p>
+            <w:pPr>
+              <w:spacing w:after="60" w:line="320" w:lineRule="auto"/>
+            </w:pPr>
+            <w:r>
+              <w:rPr>
+                <w:rFonts w:ascii="微软雅黑" w:hAnsi="微软雅黑" w:eastAsia="微软雅黑" w:cs="微软雅黑"/>
+                <w:sz w:val="19"/>
+                <w:szCs w:val="19"/>
+              </w:rPr>
+              <w:t>参数：单文件上限通过 MAX_UPLOAD_SIZE_MB 配置（默认 500 MB），处理超时通过 PROCESS_TIMEOUT 配置（默认 3600 秒 / 60 分钟）。</w:t>
+            </w:r>
+          </w:p>
+        </w:tc>
+      </w:tr>
+      <w:tr>
+        <w:tblPrEx>
+          <w:tblBorders>
+            <w:top w:val="single" w:color="auto" w:sz="4" w:space="0"/>
+            <w:left w:val="single" w:color="auto" w:sz="4" w:space="0"/>
+            <w:bottom w:val="single" w:color="auto" w:sz="4" w:space="0"/>
+            <w:right w:val="single" w:color="auto" w:sz="4" w:space="0"/>
+            <w:insideH w:val="single" w:color="auto" w:sz="4" w:space="0"/>
+            <w:insideV w:val="single" w:color="auto" w:sz="4" w:space="0"/>
+          </w:tblBorders>
+          <w:tblCellMar>
+            <w:top w:w="0" w:type="dxa"/>
+            <w:left w:w="10" w:type="dxa"/>
+            <w:bottom w:w="0" w:type="dxa"/>
+            <w:right w:w="10" w:type="dxa"/>
+          </w:tblCellMar>
+        </w:tblPrEx>
+        <w:tc>
+          <w:tcPr>
+            <w:tcW w:w="4000" w:type="dxa"/>
+            <w:tcBorders>
+              <w:top w:val="single" w:color="CCCCCC" w:sz="0" w:space="0"/>
+              <w:left w:val="single" w:color="CCCCCC" w:sz="0" w:space="0"/>
+              <w:bottom w:val="single" w:color="CCCCCC" w:sz="0" w:space="0"/>
+              <w:right w:val="single" w:color="CCCCCC" w:sz="0" w:space="0"/>
+            </w:tcBorders>
+            <w:tcMar>
+              <w:top w:w="60" w:type="dxa"/>
+              <w:left w:w="120" w:type="dxa"/>
+              <w:bottom w:w="60" w:type="dxa"/>
+              <w:right w:w="120" w:type="dxa"/>
+            </w:tcMar>
+          </w:tcPr>
+          <w:p>
+            <w:pPr>
+              <w:spacing w:after="60" w:line="320" w:lineRule="auto"/>
+            </w:pPr>
+            <w:r>
+              <w:rPr>
+                <w:rFonts w:ascii="微软雅黑" w:hAnsi="微软雅黑" w:eastAsia="微软雅黑" w:cs="微软雅黑"/>
+                <w:b/>
+                <w:bCs/>
+                <w:sz w:val="19"/>
+                <w:szCs w:val="19"/>
+              </w:rPr>
+              <w:t>Office 文档解析</w:t>
+            </w:r>
+          </w:p>
+        </w:tc>
+        <w:tc>
+          <w:tcPr>
+            <w:tcW w:w="5026" w:type="dxa"/>
+            <w:tcBorders>
+              <w:top w:val="single" w:color="CCCCCC" w:sz="0" w:space="0"/>
+              <w:left w:val="single" w:color="CCCCCC" w:sz="0" w:space="0"/>
+              <w:bottom w:val="single" w:color="CCCCCC" w:sz="0" w:space="0"/>
+              <w:right w:val="single" w:color="CCCCCC" w:sz="0" w:space="0"/>
+            </w:tcBorders>
+            <w:tcMar>
+              <w:top w:w="60" w:type="dxa"/>
+              <w:left w:w="120" w:type="dxa"/>
+              <w:bottom w:w="60" w:type="dxa"/>
+              <w:right w:w="120" w:type="dxa"/>
+            </w:tcMar>
+          </w:tcPr>
+          <w:p>
+            <w:pPr>
+              <w:spacing w:after="60" w:line="320" w:lineRule="auto"/>
+              <w:rPr>
+                <w:rFonts w:ascii="微软雅黑" w:hAnsi="微软雅黑" w:eastAsia="微软雅黑" w:cs="微软雅黑"/>
+                <w:sz w:val="19"/>
+                <w:szCs w:val="19"/>
+              </w:rPr>
+            </w:pPr>
+            <w:r>
+              <w:rPr>
+                <w:rFonts w:ascii="微软雅黑" w:hAnsi="微软雅黑" w:eastAsia="微软雅黑" w:cs="微软雅黑"/>
+                <w:sz w:val="19"/>
+                <w:szCs w:val="19"/>
+              </w:rPr>
+              <w:t>通过LibreOffice 无头模式</w:t>
+            </w:r>
+          </w:p>
+          <w:p>
+            <w:pPr>
+              <w:spacing w:after="60" w:line="320" w:lineRule="auto"/>
+            </w:pPr>
+            <w:r>
+              <w:rPr>
+                <w:rFonts w:ascii="微软雅黑" w:hAnsi="微软雅黑" w:eastAsia="微软雅黑" w:cs="微软雅黑"/>
+                <w:sz w:val="19"/>
+                <w:szCs w:val="19"/>
+              </w:rPr>
+              <w:t>将 doc/docx/ppt/pptx/xls/xlsx 源文件转换为 PDF，随后复用 PDF 解析流程。</w:t>
+            </w:r>
+          </w:p>
+          <w:p>
+            <w:pPr>
+              <w:spacing w:after="60" w:line="320" w:lineRule="auto"/>
+              <w:rPr>
+                <w:rFonts w:hint="eastAsia" w:ascii="微软雅黑" w:hAnsi="微软雅黑" w:eastAsia="微软雅黑" w:cs="微软雅黑"/>
+                <w:sz w:val="19"/>
+                <w:szCs w:val="19"/>
+                <w:lang w:eastAsia="zh-CN"/>
+              </w:rPr>
+            </w:pPr>
+            <w:r>
+              <w:rPr>
+                <w:rFonts w:ascii="微软雅黑" w:hAnsi="微软雅黑" w:eastAsia="微软雅黑" w:cs="微软雅黑"/>
+                <w:sz w:val="19"/>
+                <w:szCs w:val="19"/>
+              </w:rPr>
+              <w:t>Word 文档内嵌的 OMML 数学公式通过自研提取器直接转换为 LaTeX，避免格式丢失。单文件上限和超时设置与 PDF相同</w:t>
+            </w:r>
+            <w:r>
+              <w:rPr>
+                <w:rFonts w:hint="eastAsia" w:cs="微软雅黑"/>
+                <w:sz w:val="19"/>
+                <w:szCs w:val="19"/>
+                <w:lang w:eastAsia="zh-CN"/>
+              </w:rPr>
+              <w:t>。</w:t>
+            </w:r>
+          </w:p>
+          <w:p>
+            <w:pPr>
+              <w:spacing w:after="60" w:line="320" w:lineRule="auto"/>
+            </w:pPr>
+            <w:r>
+              <w:rPr>
+                <w:rFonts w:ascii="微软雅黑" w:hAnsi="微软雅黑" w:eastAsia="微软雅黑" w:cs="微软雅黑"/>
+                <w:sz w:val="19"/>
+                <w:szCs w:val="19"/>
+              </w:rPr>
+              <w:t>由 MAX_UPLOAD_SIZE_MB 和 PROCESS_TIMEOUT 统一控制。</w:t>
+            </w:r>
+          </w:p>
+        </w:tc>
+      </w:tr>
+      <w:tr>
+        <w:tblPrEx>
+          <w:tblBorders>
+            <w:top w:val="single" w:color="auto" w:sz="4" w:space="0"/>
+            <w:left w:val="single" w:color="auto" w:sz="4" w:space="0"/>
+            <w:bottom w:val="single" w:color="auto" w:sz="4" w:space="0"/>
+            <w:right w:val="single" w:color="auto" w:sz="4" w:space="0"/>
+            <w:insideH w:val="single" w:color="auto" w:sz="4" w:space="0"/>
+            <w:insideV w:val="single" w:color="auto" w:sz="4" w:space="0"/>
+          </w:tblBorders>
+          <w:tblCellMar>
+            <w:top w:w="0" w:type="dxa"/>
+            <w:left w:w="10" w:type="dxa"/>
+            <w:bottom w:w="0" w:type="dxa"/>
+            <w:right w:w="10" w:type="dxa"/>
+          </w:tblCellMar>
+        </w:tblPrEx>
+        <w:tc>
+          <w:tcPr>
+            <w:tcW w:w="4000" w:type="dxa"/>
+            <w:tcBorders>
+              <w:top w:val="single" w:color="CCCCCC" w:sz="0" w:space="0"/>
+              <w:left w:val="single" w:color="CCCCCC" w:sz="0" w:space="0"/>
+              <w:bottom w:val="single" w:color="CCCCCC" w:sz="0" w:space="0"/>
+              <w:right w:val="single" w:color="CCCCCC" w:sz="0" w:space="0"/>
+            </w:tcBorders>
+            <w:shd w:val="clear" w:color="auto" w:fill="F7F8FA"/>
+            <w:tcMar>
+              <w:top w:w="60" w:type="dxa"/>
+              <w:left w:w="120" w:type="dxa"/>
+              <w:bottom w:w="60" w:type="dxa"/>
+              <w:right w:w="120" w:type="dxa"/>
+            </w:tcMar>
+          </w:tcPr>
+          <w:p>
+            <w:pPr>
+              <w:spacing w:after="60" w:line="320" w:lineRule="auto"/>
+            </w:pPr>
+            <w:r>
+              <w:rPr>
+                <w:rFonts w:ascii="微软雅黑" w:hAnsi="微软雅黑" w:eastAsia="微软雅黑" w:cs="微软雅黑"/>
+                <w:b/>
+                <w:bCs/>
+                <w:sz w:val="19"/>
+                <w:szCs w:val="19"/>
+              </w:rPr>
+              <w:t>支持的文件格式</w:t>
+            </w:r>
+          </w:p>
+        </w:tc>
+        <w:tc>
+          <w:tcPr>
+            <w:tcW w:w="5026" w:type="dxa"/>
+            <w:tcBorders>
+              <w:top w:val="single" w:color="CCCCCC" w:sz="0" w:space="0"/>
+              <w:left w:val="single" w:color="CCCCCC" w:sz="0" w:space="0"/>
+              <w:bottom w:val="single" w:color="CCCCCC" w:sz="0" w:space="0"/>
+              <w:right w:val="single" w:color="CCCCCC" w:sz="0" w:space="0"/>
+            </w:tcBorders>
+            <w:shd w:val="clear" w:color="auto" w:fill="F7F8FA"/>
+            <w:tcMar>
+              <w:top w:w="60" w:type="dxa"/>
+              <w:left w:w="120" w:type="dxa"/>
+              <w:bottom w:w="60" w:type="dxa"/>
+              <w:right w:w="120" w:type="dxa"/>
+            </w:tcMar>
+          </w:tcPr>
+          <w:p>
+            <w:pPr>
+              <w:spacing w:after="60" w:line="320" w:lineRule="auto"/>
+            </w:pPr>
+            <w:r>
+              <w:rPr>
+                <w:rFonts w:ascii="微软雅黑" w:hAnsi="微软雅黑" w:eastAsia="微软雅黑" w:cs="微软雅黑"/>
+                <w:sz w:val="19"/>
+                <w:szCs w:val="19"/>
+              </w:rPr>
+              <w:t>pdf / jpg / jpeg / png / bmp / tiff / gif / webp / doc / docx / ppt / pptx / xls / xlsx / txt / md，共 16 种。</w:t>
+            </w:r>
+          </w:p>
+          <w:p>
+            <w:pPr>
+              <w:spacing w:after="60" w:line="320" w:lineRule="auto"/>
+            </w:pPr>
+            <w:r>
+              <w:rPr>
+                <w:rFonts w:ascii="微软雅黑" w:hAnsi="微软雅黑" w:eastAsia="微软雅黑" w:cs="微软雅黑"/>
+                <w:sz w:val="19"/>
+                <w:szCs w:val="19"/>
+              </w:rPr>
+              <w:t>可通过环境变量 PARSE_METHOD 切换解析后端（默认 auto）。</w:t>
             </w:r>
           </w:p>
         </w:tc>
@@ -2071,7 +2234,7 @@
         <w:pStyle w:val="3"/>
         <w:spacing w:before="280" w:after="160"/>
       </w:pPr>
-      <w:bookmarkStart w:id="5" w:name="_Toc22549"/>
+      <w:bookmarkStart w:id="5" w:name="_Toc5106"/>
       <w:r>
         <w:rPr>
           <w:rFonts w:ascii="微软雅黑" w:hAnsi="微软雅黑" w:eastAsia="微软雅黑" w:cs="微软雅黑"/>
@@ -2081,7 +2244,7 @@
           <w:sz w:val="28"/>
           <w:szCs w:val="28"/>
         </w:rPr>
-        <w:t>2.3  音频与视频处理</w:t>
+        <w:t>2.2  图像文字识别（OCR）</w:t>
       </w:r>
       <w:bookmarkEnd w:id="5"/>
     </w:p>
@@ -2242,7 +2405,7 @@
                 <w:sz w:val="19"/>
                 <w:szCs w:val="19"/>
               </w:rPr>
-              <w:t>音频转写</w:t>
+              <w:t>OCR 引擎</w:t>
             </w:r>
           </w:p>
         </w:tc>
@@ -2273,20 +2436,164 @@
                 <w:sz w:val="19"/>
                 <w:szCs w:val="19"/>
               </w:rPr>
-              <w:t>使用 Whisper 语音识别模型（默认 medium 版本）将音频转为带时间轴的文字。支持中文优先识别和静音段自动过滤（VAD 语音活动检测）。</w:t>
-            </w:r>
-          </w:p>
-          <w:p>
-            <w:pPr>
-              <w:spacing w:after="60" w:line="320" w:lineRule="auto"/>
-            </w:pPr>
-            <w:r>
-              <w:rPr>
-                <w:rFonts w:ascii="微软雅黑" w:hAnsi="微软雅黑" w:eastAsia="微软雅黑" w:cs="微软雅黑"/>
-                <w:sz w:val="19"/>
-                <w:szCs w:val="19"/>
-              </w:rPr>
-              <w:t>参数：可通过环境变量切换 Whisper 模型大小（tiny/base/small/medium/large），平衡速度与精度。</w:t>
+              <w:t>采用 PaddleOCR 开源引擎，部署于服务器本地，无需连接外部网络或调用云端 API。</w:t>
+            </w:r>
+          </w:p>
+          <w:p>
+            <w:pPr>
+              <w:spacing w:after="60" w:line="320" w:lineRule="auto"/>
+            </w:pPr>
+            <w:r>
+              <w:rPr>
+                <w:rFonts w:ascii="微软雅黑" w:hAnsi="微软雅黑" w:eastAsia="微软雅黑" w:cs="微软雅黑"/>
+                <w:sz w:val="19"/>
+                <w:szCs w:val="19"/>
+              </w:rPr>
+              <w:t>识别时先通过检测模型定位文字区域，再通过识别模型逐行提取文字，支持中文与英文混合识别。</w:t>
+            </w:r>
+          </w:p>
+          <w:p>
+            <w:pPr>
+              <w:spacing w:after="60" w:line="320" w:lineRule="auto"/>
+            </w:pPr>
+            <w:r>
+              <w:rPr>
+                <w:rFonts w:ascii="微软雅黑" w:hAnsi="微软雅黑" w:eastAsia="微软雅黑" w:cs="微软雅黑"/>
+                <w:sz w:val="19"/>
+                <w:szCs w:val="19"/>
+              </w:rPr>
+              <w:t>全程在本地完成，不产生外部 API 调用费用。</w:t>
+            </w:r>
+          </w:p>
+        </w:tc>
+      </w:tr>
+    </w:tbl>
+    <w:p>
+      <w:pPr>
+        <w:pStyle w:val="3"/>
+        <w:spacing w:before="280" w:after="160"/>
+      </w:pPr>
+      <w:bookmarkStart w:id="6" w:name="_Toc12172"/>
+      <w:r>
+        <w:rPr>
+          <w:rFonts w:ascii="微软雅黑" w:hAnsi="微软雅黑" w:eastAsia="微软雅黑" w:cs="微软雅黑"/>
+          <w:b/>
+          <w:bCs/>
+          <w:color w:val="1A1D23"/>
+          <w:sz w:val="28"/>
+          <w:szCs w:val="28"/>
+        </w:rPr>
+        <w:t>2.3  音频与视频处理</w:t>
+      </w:r>
+      <w:bookmarkEnd w:id="6"/>
+    </w:p>
+    <w:tbl>
+      <w:tblPr>
+        <w:tblStyle w:val="13"/>
+        <w:tblW w:w="9026" w:type="dxa"/>
+        <w:tblInd w:w="0" w:type="dxa"/>
+        <w:tblBorders>
+          <w:top w:val="single" w:color="auto" w:sz="4" w:space="0"/>
+          <w:left w:val="single" w:color="auto" w:sz="4" w:space="0"/>
+          <w:bottom w:val="single" w:color="auto" w:sz="4" w:space="0"/>
+          <w:right w:val="single" w:color="auto" w:sz="4" w:space="0"/>
+          <w:insideH w:val="single" w:color="auto" w:sz="4" w:space="0"/>
+          <w:insideV w:val="single" w:color="auto" w:sz="4" w:space="0"/>
+        </w:tblBorders>
+        <w:tblLayout w:type="autofit"/>
+        <w:tblCellMar>
+          <w:top w:w="0" w:type="dxa"/>
+          <w:left w:w="10" w:type="dxa"/>
+          <w:bottom w:w="0" w:type="dxa"/>
+          <w:right w:w="10" w:type="dxa"/>
+        </w:tblCellMar>
+      </w:tblPr>
+      <w:tblGrid>
+        <w:gridCol w:w="4000"/>
+        <w:gridCol w:w="5026"/>
+      </w:tblGrid>
+      <w:tr>
+        <w:tblPrEx>
+          <w:tblBorders>
+            <w:top w:val="single" w:color="auto" w:sz="4" w:space="0"/>
+            <w:left w:val="single" w:color="auto" w:sz="4" w:space="0"/>
+            <w:bottom w:val="single" w:color="auto" w:sz="4" w:space="0"/>
+            <w:right w:val="single" w:color="auto" w:sz="4" w:space="0"/>
+            <w:insideH w:val="single" w:color="auto" w:sz="4" w:space="0"/>
+            <w:insideV w:val="single" w:color="auto" w:sz="4" w:space="0"/>
+          </w:tblBorders>
+          <w:tblCellMar>
+            <w:top w:w="0" w:type="dxa"/>
+            <w:left w:w="10" w:type="dxa"/>
+            <w:bottom w:w="0" w:type="dxa"/>
+            <w:right w:w="10" w:type="dxa"/>
+          </w:tblCellMar>
+        </w:tblPrEx>
+        <w:tc>
+          <w:tcPr>
+            <w:tcW w:w="4000" w:type="dxa"/>
+            <w:tcBorders>
+              <w:top w:val="single" w:color="CCCCCC" w:sz="0" w:space="0"/>
+              <w:left w:val="single" w:color="CCCCCC" w:sz="0" w:space="0"/>
+              <w:bottom w:val="single" w:color="CCCCCC" w:sz="0" w:space="0"/>
+              <w:right w:val="single" w:color="CCCCCC" w:sz="0" w:space="0"/>
+            </w:tcBorders>
+            <w:shd w:val="clear" w:color="auto" w:fill="1F4E79"/>
+            <w:tcMar>
+              <w:top w:w="60" w:type="dxa"/>
+              <w:left w:w="120" w:type="dxa"/>
+              <w:bottom w:w="60" w:type="dxa"/>
+              <w:right w:w="120" w:type="dxa"/>
+            </w:tcMar>
+          </w:tcPr>
+          <w:p>
+            <w:pPr>
+              <w:jc w:val="center"/>
+            </w:pPr>
+            <w:r>
+              <w:rPr>
+                <w:rFonts w:ascii="微软雅黑" w:hAnsi="微软雅黑" w:eastAsia="微软雅黑" w:cs="微软雅黑"/>
+                <w:b/>
+                <w:bCs/>
+                <w:color w:val="FFFFFF"/>
+                <w:sz w:val="19"/>
+                <w:szCs w:val="19"/>
+              </w:rPr>
+              <w:t>功能描述</w:t>
+            </w:r>
+          </w:p>
+        </w:tc>
+        <w:tc>
+          <w:tcPr>
+            <w:tcW w:w="5026" w:type="dxa"/>
+            <w:tcBorders>
+              <w:top w:val="single" w:color="CCCCCC" w:sz="0" w:space="0"/>
+              <w:left w:val="single" w:color="CCCCCC" w:sz="0" w:space="0"/>
+              <w:bottom w:val="single" w:color="CCCCCC" w:sz="0" w:space="0"/>
+              <w:right w:val="single" w:color="CCCCCC" w:sz="0" w:space="0"/>
+            </w:tcBorders>
+            <w:shd w:val="clear" w:color="auto" w:fill="1F4E79"/>
+            <w:tcMar>
+              <w:top w:w="60" w:type="dxa"/>
+              <w:left w:w="120" w:type="dxa"/>
+              <w:bottom w:w="60" w:type="dxa"/>
+              <w:right w:w="120" w:type="dxa"/>
+            </w:tcMar>
+          </w:tcPr>
+          <w:p>
+            <w:pPr>
+              <w:jc w:val="center"/>
+            </w:pPr>
+            <w:r>
+              <w:rPr>
+                <w:rFonts w:ascii="微软雅黑" w:hAnsi="微软雅黑" w:eastAsia="微软雅黑" w:cs="微软雅黑"/>
+                <w:b/>
+                <w:bCs/>
+                <w:color w:val="FFFFFF"/>
+                <w:sz w:val="19"/>
+                <w:szCs w:val="19"/>
+              </w:rPr>
+              <w:t>实现原理与关键参数</w:t>
             </w:r>
           </w:p>
         </w:tc>
@@ -2317,6 +2624,101 @@
               <w:bottom w:val="single" w:color="CCCCCC" w:sz="0" w:space="0"/>
               <w:right w:val="single" w:color="CCCCCC" w:sz="0" w:space="0"/>
             </w:tcBorders>
+            <w:shd w:val="clear" w:color="auto" w:fill="F7F8FA"/>
+            <w:tcMar>
+              <w:top w:w="60" w:type="dxa"/>
+              <w:left w:w="120" w:type="dxa"/>
+              <w:bottom w:w="60" w:type="dxa"/>
+              <w:right w:w="120" w:type="dxa"/>
+            </w:tcMar>
+          </w:tcPr>
+          <w:p>
+            <w:pPr>
+              <w:spacing w:after="60" w:line="320" w:lineRule="auto"/>
+            </w:pPr>
+            <w:r>
+              <w:rPr>
+                <w:rFonts w:ascii="微软雅黑" w:hAnsi="微软雅黑" w:eastAsia="微软雅黑" w:cs="微软雅黑"/>
+                <w:b/>
+                <w:bCs/>
+                <w:sz w:val="19"/>
+                <w:szCs w:val="19"/>
+              </w:rPr>
+              <w:t>音频转写</w:t>
+            </w:r>
+          </w:p>
+        </w:tc>
+        <w:tc>
+          <w:tcPr>
+            <w:tcW w:w="5026" w:type="dxa"/>
+            <w:tcBorders>
+              <w:top w:val="single" w:color="CCCCCC" w:sz="0" w:space="0"/>
+              <w:left w:val="single" w:color="CCCCCC" w:sz="0" w:space="0"/>
+              <w:bottom w:val="single" w:color="CCCCCC" w:sz="0" w:space="0"/>
+              <w:right w:val="single" w:color="CCCCCC" w:sz="0" w:space="0"/>
+            </w:tcBorders>
+            <w:shd w:val="clear" w:color="auto" w:fill="F7F8FA"/>
+            <w:tcMar>
+              <w:top w:w="60" w:type="dxa"/>
+              <w:left w:w="120" w:type="dxa"/>
+              <w:bottom w:w="60" w:type="dxa"/>
+              <w:right w:w="120" w:type="dxa"/>
+            </w:tcMar>
+          </w:tcPr>
+          <w:p>
+            <w:pPr>
+              <w:spacing w:after="60" w:line="320" w:lineRule="auto"/>
+            </w:pPr>
+            <w:r>
+              <w:rPr>
+                <w:rFonts w:ascii="微软雅黑" w:hAnsi="微软雅黑" w:eastAsia="微软雅黑" w:cs="微软雅黑"/>
+                <w:sz w:val="19"/>
+                <w:szCs w:val="19"/>
+              </w:rPr>
+              <w:t>使用 Whisper 语音识别模型（默认 medium 版本）将音频转为带时间轴的文字。支持中文优先识别和静音段自动过滤（VAD 语音活动检测）。</w:t>
+            </w:r>
+          </w:p>
+          <w:p>
+            <w:pPr>
+              <w:spacing w:after="60" w:line="320" w:lineRule="auto"/>
+            </w:pPr>
+            <w:r>
+              <w:rPr>
+                <w:rFonts w:ascii="微软雅黑" w:hAnsi="微软雅黑" w:eastAsia="微软雅黑" w:cs="微软雅黑"/>
+                <w:sz w:val="19"/>
+                <w:szCs w:val="19"/>
+              </w:rPr>
+              <w:t>参数：可通过环境变量切换 Whisper 模型大小（tiny/base/small/medium/large），平衡速度与精度。</w:t>
+            </w:r>
+          </w:p>
+        </w:tc>
+      </w:tr>
+      <w:tr>
+        <w:tblPrEx>
+          <w:tblBorders>
+            <w:top w:val="single" w:color="auto" w:sz="4" w:space="0"/>
+            <w:left w:val="single" w:color="auto" w:sz="4" w:space="0"/>
+            <w:bottom w:val="single" w:color="auto" w:sz="4" w:space="0"/>
+            <w:right w:val="single" w:color="auto" w:sz="4" w:space="0"/>
+            <w:insideH w:val="single" w:color="auto" w:sz="4" w:space="0"/>
+            <w:insideV w:val="single" w:color="auto" w:sz="4" w:space="0"/>
+          </w:tblBorders>
+          <w:tblCellMar>
+            <w:top w:w="0" w:type="dxa"/>
+            <w:left w:w="10" w:type="dxa"/>
+            <w:bottom w:w="0" w:type="dxa"/>
+            <w:right w:w="10" w:type="dxa"/>
+          </w:tblCellMar>
+        </w:tblPrEx>
+        <w:tc>
+          <w:tcPr>
+            <w:tcW w:w="4000" w:type="dxa"/>
+            <w:tcBorders>
+              <w:top w:val="single" w:color="CCCCCC" w:sz="0" w:space="0"/>
+              <w:left w:val="single" w:color="CCCCCC" w:sz="0" w:space="0"/>
+              <w:bottom w:val="single" w:color="CCCCCC" w:sz="0" w:space="0"/>
+              <w:right w:val="single" w:color="CCCCCC" w:sz="0" w:space="0"/>
+            </w:tcBorders>
             <w:tcMar>
               <w:top w:w="60" w:type="dxa"/>
               <w:left w:w="120" w:type="dxa"/>
@@ -2416,7 +2818,7 @@
         <w:pStyle w:val="2"/>
         <w:spacing w:before="360" w:after="160"/>
       </w:pPr>
-      <w:bookmarkStart w:id="6" w:name="_Toc28983"/>
+      <w:bookmarkStart w:id="7" w:name="_Toc13977"/>
       <w:r>
         <w:rPr>
           <w:rFonts w:ascii="微软雅黑" w:hAnsi="微软雅黑" w:eastAsia="微软雅黑" w:cs="微软雅黑"/>
@@ -2428,14 +2830,14 @@
         </w:rPr>
         <w:t>三、知识处理管线</w:t>
       </w:r>
-      <w:bookmarkEnd w:id="6"/>
+      <w:bookmarkEnd w:id="7"/>
     </w:p>
     <w:p>
       <w:pPr>
         <w:pStyle w:val="3"/>
         <w:spacing w:before="280" w:after="160"/>
       </w:pPr>
-      <w:bookmarkStart w:id="7" w:name="_Toc25373"/>
+      <w:bookmarkStart w:id="8" w:name="_Toc23700"/>
       <w:r>
         <w:rPr>
           <w:rFonts w:ascii="微软雅黑" w:hAnsi="微软雅黑" w:eastAsia="微软雅黑" w:cs="微软雅黑"/>
@@ -2447,7 +2849,7 @@
         </w:rPr>
         <w:t>3.1  文本分块策略</w:t>
       </w:r>
-      <w:bookmarkEnd w:id="7"/>
+      <w:bookmarkEnd w:id="8"/>
     </w:p>
     <w:p>
       <w:pPr>
@@ -2517,12 +2919,6 @@
             <w:insideH w:val="single" w:color="auto" w:sz="4" w:space="0"/>
             <w:insideV w:val="single" w:color="auto" w:sz="4" w:space="0"/>
           </w:tblBorders>
-          <w:tblCellMar>
-            <w:top w:w="0" w:type="dxa"/>
-            <w:left w:w="10" w:type="dxa"/>
-            <w:bottom w:w="0" w:type="dxa"/>
-            <w:right w:w="10" w:type="dxa"/>
-          </w:tblCellMar>
         </w:tblPrEx>
         <w:tc>
           <w:tcPr>
@@ -3085,7 +3481,7 @@
         <w:pStyle w:val="3"/>
         <w:spacing w:before="280" w:after="160"/>
       </w:pPr>
-      <w:bookmarkStart w:id="8" w:name="_Toc12091"/>
+      <w:bookmarkStart w:id="9" w:name="_Toc7984"/>
       <w:r>
         <w:rPr>
           <w:rFonts w:ascii="微软雅黑" w:hAnsi="微软雅黑" w:eastAsia="微软雅黑" w:cs="微软雅黑"/>
@@ -3096,461 +3492,6 @@
           <w:szCs w:val="28"/>
         </w:rPr>
         <w:t>3.2  向量化与索引</w:t>
-      </w:r>
-      <w:bookmarkEnd w:id="8"/>
-    </w:p>
-    <w:tbl>
-      <w:tblPr>
-        <w:tblStyle w:val="13"/>
-        <w:tblW w:w="9026" w:type="dxa"/>
-        <w:tblInd w:w="0" w:type="dxa"/>
-        <w:tblBorders>
-          <w:top w:val="single" w:color="auto" w:sz="4" w:space="0"/>
-          <w:left w:val="single" w:color="auto" w:sz="4" w:space="0"/>
-          <w:bottom w:val="single" w:color="auto" w:sz="4" w:space="0"/>
-          <w:right w:val="single" w:color="auto" w:sz="4" w:space="0"/>
-          <w:insideH w:val="single" w:color="auto" w:sz="4" w:space="0"/>
-          <w:insideV w:val="single" w:color="auto" w:sz="4" w:space="0"/>
-        </w:tblBorders>
-        <w:tblLayout w:type="autofit"/>
-        <w:tblCellMar>
-          <w:top w:w="0" w:type="dxa"/>
-          <w:left w:w="10" w:type="dxa"/>
-          <w:bottom w:w="0" w:type="dxa"/>
-          <w:right w:w="10" w:type="dxa"/>
-        </w:tblCellMar>
-      </w:tblPr>
-      <w:tblGrid>
-        <w:gridCol w:w="4000"/>
-        <w:gridCol w:w="5026"/>
-      </w:tblGrid>
-      <w:tr>
-        <w:tblPrEx>
-          <w:tblBorders>
-            <w:top w:val="single" w:color="auto" w:sz="4" w:space="0"/>
-            <w:left w:val="single" w:color="auto" w:sz="4" w:space="0"/>
-            <w:bottom w:val="single" w:color="auto" w:sz="4" w:space="0"/>
-            <w:right w:val="single" w:color="auto" w:sz="4" w:space="0"/>
-            <w:insideH w:val="single" w:color="auto" w:sz="4" w:space="0"/>
-            <w:insideV w:val="single" w:color="auto" w:sz="4" w:space="0"/>
-          </w:tblBorders>
-          <w:tblCellMar>
-            <w:top w:w="0" w:type="dxa"/>
-            <w:left w:w="10" w:type="dxa"/>
-            <w:bottom w:w="0" w:type="dxa"/>
-            <w:right w:w="10" w:type="dxa"/>
-          </w:tblCellMar>
-        </w:tblPrEx>
-        <w:tc>
-          <w:tcPr>
-            <w:tcW w:w="4000" w:type="dxa"/>
-            <w:tcBorders>
-              <w:top w:val="single" w:color="CCCCCC" w:sz="0" w:space="0"/>
-              <w:left w:val="single" w:color="CCCCCC" w:sz="0" w:space="0"/>
-              <w:bottom w:val="single" w:color="CCCCCC" w:sz="0" w:space="0"/>
-              <w:right w:val="single" w:color="CCCCCC" w:sz="0" w:space="0"/>
-            </w:tcBorders>
-            <w:shd w:val="clear" w:color="auto" w:fill="1F4E79"/>
-            <w:tcMar>
-              <w:top w:w="60" w:type="dxa"/>
-              <w:left w:w="120" w:type="dxa"/>
-              <w:bottom w:w="60" w:type="dxa"/>
-              <w:right w:w="120" w:type="dxa"/>
-            </w:tcMar>
-          </w:tcPr>
-          <w:p>
-            <w:pPr>
-              <w:jc w:val="center"/>
-            </w:pPr>
-            <w:r>
-              <w:rPr>
-                <w:rFonts w:ascii="微软雅黑" w:hAnsi="微软雅黑" w:eastAsia="微软雅黑" w:cs="微软雅黑"/>
-                <w:b/>
-                <w:bCs/>
-                <w:color w:val="FFFFFF"/>
-                <w:sz w:val="19"/>
-                <w:szCs w:val="19"/>
-              </w:rPr>
-              <w:t>功能描述</w:t>
-            </w:r>
-          </w:p>
-        </w:tc>
-        <w:tc>
-          <w:tcPr>
-            <w:tcW w:w="5026" w:type="dxa"/>
-            <w:tcBorders>
-              <w:top w:val="single" w:color="CCCCCC" w:sz="0" w:space="0"/>
-              <w:left w:val="single" w:color="CCCCCC" w:sz="0" w:space="0"/>
-              <w:bottom w:val="single" w:color="CCCCCC" w:sz="0" w:space="0"/>
-              <w:right w:val="single" w:color="CCCCCC" w:sz="0" w:space="0"/>
-            </w:tcBorders>
-            <w:shd w:val="clear" w:color="auto" w:fill="1F4E79"/>
-            <w:tcMar>
-              <w:top w:w="60" w:type="dxa"/>
-              <w:left w:w="120" w:type="dxa"/>
-              <w:bottom w:w="60" w:type="dxa"/>
-              <w:right w:w="120" w:type="dxa"/>
-            </w:tcMar>
-          </w:tcPr>
-          <w:p>
-            <w:pPr>
-              <w:jc w:val="center"/>
-            </w:pPr>
-            <w:r>
-              <w:rPr>
-                <w:rFonts w:ascii="微软雅黑" w:hAnsi="微软雅黑" w:eastAsia="微软雅黑" w:cs="微软雅黑"/>
-                <w:b/>
-                <w:bCs/>
-                <w:color w:val="FFFFFF"/>
-                <w:sz w:val="19"/>
-                <w:szCs w:val="19"/>
-              </w:rPr>
-              <w:t>实现原理与关键参数</w:t>
-            </w:r>
-          </w:p>
-        </w:tc>
-      </w:tr>
-      <w:tr>
-        <w:tblPrEx>
-          <w:tblBorders>
-            <w:top w:val="single" w:color="auto" w:sz="4" w:space="0"/>
-            <w:left w:val="single" w:color="auto" w:sz="4" w:space="0"/>
-            <w:bottom w:val="single" w:color="auto" w:sz="4" w:space="0"/>
-            <w:right w:val="single" w:color="auto" w:sz="4" w:space="0"/>
-            <w:insideH w:val="single" w:color="auto" w:sz="4" w:space="0"/>
-            <w:insideV w:val="single" w:color="auto" w:sz="4" w:space="0"/>
-          </w:tblBorders>
-          <w:tblCellMar>
-            <w:top w:w="0" w:type="dxa"/>
-            <w:left w:w="10" w:type="dxa"/>
-            <w:bottom w:w="0" w:type="dxa"/>
-            <w:right w:w="10" w:type="dxa"/>
-          </w:tblCellMar>
-        </w:tblPrEx>
-        <w:tc>
-          <w:tcPr>
-            <w:tcW w:w="4000" w:type="dxa"/>
-            <w:tcBorders>
-              <w:top w:val="single" w:color="CCCCCC" w:sz="0" w:space="0"/>
-              <w:left w:val="single" w:color="CCCCCC" w:sz="0" w:space="0"/>
-              <w:bottom w:val="single" w:color="CCCCCC" w:sz="0" w:space="0"/>
-              <w:right w:val="single" w:color="CCCCCC" w:sz="0" w:space="0"/>
-            </w:tcBorders>
-            <w:shd w:val="clear" w:color="auto" w:fill="F7F8FA"/>
-            <w:tcMar>
-              <w:top w:w="60" w:type="dxa"/>
-              <w:left w:w="120" w:type="dxa"/>
-              <w:bottom w:w="60" w:type="dxa"/>
-              <w:right w:w="120" w:type="dxa"/>
-            </w:tcMar>
-          </w:tcPr>
-          <w:p>
-            <w:pPr>
-              <w:spacing w:after="60" w:line="320" w:lineRule="auto"/>
-            </w:pPr>
-            <w:r>
-              <w:rPr>
-                <w:rFonts w:ascii="微软雅黑" w:hAnsi="微软雅黑" w:eastAsia="微软雅黑" w:cs="微软雅黑"/>
-                <w:b/>
-                <w:bCs/>
-                <w:sz w:val="19"/>
-                <w:szCs w:val="19"/>
-              </w:rPr>
-              <w:t>文本向量化</w:t>
-            </w:r>
-          </w:p>
-        </w:tc>
-        <w:tc>
-          <w:tcPr>
-            <w:tcW w:w="5026" w:type="dxa"/>
-            <w:tcBorders>
-              <w:top w:val="single" w:color="CCCCCC" w:sz="0" w:space="0"/>
-              <w:left w:val="single" w:color="CCCCCC" w:sz="0" w:space="0"/>
-              <w:bottom w:val="single" w:color="CCCCCC" w:sz="0" w:space="0"/>
-              <w:right w:val="single" w:color="CCCCCC" w:sz="0" w:space="0"/>
-            </w:tcBorders>
-            <w:shd w:val="clear" w:color="auto" w:fill="F7F8FA"/>
-            <w:tcMar>
-              <w:top w:w="60" w:type="dxa"/>
-              <w:left w:w="120" w:type="dxa"/>
-              <w:bottom w:w="60" w:type="dxa"/>
-              <w:right w:w="120" w:type="dxa"/>
-            </w:tcMar>
-          </w:tcPr>
-          <w:p>
-            <w:pPr>
-              <w:spacing w:after="60" w:line="320" w:lineRule="auto"/>
-              <w:rPr>
-                <w:rFonts w:ascii="微软雅黑" w:hAnsi="微软雅黑" w:eastAsia="微软雅黑" w:cs="微软雅黑"/>
-                <w:sz w:val="19"/>
-                <w:szCs w:val="19"/>
-              </w:rPr>
-            </w:pPr>
-            <w:r>
-              <w:rPr>
-                <w:rFonts w:ascii="微软雅黑" w:hAnsi="微软雅黑" w:eastAsia="微软雅黑" w:cs="微软雅黑"/>
-                <w:sz w:val="19"/>
-                <w:szCs w:val="19"/>
-              </w:rPr>
-              <w:t>使用 Embedding 模型将每段文本转换为固定维度的浮点数向量。默认使用 text-embedding-v3（1024 维）。可选替代：BGE-M3（1024 维，开源）、Qwen3-Embedding（4096 维）、Nomic-Embed-Text（768 维）。</w:t>
-            </w:r>
-          </w:p>
-          <w:p>
-            <w:pPr>
-              <w:spacing w:after="60" w:line="320" w:lineRule="auto"/>
-            </w:pPr>
-            <w:r>
-              <w:rPr>
-                <w:rFonts w:ascii="微软雅黑" w:hAnsi="微软雅黑" w:eastAsia="微软雅黑" w:cs="微软雅黑"/>
-                <w:sz w:val="19"/>
-                <w:szCs w:val="19"/>
-              </w:rPr>
-              <w:t>切换方式：修改环境变量 EMBEDDING_MODEL。</w:t>
-            </w:r>
-          </w:p>
-          <w:p>
-            <w:pPr>
-              <w:spacing w:after="60" w:line="320" w:lineRule="auto"/>
-            </w:pPr>
-            <w:r>
-              <w:rPr>
-                <w:rFonts w:ascii="微软雅黑" w:hAnsi="微软雅黑" w:eastAsia="微软雅黑" w:cs="微软雅黑"/>
-                <w:sz w:val="19"/>
-                <w:szCs w:val="19"/>
-              </w:rPr>
-              <w:t>向量维度通过 EMBEDDING_DIM 环境变量指定（默认 1024），距离计算使用余弦相似度。</w:t>
-            </w:r>
-          </w:p>
-        </w:tc>
-      </w:tr>
-      <w:tr>
-        <w:tblPrEx>
-          <w:tblBorders>
-            <w:top w:val="single" w:color="auto" w:sz="4" w:space="0"/>
-            <w:left w:val="single" w:color="auto" w:sz="4" w:space="0"/>
-            <w:bottom w:val="single" w:color="auto" w:sz="4" w:space="0"/>
-            <w:right w:val="single" w:color="auto" w:sz="4" w:space="0"/>
-            <w:insideH w:val="single" w:color="auto" w:sz="4" w:space="0"/>
-            <w:insideV w:val="single" w:color="auto" w:sz="4" w:space="0"/>
-          </w:tblBorders>
-          <w:tblCellMar>
-            <w:top w:w="0" w:type="dxa"/>
-            <w:left w:w="10" w:type="dxa"/>
-            <w:bottom w:w="0" w:type="dxa"/>
-            <w:right w:w="10" w:type="dxa"/>
-          </w:tblCellMar>
-        </w:tblPrEx>
-        <w:tc>
-          <w:tcPr>
-            <w:tcW w:w="4000" w:type="dxa"/>
-            <w:tcBorders>
-              <w:top w:val="single" w:color="CCCCCC" w:sz="0" w:space="0"/>
-              <w:left w:val="single" w:color="CCCCCC" w:sz="0" w:space="0"/>
-              <w:bottom w:val="single" w:color="CCCCCC" w:sz="0" w:space="0"/>
-              <w:right w:val="single" w:color="CCCCCC" w:sz="0" w:space="0"/>
-            </w:tcBorders>
-            <w:tcMar>
-              <w:top w:w="60" w:type="dxa"/>
-              <w:left w:w="120" w:type="dxa"/>
-              <w:bottom w:w="60" w:type="dxa"/>
-              <w:right w:w="120" w:type="dxa"/>
-            </w:tcMar>
-          </w:tcPr>
-          <w:p>
-            <w:pPr>
-              <w:spacing w:after="60" w:line="320" w:lineRule="auto"/>
-            </w:pPr>
-            <w:r>
-              <w:rPr>
-                <w:rFonts w:ascii="微软雅黑" w:hAnsi="微软雅黑" w:eastAsia="微软雅黑" w:cs="微软雅黑"/>
-                <w:b/>
-                <w:bCs/>
-                <w:sz w:val="19"/>
-                <w:szCs w:val="19"/>
-              </w:rPr>
-              <w:t>向量索引</w:t>
-            </w:r>
-          </w:p>
-        </w:tc>
-        <w:tc>
-          <w:tcPr>
-            <w:tcW w:w="5026" w:type="dxa"/>
-            <w:tcBorders>
-              <w:top w:val="single" w:color="CCCCCC" w:sz="0" w:space="0"/>
-              <w:left w:val="single" w:color="CCCCCC" w:sz="0" w:space="0"/>
-              <w:bottom w:val="single" w:color="CCCCCC" w:sz="0" w:space="0"/>
-              <w:right w:val="single" w:color="CCCCCC" w:sz="0" w:space="0"/>
-            </w:tcBorders>
-            <w:tcMar>
-              <w:top w:w="60" w:type="dxa"/>
-              <w:left w:w="120" w:type="dxa"/>
-              <w:bottom w:w="60" w:type="dxa"/>
-              <w:right w:w="120" w:type="dxa"/>
-            </w:tcMar>
-          </w:tcPr>
-          <w:p>
-            <w:pPr>
-              <w:spacing w:after="60" w:line="320" w:lineRule="auto"/>
-            </w:pPr>
-            <w:r>
-              <w:rPr>
-                <w:rFonts w:ascii="微软雅黑" w:hAnsi="微软雅黑" w:eastAsia="微软雅黑" w:cs="微软雅黑"/>
-                <w:sz w:val="19"/>
-                <w:szCs w:val="19"/>
-              </w:rPr>
-              <w:t>采用 HNSW（分层可导航小世界图）索引结构，由 LightRAG 引擎内置。该结构在检索精度和速度之间取得了工程平衡。</w:t>
-            </w:r>
-          </w:p>
-          <w:p>
-            <w:pPr>
-              <w:spacing w:after="60" w:line="320" w:lineRule="auto"/>
-            </w:pPr>
-            <w:r>
-              <w:rPr>
-                <w:rFonts w:ascii="微软雅黑" w:hAnsi="微软雅黑" w:eastAsia="微软雅黑" w:cs="微软雅黑"/>
-                <w:sz w:val="19"/>
-                <w:szCs w:val="19"/>
-              </w:rPr>
-              <w:t>M=16（每层最大连接数），ef_construction=200（构建时搜索宽度），均为 LightRAG 默认值。</w:t>
-            </w:r>
-          </w:p>
-        </w:tc>
-      </w:tr>
-      <w:tr>
-        <w:tblPrEx>
-          <w:tblBorders>
-            <w:top w:val="single" w:color="auto" w:sz="4" w:space="0"/>
-            <w:left w:val="single" w:color="auto" w:sz="4" w:space="0"/>
-            <w:bottom w:val="single" w:color="auto" w:sz="4" w:space="0"/>
-            <w:right w:val="single" w:color="auto" w:sz="4" w:space="0"/>
-            <w:insideH w:val="single" w:color="auto" w:sz="4" w:space="0"/>
-            <w:insideV w:val="single" w:color="auto" w:sz="4" w:space="0"/>
-          </w:tblBorders>
-          <w:tblCellMar>
-            <w:top w:w="0" w:type="dxa"/>
-            <w:left w:w="10" w:type="dxa"/>
-            <w:bottom w:w="0" w:type="dxa"/>
-            <w:right w:w="10" w:type="dxa"/>
-          </w:tblCellMar>
-        </w:tblPrEx>
-        <w:tc>
-          <w:tcPr>
-            <w:tcW w:w="4000" w:type="dxa"/>
-            <w:tcBorders>
-              <w:top w:val="single" w:color="CCCCCC" w:sz="0" w:space="0"/>
-              <w:left w:val="single" w:color="CCCCCC" w:sz="0" w:space="0"/>
-              <w:bottom w:val="single" w:color="CCCCCC" w:sz="0" w:space="0"/>
-              <w:right w:val="single" w:color="CCCCCC" w:sz="0" w:space="0"/>
-            </w:tcBorders>
-            <w:shd w:val="clear" w:color="auto" w:fill="F7F8FA"/>
-            <w:tcMar>
-              <w:top w:w="60" w:type="dxa"/>
-              <w:left w:w="120" w:type="dxa"/>
-              <w:bottom w:w="60" w:type="dxa"/>
-              <w:right w:w="120" w:type="dxa"/>
-            </w:tcMar>
-          </w:tcPr>
-          <w:p>
-            <w:pPr>
-              <w:spacing w:after="60" w:line="320" w:lineRule="auto"/>
-            </w:pPr>
-            <w:r>
-              <w:rPr>
-                <w:rFonts w:ascii="微软雅黑" w:hAnsi="微软雅黑" w:eastAsia="微软雅黑" w:cs="微软雅黑"/>
-                <w:b/>
-                <w:bCs/>
-                <w:sz w:val="19"/>
-                <w:szCs w:val="19"/>
-              </w:rPr>
-              <w:t>多模态向量化</w:t>
-            </w:r>
-          </w:p>
-        </w:tc>
-        <w:tc>
-          <w:tcPr>
-            <w:tcW w:w="5026" w:type="dxa"/>
-            <w:tcBorders>
-              <w:top w:val="single" w:color="CCCCCC" w:sz="0" w:space="0"/>
-              <w:left w:val="single" w:color="CCCCCC" w:sz="0" w:space="0"/>
-              <w:bottom w:val="single" w:color="CCCCCC" w:sz="0" w:space="0"/>
-              <w:right w:val="single" w:color="CCCCCC" w:sz="0" w:space="0"/>
-            </w:tcBorders>
-            <w:shd w:val="clear" w:color="auto" w:fill="F7F8FA"/>
-            <w:tcMar>
-              <w:top w:w="60" w:type="dxa"/>
-              <w:left w:w="120" w:type="dxa"/>
-              <w:bottom w:w="60" w:type="dxa"/>
-              <w:right w:w="120" w:type="dxa"/>
-            </w:tcMar>
-          </w:tcPr>
-          <w:p>
-            <w:pPr>
-              <w:spacing w:after="60" w:line="320" w:lineRule="auto"/>
-            </w:pPr>
-            <w:r>
-              <w:rPr>
-                <w:rFonts w:ascii="微软雅黑" w:hAnsi="微软雅黑" w:eastAsia="微软雅黑" w:cs="微软雅黑"/>
-                <w:sz w:val="19"/>
-                <w:szCs w:val="19"/>
-              </w:rPr>
-              <w:t>支持文本、图片、视频混合输入的统一向量化。图片和视频内容经过视觉理解描述后与文本一并向量化，实现跨模态检索。</w:t>
-            </w:r>
-          </w:p>
-        </w:tc>
-      </w:tr>
-    </w:tbl>
-    <w:p>
-      <w:pPr>
-        <w:spacing w:before="280" w:after="160"/>
-        <w:outlineLvl w:val="9"/>
-        <w:rPr>
-          <w:rFonts w:ascii="微软雅黑" w:hAnsi="微软雅黑" w:eastAsia="微软雅黑" w:cs="微软雅黑"/>
-          <w:b/>
-          <w:bCs/>
-          <w:color w:val="1A1D23"/>
-          <w:sz w:val="28"/>
-          <w:szCs w:val="28"/>
-        </w:rPr>
-      </w:pPr>
-    </w:p>
-    <w:p>
-      <w:pPr>
-        <w:spacing w:before="280" w:after="160"/>
-        <w:outlineLvl w:val="9"/>
-        <w:rPr>
-          <w:rFonts w:ascii="微软雅黑" w:hAnsi="微软雅黑" w:eastAsia="微软雅黑" w:cs="微软雅黑"/>
-          <w:b/>
-          <w:bCs/>
-          <w:color w:val="1A1D23"/>
-          <w:sz w:val="28"/>
-          <w:szCs w:val="28"/>
-        </w:rPr>
-      </w:pPr>
-    </w:p>
-    <w:p>
-      <w:pPr>
-        <w:pStyle w:val="3"/>
-        <w:spacing w:before="280" w:after="160"/>
-        <w:rPr>
-          <w:rFonts w:ascii="微软雅黑" w:hAnsi="微软雅黑" w:eastAsia="微软雅黑" w:cs="微软雅黑"/>
-          <w:b/>
-          <w:bCs/>
-          <w:color w:val="1A1D23"/>
-          <w:sz w:val="28"/>
-          <w:szCs w:val="28"/>
-        </w:rPr>
-      </w:pPr>
-      <w:bookmarkStart w:id="9" w:name="_Toc6240"/>
-      <w:r>
-        <w:rPr>
-          <w:rFonts w:ascii="微软雅黑" w:hAnsi="微软雅黑" w:eastAsia="微软雅黑" w:cs="微软雅黑"/>
-          <w:b/>
-          <w:bCs/>
-          <w:color w:val="1A1D23"/>
-          <w:sz w:val="28"/>
-          <w:szCs w:val="28"/>
-        </w:rPr>
-        <w:t>3.3  知识图谱构建</w:t>
       </w:r>
       <w:bookmarkEnd w:id="9"/>
     </w:p>
@@ -3711,7 +3652,7 @@
                 <w:sz w:val="19"/>
                 <w:szCs w:val="19"/>
               </w:rPr>
-              <w:t>实体与关系抽取</w:t>
+              <w:t>文本向量化</w:t>
             </w:r>
           </w:p>
         </w:tc>
@@ -3735,14 +3676,45 @@
           <w:p>
             <w:pPr>
               <w:spacing w:after="60" w:line="320" w:lineRule="auto"/>
-            </w:pPr>
-            <w:r>
-              <w:rPr>
-                <w:rFonts w:ascii="微软雅黑" w:hAnsi="微软雅黑" w:eastAsia="微软雅黑" w:cs="微软雅黑"/>
-                <w:sz w:val="19"/>
-                <w:szCs w:val="19"/>
-              </w:rPr>
-              <w:t>系统在文档入库时自动调用大语言模型进行实体抽取和关系识别。实体类型包括人物、组织、地点、概念、产品等；关系类型包括就职于、位于、属于、关联等。抽取结果经过置信度评估后入库。</w:t>
+              <w:rPr>
+                <w:rFonts w:ascii="微软雅黑" w:hAnsi="微软雅黑" w:eastAsia="微软雅黑" w:cs="微软雅黑"/>
+                <w:sz w:val="19"/>
+                <w:szCs w:val="19"/>
+              </w:rPr>
+            </w:pPr>
+            <w:r>
+              <w:rPr>
+                <w:rFonts w:ascii="微软雅黑" w:hAnsi="微软雅黑" w:eastAsia="微软雅黑" w:cs="微软雅黑"/>
+                <w:sz w:val="19"/>
+                <w:szCs w:val="19"/>
+              </w:rPr>
+              <w:t>使用 Embedding 模型将每段文本转换为固定维度的浮点数向量。默认使用 text-embedding-v3（1024 维）。可选替代：BGE-M3（1024 维，开源）、Qwen3-Embedding（4096 维）、Nomic-Embed-Text（768 维）。</w:t>
+            </w:r>
+          </w:p>
+          <w:p>
+            <w:pPr>
+              <w:spacing w:after="60" w:line="320" w:lineRule="auto"/>
+            </w:pPr>
+            <w:r>
+              <w:rPr>
+                <w:rFonts w:ascii="微软雅黑" w:hAnsi="微软雅黑" w:eastAsia="微软雅黑" w:cs="微软雅黑"/>
+                <w:sz w:val="19"/>
+                <w:szCs w:val="19"/>
+              </w:rPr>
+              <w:t>切换方式：修改环境变量 EMBEDDING_MODEL。</w:t>
+            </w:r>
+          </w:p>
+          <w:p>
+            <w:pPr>
+              <w:spacing w:after="60" w:line="320" w:lineRule="auto"/>
+            </w:pPr>
+            <w:r>
+              <w:rPr>
+                <w:rFonts w:ascii="微软雅黑" w:hAnsi="微软雅黑" w:eastAsia="微软雅黑" w:cs="微软雅黑"/>
+                <w:sz w:val="19"/>
+                <w:szCs w:val="19"/>
+              </w:rPr>
+              <w:t>向量维度通过 EMBEDDING_DIM 环境变量指定（默认 1024），距离计算使用余弦相似度。</w:t>
             </w:r>
           </w:p>
         </w:tc>
@@ -3792,6 +3764,424 @@
                 <w:sz w:val="19"/>
                 <w:szCs w:val="19"/>
               </w:rPr>
+              <w:t>向量索引</w:t>
+            </w:r>
+          </w:p>
+        </w:tc>
+        <w:tc>
+          <w:tcPr>
+            <w:tcW w:w="5026" w:type="dxa"/>
+            <w:tcBorders>
+              <w:top w:val="single" w:color="CCCCCC" w:sz="0" w:space="0"/>
+              <w:left w:val="single" w:color="CCCCCC" w:sz="0" w:space="0"/>
+              <w:bottom w:val="single" w:color="CCCCCC" w:sz="0" w:space="0"/>
+              <w:right w:val="single" w:color="CCCCCC" w:sz="0" w:space="0"/>
+            </w:tcBorders>
+            <w:tcMar>
+              <w:top w:w="60" w:type="dxa"/>
+              <w:left w:w="120" w:type="dxa"/>
+              <w:bottom w:w="60" w:type="dxa"/>
+              <w:right w:w="120" w:type="dxa"/>
+            </w:tcMar>
+          </w:tcPr>
+          <w:p>
+            <w:pPr>
+              <w:spacing w:after="60" w:line="320" w:lineRule="auto"/>
+            </w:pPr>
+            <w:r>
+              <w:rPr>
+                <w:rFonts w:ascii="微软雅黑" w:hAnsi="微软雅黑" w:eastAsia="微软雅黑" w:cs="微软雅黑"/>
+                <w:sz w:val="19"/>
+                <w:szCs w:val="19"/>
+              </w:rPr>
+              <w:t>采用 HNSW（分层可导航小世界图）索引结构，由 LightRAG 引擎内置。该结构在检索精度和速度之间取得了工程平衡。</w:t>
+            </w:r>
+          </w:p>
+          <w:p>
+            <w:pPr>
+              <w:spacing w:after="60" w:line="320" w:lineRule="auto"/>
+            </w:pPr>
+            <w:r>
+              <w:rPr>
+                <w:rFonts w:ascii="微软雅黑" w:hAnsi="微软雅黑" w:eastAsia="微软雅黑" w:cs="微软雅黑"/>
+                <w:sz w:val="19"/>
+                <w:szCs w:val="19"/>
+              </w:rPr>
+              <w:t>M=16（每层最大连接数），ef_construction=200（构建时搜索宽度），均为 LightRAG 默认值。</w:t>
+            </w:r>
+          </w:p>
+        </w:tc>
+      </w:tr>
+      <w:tr>
+        <w:tblPrEx>
+          <w:tblBorders>
+            <w:top w:val="single" w:color="auto" w:sz="4" w:space="0"/>
+            <w:left w:val="single" w:color="auto" w:sz="4" w:space="0"/>
+            <w:bottom w:val="single" w:color="auto" w:sz="4" w:space="0"/>
+            <w:right w:val="single" w:color="auto" w:sz="4" w:space="0"/>
+            <w:insideH w:val="single" w:color="auto" w:sz="4" w:space="0"/>
+            <w:insideV w:val="single" w:color="auto" w:sz="4" w:space="0"/>
+          </w:tblBorders>
+          <w:tblCellMar>
+            <w:top w:w="0" w:type="dxa"/>
+            <w:left w:w="10" w:type="dxa"/>
+            <w:bottom w:w="0" w:type="dxa"/>
+            <w:right w:w="10" w:type="dxa"/>
+          </w:tblCellMar>
+        </w:tblPrEx>
+        <w:tc>
+          <w:tcPr>
+            <w:tcW w:w="4000" w:type="dxa"/>
+            <w:tcBorders>
+              <w:top w:val="single" w:color="CCCCCC" w:sz="0" w:space="0"/>
+              <w:left w:val="single" w:color="CCCCCC" w:sz="0" w:space="0"/>
+              <w:bottom w:val="single" w:color="CCCCCC" w:sz="0" w:space="0"/>
+              <w:right w:val="single" w:color="CCCCCC" w:sz="0" w:space="0"/>
+            </w:tcBorders>
+            <w:shd w:val="clear" w:color="auto" w:fill="F7F8FA"/>
+            <w:tcMar>
+              <w:top w:w="60" w:type="dxa"/>
+              <w:left w:w="120" w:type="dxa"/>
+              <w:bottom w:w="60" w:type="dxa"/>
+              <w:right w:w="120" w:type="dxa"/>
+            </w:tcMar>
+          </w:tcPr>
+          <w:p>
+            <w:pPr>
+              <w:spacing w:after="60" w:line="320" w:lineRule="auto"/>
+            </w:pPr>
+            <w:r>
+              <w:rPr>
+                <w:rFonts w:ascii="微软雅黑" w:hAnsi="微软雅黑" w:eastAsia="微软雅黑" w:cs="微软雅黑"/>
+                <w:b/>
+                <w:bCs/>
+                <w:sz w:val="19"/>
+                <w:szCs w:val="19"/>
+              </w:rPr>
+              <w:t>多模态向量化</w:t>
+            </w:r>
+          </w:p>
+        </w:tc>
+        <w:tc>
+          <w:tcPr>
+            <w:tcW w:w="5026" w:type="dxa"/>
+            <w:tcBorders>
+              <w:top w:val="single" w:color="CCCCCC" w:sz="0" w:space="0"/>
+              <w:left w:val="single" w:color="CCCCCC" w:sz="0" w:space="0"/>
+              <w:bottom w:val="single" w:color="CCCCCC" w:sz="0" w:space="0"/>
+              <w:right w:val="single" w:color="CCCCCC" w:sz="0" w:space="0"/>
+            </w:tcBorders>
+            <w:shd w:val="clear" w:color="auto" w:fill="F7F8FA"/>
+            <w:tcMar>
+              <w:top w:w="60" w:type="dxa"/>
+              <w:left w:w="120" w:type="dxa"/>
+              <w:bottom w:w="60" w:type="dxa"/>
+              <w:right w:w="120" w:type="dxa"/>
+            </w:tcMar>
+          </w:tcPr>
+          <w:p>
+            <w:pPr>
+              <w:spacing w:after="60" w:line="320" w:lineRule="auto"/>
+            </w:pPr>
+            <w:r>
+              <w:rPr>
+                <w:rFonts w:ascii="微软雅黑" w:hAnsi="微软雅黑" w:eastAsia="微软雅黑" w:cs="微软雅黑"/>
+                <w:sz w:val="19"/>
+                <w:szCs w:val="19"/>
+              </w:rPr>
+              <w:t>支持文本、图片、视频混合输入的统一向量化。图片和视频内容经过视觉理解描述后与文本一并向量化，实现跨模态检索。</w:t>
+            </w:r>
+          </w:p>
+        </w:tc>
+      </w:tr>
+    </w:tbl>
+    <w:p>
+      <w:pPr>
+        <w:spacing w:before="280" w:after="160"/>
+        <w:outlineLvl w:val="9"/>
+        <w:rPr>
+          <w:rFonts w:ascii="微软雅黑" w:hAnsi="微软雅黑" w:eastAsia="微软雅黑" w:cs="微软雅黑"/>
+          <w:b/>
+          <w:bCs/>
+          <w:color w:val="1A1D23"/>
+          <w:sz w:val="28"/>
+          <w:szCs w:val="28"/>
+        </w:rPr>
+      </w:pPr>
+    </w:p>
+    <w:p>
+      <w:pPr>
+        <w:spacing w:before="280" w:after="160"/>
+        <w:outlineLvl w:val="9"/>
+        <w:rPr>
+          <w:rFonts w:ascii="微软雅黑" w:hAnsi="微软雅黑" w:eastAsia="微软雅黑" w:cs="微软雅黑"/>
+          <w:b/>
+          <w:bCs/>
+          <w:color w:val="1A1D23"/>
+          <w:sz w:val="28"/>
+          <w:szCs w:val="28"/>
+        </w:rPr>
+      </w:pPr>
+    </w:p>
+    <w:p>
+      <w:pPr>
+        <w:pStyle w:val="3"/>
+        <w:spacing w:before="280" w:after="160"/>
+        <w:rPr>
+          <w:rFonts w:ascii="微软雅黑" w:hAnsi="微软雅黑" w:eastAsia="微软雅黑" w:cs="微软雅黑"/>
+          <w:b/>
+          <w:bCs/>
+          <w:color w:val="1A1D23"/>
+          <w:sz w:val="28"/>
+          <w:szCs w:val="28"/>
+        </w:rPr>
+      </w:pPr>
+      <w:bookmarkStart w:id="10" w:name="_Toc18403"/>
+      <w:r>
+        <w:rPr>
+          <w:rFonts w:ascii="微软雅黑" w:hAnsi="微软雅黑" w:eastAsia="微软雅黑" w:cs="微软雅黑"/>
+          <w:b/>
+          <w:bCs/>
+          <w:color w:val="1A1D23"/>
+          <w:sz w:val="28"/>
+          <w:szCs w:val="28"/>
+        </w:rPr>
+        <w:t>3.3  知识图谱构建</w:t>
+      </w:r>
+      <w:bookmarkEnd w:id="10"/>
+    </w:p>
+    <w:tbl>
+      <w:tblPr>
+        <w:tblStyle w:val="13"/>
+        <w:tblW w:w="9026" w:type="dxa"/>
+        <w:tblInd w:w="0" w:type="dxa"/>
+        <w:tblBorders>
+          <w:top w:val="single" w:color="auto" w:sz="4" w:space="0"/>
+          <w:left w:val="single" w:color="auto" w:sz="4" w:space="0"/>
+          <w:bottom w:val="single" w:color="auto" w:sz="4" w:space="0"/>
+          <w:right w:val="single" w:color="auto" w:sz="4" w:space="0"/>
+          <w:insideH w:val="single" w:color="auto" w:sz="4" w:space="0"/>
+          <w:insideV w:val="single" w:color="auto" w:sz="4" w:space="0"/>
+        </w:tblBorders>
+        <w:tblLayout w:type="autofit"/>
+        <w:tblCellMar>
+          <w:top w:w="0" w:type="dxa"/>
+          <w:left w:w="10" w:type="dxa"/>
+          <w:bottom w:w="0" w:type="dxa"/>
+          <w:right w:w="10" w:type="dxa"/>
+        </w:tblCellMar>
+      </w:tblPr>
+      <w:tblGrid>
+        <w:gridCol w:w="4000"/>
+        <w:gridCol w:w="5026"/>
+      </w:tblGrid>
+      <w:tr>
+        <w:tblPrEx>
+          <w:tblBorders>
+            <w:top w:val="single" w:color="auto" w:sz="4" w:space="0"/>
+            <w:left w:val="single" w:color="auto" w:sz="4" w:space="0"/>
+            <w:bottom w:val="single" w:color="auto" w:sz="4" w:space="0"/>
+            <w:right w:val="single" w:color="auto" w:sz="4" w:space="0"/>
+            <w:insideH w:val="single" w:color="auto" w:sz="4" w:space="0"/>
+            <w:insideV w:val="single" w:color="auto" w:sz="4" w:space="0"/>
+          </w:tblBorders>
+        </w:tblPrEx>
+        <w:tc>
+          <w:tcPr>
+            <w:tcW w:w="4000" w:type="dxa"/>
+            <w:tcBorders>
+              <w:top w:val="single" w:color="CCCCCC" w:sz="0" w:space="0"/>
+              <w:left w:val="single" w:color="CCCCCC" w:sz="0" w:space="0"/>
+              <w:bottom w:val="single" w:color="CCCCCC" w:sz="0" w:space="0"/>
+              <w:right w:val="single" w:color="CCCCCC" w:sz="0" w:space="0"/>
+            </w:tcBorders>
+            <w:shd w:val="clear" w:color="auto" w:fill="1F4E79"/>
+            <w:tcMar>
+              <w:top w:w="60" w:type="dxa"/>
+              <w:left w:w="120" w:type="dxa"/>
+              <w:bottom w:w="60" w:type="dxa"/>
+              <w:right w:w="120" w:type="dxa"/>
+            </w:tcMar>
+          </w:tcPr>
+          <w:p>
+            <w:pPr>
+              <w:jc w:val="center"/>
+            </w:pPr>
+            <w:r>
+              <w:rPr>
+                <w:rFonts w:ascii="微软雅黑" w:hAnsi="微软雅黑" w:eastAsia="微软雅黑" w:cs="微软雅黑"/>
+                <w:b/>
+                <w:bCs/>
+                <w:color w:val="FFFFFF"/>
+                <w:sz w:val="19"/>
+                <w:szCs w:val="19"/>
+              </w:rPr>
+              <w:t>功能描述</w:t>
+            </w:r>
+          </w:p>
+        </w:tc>
+        <w:tc>
+          <w:tcPr>
+            <w:tcW w:w="5026" w:type="dxa"/>
+            <w:tcBorders>
+              <w:top w:val="single" w:color="CCCCCC" w:sz="0" w:space="0"/>
+              <w:left w:val="single" w:color="CCCCCC" w:sz="0" w:space="0"/>
+              <w:bottom w:val="single" w:color="CCCCCC" w:sz="0" w:space="0"/>
+              <w:right w:val="single" w:color="CCCCCC" w:sz="0" w:space="0"/>
+            </w:tcBorders>
+            <w:shd w:val="clear" w:color="auto" w:fill="1F4E79"/>
+            <w:tcMar>
+              <w:top w:w="60" w:type="dxa"/>
+              <w:left w:w="120" w:type="dxa"/>
+              <w:bottom w:w="60" w:type="dxa"/>
+              <w:right w:w="120" w:type="dxa"/>
+            </w:tcMar>
+          </w:tcPr>
+          <w:p>
+            <w:pPr>
+              <w:jc w:val="center"/>
+            </w:pPr>
+            <w:r>
+              <w:rPr>
+                <w:rFonts w:ascii="微软雅黑" w:hAnsi="微软雅黑" w:eastAsia="微软雅黑" w:cs="微软雅黑"/>
+                <w:b/>
+                <w:bCs/>
+                <w:color w:val="FFFFFF"/>
+                <w:sz w:val="19"/>
+                <w:szCs w:val="19"/>
+              </w:rPr>
+              <w:t>实现原理与关键参数</w:t>
+            </w:r>
+          </w:p>
+        </w:tc>
+      </w:tr>
+      <w:tr>
+        <w:tblPrEx>
+          <w:tblBorders>
+            <w:top w:val="single" w:color="auto" w:sz="4" w:space="0"/>
+            <w:left w:val="single" w:color="auto" w:sz="4" w:space="0"/>
+            <w:bottom w:val="single" w:color="auto" w:sz="4" w:space="0"/>
+            <w:right w:val="single" w:color="auto" w:sz="4" w:space="0"/>
+            <w:insideH w:val="single" w:color="auto" w:sz="4" w:space="0"/>
+            <w:insideV w:val="single" w:color="auto" w:sz="4" w:space="0"/>
+          </w:tblBorders>
+          <w:tblCellMar>
+            <w:top w:w="0" w:type="dxa"/>
+            <w:left w:w="10" w:type="dxa"/>
+            <w:bottom w:w="0" w:type="dxa"/>
+            <w:right w:w="10" w:type="dxa"/>
+          </w:tblCellMar>
+        </w:tblPrEx>
+        <w:tc>
+          <w:tcPr>
+            <w:tcW w:w="4000" w:type="dxa"/>
+            <w:tcBorders>
+              <w:top w:val="single" w:color="CCCCCC" w:sz="0" w:space="0"/>
+              <w:left w:val="single" w:color="CCCCCC" w:sz="0" w:space="0"/>
+              <w:bottom w:val="single" w:color="CCCCCC" w:sz="0" w:space="0"/>
+              <w:right w:val="single" w:color="CCCCCC" w:sz="0" w:space="0"/>
+            </w:tcBorders>
+            <w:shd w:val="clear" w:color="auto" w:fill="F7F8FA"/>
+            <w:tcMar>
+              <w:top w:w="60" w:type="dxa"/>
+              <w:left w:w="120" w:type="dxa"/>
+              <w:bottom w:w="60" w:type="dxa"/>
+              <w:right w:w="120" w:type="dxa"/>
+            </w:tcMar>
+          </w:tcPr>
+          <w:p>
+            <w:pPr>
+              <w:spacing w:after="60" w:line="320" w:lineRule="auto"/>
+            </w:pPr>
+            <w:r>
+              <w:rPr>
+                <w:rFonts w:ascii="微软雅黑" w:hAnsi="微软雅黑" w:eastAsia="微软雅黑" w:cs="微软雅黑"/>
+                <w:b/>
+                <w:bCs/>
+                <w:sz w:val="19"/>
+                <w:szCs w:val="19"/>
+              </w:rPr>
+              <w:t>实体与关系抽取</w:t>
+            </w:r>
+          </w:p>
+        </w:tc>
+        <w:tc>
+          <w:tcPr>
+            <w:tcW w:w="5026" w:type="dxa"/>
+            <w:tcBorders>
+              <w:top w:val="single" w:color="CCCCCC" w:sz="0" w:space="0"/>
+              <w:left w:val="single" w:color="CCCCCC" w:sz="0" w:space="0"/>
+              <w:bottom w:val="single" w:color="CCCCCC" w:sz="0" w:space="0"/>
+              <w:right w:val="single" w:color="CCCCCC" w:sz="0" w:space="0"/>
+            </w:tcBorders>
+            <w:shd w:val="clear" w:color="auto" w:fill="F7F8FA"/>
+            <w:tcMar>
+              <w:top w:w="60" w:type="dxa"/>
+              <w:left w:w="120" w:type="dxa"/>
+              <w:bottom w:w="60" w:type="dxa"/>
+              <w:right w:w="120" w:type="dxa"/>
+            </w:tcMar>
+          </w:tcPr>
+          <w:p>
+            <w:pPr>
+              <w:spacing w:after="60" w:line="320" w:lineRule="auto"/>
+            </w:pPr>
+            <w:r>
+              <w:rPr>
+                <w:rFonts w:ascii="微软雅黑" w:hAnsi="微软雅黑" w:eastAsia="微软雅黑" w:cs="微软雅黑"/>
+                <w:sz w:val="19"/>
+                <w:szCs w:val="19"/>
+              </w:rPr>
+              <w:t>系统在文档入库时自动调用大语言模型进行实体抽取和关系识别。实体类型包括人物、组织、地点、概念、产品等；关系类型包括就职于、位于、属于、关联等。抽取结果经过置信度评估后入库。</w:t>
+            </w:r>
+          </w:p>
+        </w:tc>
+      </w:tr>
+      <w:tr>
+        <w:tblPrEx>
+          <w:tblBorders>
+            <w:top w:val="single" w:color="auto" w:sz="4" w:space="0"/>
+            <w:left w:val="single" w:color="auto" w:sz="4" w:space="0"/>
+            <w:bottom w:val="single" w:color="auto" w:sz="4" w:space="0"/>
+            <w:right w:val="single" w:color="auto" w:sz="4" w:space="0"/>
+            <w:insideH w:val="single" w:color="auto" w:sz="4" w:space="0"/>
+            <w:insideV w:val="single" w:color="auto" w:sz="4" w:space="0"/>
+          </w:tblBorders>
+          <w:tblCellMar>
+            <w:top w:w="0" w:type="dxa"/>
+            <w:left w:w="10" w:type="dxa"/>
+            <w:bottom w:w="0" w:type="dxa"/>
+            <w:right w:w="10" w:type="dxa"/>
+          </w:tblCellMar>
+        </w:tblPrEx>
+        <w:tc>
+          <w:tcPr>
+            <w:tcW w:w="4000" w:type="dxa"/>
+            <w:tcBorders>
+              <w:top w:val="single" w:color="CCCCCC" w:sz="0" w:space="0"/>
+              <w:left w:val="single" w:color="CCCCCC" w:sz="0" w:space="0"/>
+              <w:bottom w:val="single" w:color="CCCCCC" w:sz="0" w:space="0"/>
+              <w:right w:val="single" w:color="CCCCCC" w:sz="0" w:space="0"/>
+            </w:tcBorders>
+            <w:tcMar>
+              <w:top w:w="60" w:type="dxa"/>
+              <w:left w:w="120" w:type="dxa"/>
+              <w:bottom w:w="60" w:type="dxa"/>
+              <w:right w:w="120" w:type="dxa"/>
+            </w:tcMar>
+          </w:tcPr>
+          <w:p>
+            <w:pPr>
+              <w:spacing w:after="60" w:line="320" w:lineRule="auto"/>
+            </w:pPr>
+            <w:r>
+              <w:rPr>
+                <w:rFonts w:ascii="微软雅黑" w:hAnsi="微软雅黑" w:eastAsia="微软雅黑" w:cs="微软雅黑"/>
+                <w:b/>
+                <w:bCs/>
+                <w:sz w:val="19"/>
+                <w:szCs w:val="19"/>
+              </w:rPr>
               <w:t>图谱存储与检索</w:t>
             </w:r>
           </w:p>
@@ -3846,7 +4236,7 @@
         <w:pStyle w:val="2"/>
         <w:spacing w:before="360" w:after="160"/>
       </w:pPr>
-      <w:bookmarkStart w:id="10" w:name="_Toc7073"/>
+      <w:bookmarkStart w:id="11" w:name="_Toc4518"/>
       <w:r>
         <w:rPr>
           <w:rFonts w:ascii="微软雅黑" w:hAnsi="微软雅黑" w:eastAsia="微软雅黑" w:cs="微软雅黑"/>
@@ -3858,14 +4248,14 @@
         </w:rPr>
         <w:t>四、智能检索与问答引擎</w:t>
       </w:r>
-      <w:bookmarkEnd w:id="10"/>
+      <w:bookmarkEnd w:id="11"/>
     </w:p>
     <w:p>
       <w:pPr>
         <w:pStyle w:val="3"/>
         <w:spacing w:before="280" w:after="160"/>
       </w:pPr>
-      <w:bookmarkStart w:id="11" w:name="_Toc8254"/>
+      <w:bookmarkStart w:id="12" w:name="_Toc26745"/>
       <w:r>
         <w:rPr>
           <w:rFonts w:ascii="微软雅黑" w:hAnsi="微软雅黑" w:eastAsia="微软雅黑" w:cs="微软雅黑"/>
@@ -3877,7 +4267,7 @@
         </w:rPr>
         <w:t>4.1  混合检索</w:t>
       </w:r>
-      <w:bookmarkEnd w:id="11"/>
+      <w:bookmarkEnd w:id="12"/>
     </w:p>
     <w:p>
       <w:pPr>
@@ -4413,7 +4803,7 @@
         <w:pStyle w:val="3"/>
         <w:spacing w:before="280" w:after="160"/>
       </w:pPr>
-      <w:bookmarkStart w:id="12" w:name="_Toc18424"/>
+      <w:bookmarkStart w:id="13" w:name="_Toc2206"/>
       <w:r>
         <w:rPr>
           <w:rFonts w:ascii="微软雅黑" w:hAnsi="微软雅黑" w:eastAsia="微软雅黑" w:cs="微软雅黑"/>
@@ -4424,407 +4814,6 @@
           <w:szCs w:val="28"/>
         </w:rPr>
         <w:t>4.2  流式问答</w:t>
-      </w:r>
-      <w:bookmarkEnd w:id="12"/>
-    </w:p>
-    <w:tbl>
-      <w:tblPr>
-        <w:tblStyle w:val="13"/>
-        <w:tblW w:w="9026" w:type="dxa"/>
-        <w:tblInd w:w="0" w:type="dxa"/>
-        <w:tblBorders>
-          <w:top w:val="single" w:color="auto" w:sz="4" w:space="0"/>
-          <w:left w:val="single" w:color="auto" w:sz="4" w:space="0"/>
-          <w:bottom w:val="single" w:color="auto" w:sz="4" w:space="0"/>
-          <w:right w:val="single" w:color="auto" w:sz="4" w:space="0"/>
-          <w:insideH w:val="single" w:color="auto" w:sz="4" w:space="0"/>
-          <w:insideV w:val="single" w:color="auto" w:sz="4" w:space="0"/>
-        </w:tblBorders>
-        <w:tblLayout w:type="autofit"/>
-        <w:tblCellMar>
-          <w:top w:w="0" w:type="dxa"/>
-          <w:left w:w="10" w:type="dxa"/>
-          <w:bottom w:w="0" w:type="dxa"/>
-          <w:right w:w="10" w:type="dxa"/>
-        </w:tblCellMar>
-      </w:tblPr>
-      <w:tblGrid>
-        <w:gridCol w:w="4000"/>
-        <w:gridCol w:w="5026"/>
-      </w:tblGrid>
-      <w:tr>
-        <w:tblPrEx>
-          <w:tblBorders>
-            <w:top w:val="single" w:color="auto" w:sz="4" w:space="0"/>
-            <w:left w:val="single" w:color="auto" w:sz="4" w:space="0"/>
-            <w:bottom w:val="single" w:color="auto" w:sz="4" w:space="0"/>
-            <w:right w:val="single" w:color="auto" w:sz="4" w:space="0"/>
-            <w:insideH w:val="single" w:color="auto" w:sz="4" w:space="0"/>
-            <w:insideV w:val="single" w:color="auto" w:sz="4" w:space="0"/>
-          </w:tblBorders>
-          <w:tblCellMar>
-            <w:top w:w="0" w:type="dxa"/>
-            <w:left w:w="10" w:type="dxa"/>
-            <w:bottom w:w="0" w:type="dxa"/>
-            <w:right w:w="10" w:type="dxa"/>
-          </w:tblCellMar>
-        </w:tblPrEx>
-        <w:tc>
-          <w:tcPr>
-            <w:tcW w:w="4000" w:type="dxa"/>
-            <w:tcBorders>
-              <w:top w:val="single" w:color="CCCCCC" w:sz="0" w:space="0"/>
-              <w:left w:val="single" w:color="CCCCCC" w:sz="0" w:space="0"/>
-              <w:bottom w:val="single" w:color="CCCCCC" w:sz="0" w:space="0"/>
-              <w:right w:val="single" w:color="CCCCCC" w:sz="0" w:space="0"/>
-            </w:tcBorders>
-            <w:shd w:val="clear" w:color="auto" w:fill="1F4E79"/>
-            <w:tcMar>
-              <w:top w:w="60" w:type="dxa"/>
-              <w:left w:w="120" w:type="dxa"/>
-              <w:bottom w:w="60" w:type="dxa"/>
-              <w:right w:w="120" w:type="dxa"/>
-            </w:tcMar>
-          </w:tcPr>
-          <w:p>
-            <w:pPr>
-              <w:jc w:val="center"/>
-            </w:pPr>
-            <w:r>
-              <w:rPr>
-                <w:rFonts w:ascii="微软雅黑" w:hAnsi="微软雅黑" w:eastAsia="微软雅黑" w:cs="微软雅黑"/>
-                <w:b/>
-                <w:bCs/>
-                <w:color w:val="FFFFFF"/>
-                <w:sz w:val="19"/>
-                <w:szCs w:val="19"/>
-              </w:rPr>
-              <w:t>功能描述</w:t>
-            </w:r>
-          </w:p>
-        </w:tc>
-        <w:tc>
-          <w:tcPr>
-            <w:tcW w:w="5026" w:type="dxa"/>
-            <w:tcBorders>
-              <w:top w:val="single" w:color="CCCCCC" w:sz="0" w:space="0"/>
-              <w:left w:val="single" w:color="CCCCCC" w:sz="0" w:space="0"/>
-              <w:bottom w:val="single" w:color="CCCCCC" w:sz="0" w:space="0"/>
-              <w:right w:val="single" w:color="CCCCCC" w:sz="0" w:space="0"/>
-            </w:tcBorders>
-            <w:shd w:val="clear" w:color="auto" w:fill="1F4E79"/>
-            <w:tcMar>
-              <w:top w:w="60" w:type="dxa"/>
-              <w:left w:w="120" w:type="dxa"/>
-              <w:bottom w:w="60" w:type="dxa"/>
-              <w:right w:w="120" w:type="dxa"/>
-            </w:tcMar>
-          </w:tcPr>
-          <w:p>
-            <w:pPr>
-              <w:jc w:val="center"/>
-            </w:pPr>
-            <w:r>
-              <w:rPr>
-                <w:rFonts w:ascii="微软雅黑" w:hAnsi="微软雅黑" w:eastAsia="微软雅黑" w:cs="微软雅黑"/>
-                <w:b/>
-                <w:bCs/>
-                <w:color w:val="FFFFFF"/>
-                <w:sz w:val="19"/>
-                <w:szCs w:val="19"/>
-              </w:rPr>
-              <w:t>实现原理与关键参数</w:t>
-            </w:r>
-          </w:p>
-        </w:tc>
-      </w:tr>
-      <w:tr>
-        <w:tblPrEx>
-          <w:tblBorders>
-            <w:top w:val="single" w:color="auto" w:sz="4" w:space="0"/>
-            <w:left w:val="single" w:color="auto" w:sz="4" w:space="0"/>
-            <w:bottom w:val="single" w:color="auto" w:sz="4" w:space="0"/>
-            <w:right w:val="single" w:color="auto" w:sz="4" w:space="0"/>
-            <w:insideH w:val="single" w:color="auto" w:sz="4" w:space="0"/>
-            <w:insideV w:val="single" w:color="auto" w:sz="4" w:space="0"/>
-          </w:tblBorders>
-          <w:tblCellMar>
-            <w:top w:w="0" w:type="dxa"/>
-            <w:left w:w="10" w:type="dxa"/>
-            <w:bottom w:w="0" w:type="dxa"/>
-            <w:right w:w="10" w:type="dxa"/>
-          </w:tblCellMar>
-        </w:tblPrEx>
-        <w:tc>
-          <w:tcPr>
-            <w:tcW w:w="4000" w:type="dxa"/>
-            <w:tcBorders>
-              <w:top w:val="single" w:color="CCCCCC" w:sz="0" w:space="0"/>
-              <w:left w:val="single" w:color="CCCCCC" w:sz="0" w:space="0"/>
-              <w:bottom w:val="single" w:color="CCCCCC" w:sz="0" w:space="0"/>
-              <w:right w:val="single" w:color="CCCCCC" w:sz="0" w:space="0"/>
-            </w:tcBorders>
-            <w:shd w:val="clear" w:color="auto" w:fill="F7F8FA"/>
-            <w:tcMar>
-              <w:top w:w="60" w:type="dxa"/>
-              <w:left w:w="120" w:type="dxa"/>
-              <w:bottom w:w="60" w:type="dxa"/>
-              <w:right w:w="120" w:type="dxa"/>
-            </w:tcMar>
-          </w:tcPr>
-          <w:p>
-            <w:pPr>
-              <w:spacing w:after="60" w:line="320" w:lineRule="auto"/>
-            </w:pPr>
-            <w:r>
-              <w:rPr>
-                <w:rFonts w:ascii="微软雅黑" w:hAnsi="微软雅黑" w:eastAsia="微软雅黑" w:cs="微软雅黑"/>
-                <w:b/>
-                <w:bCs/>
-                <w:sz w:val="19"/>
-                <w:szCs w:val="19"/>
-              </w:rPr>
-              <w:t>SSE 流式推送</w:t>
-            </w:r>
-          </w:p>
-        </w:tc>
-        <w:tc>
-          <w:tcPr>
-            <w:tcW w:w="5026" w:type="dxa"/>
-            <w:tcBorders>
-              <w:top w:val="single" w:color="CCCCCC" w:sz="0" w:space="0"/>
-              <w:left w:val="single" w:color="CCCCCC" w:sz="0" w:space="0"/>
-              <w:bottom w:val="single" w:color="CCCCCC" w:sz="0" w:space="0"/>
-              <w:right w:val="single" w:color="CCCCCC" w:sz="0" w:space="0"/>
-            </w:tcBorders>
-            <w:shd w:val="clear" w:color="auto" w:fill="F7F8FA"/>
-            <w:tcMar>
-              <w:top w:w="60" w:type="dxa"/>
-              <w:left w:w="120" w:type="dxa"/>
-              <w:bottom w:w="60" w:type="dxa"/>
-              <w:right w:w="120" w:type="dxa"/>
-            </w:tcMar>
-          </w:tcPr>
-          <w:p>
-            <w:pPr>
-              <w:spacing w:after="60" w:line="320" w:lineRule="auto"/>
-            </w:pPr>
-            <w:r>
-              <w:rPr>
-                <w:rFonts w:ascii="微软雅黑" w:hAnsi="微软雅黑" w:eastAsia="微软雅黑" w:cs="微软雅黑"/>
-                <w:sz w:val="19"/>
-                <w:szCs w:val="19"/>
-              </w:rPr>
-              <w:t>回答通过 SSE（Server-Sent Events）协议逐 token 推送至前端，避免用户长时间等待。推送流程：系统先发送检索状态（thinking），再逐字输出答案（token），最后发送完成标记（done，含 token 用量统计）。</w:t>
-            </w:r>
-          </w:p>
-          <w:p>
-            <w:pPr>
-              <w:spacing w:after="60" w:line="320" w:lineRule="auto"/>
-            </w:pPr>
-            <w:r>
-              <w:rPr>
-                <w:rFonts w:ascii="微软雅黑" w:hAnsi="微软雅黑" w:eastAsia="微软雅黑" w:cs="微软雅黑"/>
-                <w:sz w:val="19"/>
-                <w:szCs w:val="19"/>
-              </w:rPr>
-              <w:t>端点：/api/query/stream（REST SSE）和 /api/agents/{id}/query/stream（WebSocket SSE）两种方式。</w:t>
-            </w:r>
-          </w:p>
-        </w:tc>
-      </w:tr>
-      <w:tr>
-        <w:tblPrEx>
-          <w:tblBorders>
-            <w:top w:val="single" w:color="auto" w:sz="4" w:space="0"/>
-            <w:left w:val="single" w:color="auto" w:sz="4" w:space="0"/>
-            <w:bottom w:val="single" w:color="auto" w:sz="4" w:space="0"/>
-            <w:right w:val="single" w:color="auto" w:sz="4" w:space="0"/>
-            <w:insideH w:val="single" w:color="auto" w:sz="4" w:space="0"/>
-            <w:insideV w:val="single" w:color="auto" w:sz="4" w:space="0"/>
-          </w:tblBorders>
-          <w:tblCellMar>
-            <w:top w:w="0" w:type="dxa"/>
-            <w:left w:w="10" w:type="dxa"/>
-            <w:bottom w:w="0" w:type="dxa"/>
-            <w:right w:w="10" w:type="dxa"/>
-          </w:tblCellMar>
-        </w:tblPrEx>
-        <w:tc>
-          <w:tcPr>
-            <w:tcW w:w="4000" w:type="dxa"/>
-            <w:tcBorders>
-              <w:top w:val="single" w:color="CCCCCC" w:sz="0" w:space="0"/>
-              <w:left w:val="single" w:color="CCCCCC" w:sz="0" w:space="0"/>
-              <w:bottom w:val="single" w:color="CCCCCC" w:sz="0" w:space="0"/>
-              <w:right w:val="single" w:color="CCCCCC" w:sz="0" w:space="0"/>
-            </w:tcBorders>
-            <w:tcMar>
-              <w:top w:w="60" w:type="dxa"/>
-              <w:left w:w="120" w:type="dxa"/>
-              <w:bottom w:w="60" w:type="dxa"/>
-              <w:right w:w="120" w:type="dxa"/>
-            </w:tcMar>
-          </w:tcPr>
-          <w:p>
-            <w:pPr>
-              <w:spacing w:after="60" w:line="320" w:lineRule="auto"/>
-            </w:pPr>
-            <w:r>
-              <w:rPr>
-                <w:rFonts w:ascii="微软雅黑" w:hAnsi="微软雅黑" w:eastAsia="微软雅黑" w:cs="微软雅黑"/>
-                <w:b/>
-                <w:bCs/>
-                <w:sz w:val="19"/>
-                <w:szCs w:val="19"/>
-              </w:rPr>
-              <w:t>答案溯源</w:t>
-            </w:r>
-          </w:p>
-        </w:tc>
-        <w:tc>
-          <w:tcPr>
-            <w:tcW w:w="5026" w:type="dxa"/>
-            <w:tcBorders>
-              <w:top w:val="single" w:color="CCCCCC" w:sz="0" w:space="0"/>
-              <w:left w:val="single" w:color="CCCCCC" w:sz="0" w:space="0"/>
-              <w:bottom w:val="single" w:color="CCCCCC" w:sz="0" w:space="0"/>
-              <w:right w:val="single" w:color="CCCCCC" w:sz="0" w:space="0"/>
-            </w:tcBorders>
-            <w:tcMar>
-              <w:top w:w="60" w:type="dxa"/>
-              <w:left w:w="120" w:type="dxa"/>
-              <w:bottom w:w="60" w:type="dxa"/>
-              <w:right w:w="120" w:type="dxa"/>
-            </w:tcMar>
-          </w:tcPr>
-          <w:p>
-            <w:pPr>
-              <w:spacing w:after="60" w:line="320" w:lineRule="auto"/>
-            </w:pPr>
-            <w:r>
-              <w:rPr>
-                <w:rFonts w:ascii="微软雅黑" w:hAnsi="微软雅黑" w:eastAsia="微软雅黑" w:cs="微软雅黑"/>
-                <w:sz w:val="19"/>
-                <w:szCs w:val="19"/>
-              </w:rPr>
-              <w:t>每个回答附带引用标注，格式为 citation:文档名#分段ID，前端可点击直接跳转至原始文档对应段落。检索到的相关图片也一并返回并嵌入回答中。</w:t>
-            </w:r>
-          </w:p>
-        </w:tc>
-      </w:tr>
-      <w:tr>
-        <w:tblPrEx>
-          <w:tblBorders>
-            <w:top w:val="single" w:color="auto" w:sz="4" w:space="0"/>
-            <w:left w:val="single" w:color="auto" w:sz="4" w:space="0"/>
-            <w:bottom w:val="single" w:color="auto" w:sz="4" w:space="0"/>
-            <w:right w:val="single" w:color="auto" w:sz="4" w:space="0"/>
-            <w:insideH w:val="single" w:color="auto" w:sz="4" w:space="0"/>
-            <w:insideV w:val="single" w:color="auto" w:sz="4" w:space="0"/>
-          </w:tblBorders>
-          <w:tblCellMar>
-            <w:top w:w="0" w:type="dxa"/>
-            <w:left w:w="10" w:type="dxa"/>
-            <w:bottom w:w="0" w:type="dxa"/>
-            <w:right w:w="10" w:type="dxa"/>
-          </w:tblCellMar>
-        </w:tblPrEx>
-        <w:tc>
-          <w:tcPr>
-            <w:tcW w:w="4000" w:type="dxa"/>
-            <w:tcBorders>
-              <w:top w:val="single" w:color="CCCCCC" w:sz="0" w:space="0"/>
-              <w:left w:val="single" w:color="CCCCCC" w:sz="0" w:space="0"/>
-              <w:bottom w:val="single" w:color="CCCCCC" w:sz="0" w:space="0"/>
-              <w:right w:val="single" w:color="CCCCCC" w:sz="0" w:space="0"/>
-            </w:tcBorders>
-            <w:shd w:val="clear" w:color="auto" w:fill="F7F8FA"/>
-            <w:tcMar>
-              <w:top w:w="60" w:type="dxa"/>
-              <w:left w:w="120" w:type="dxa"/>
-              <w:bottom w:w="60" w:type="dxa"/>
-              <w:right w:w="120" w:type="dxa"/>
-            </w:tcMar>
-          </w:tcPr>
-          <w:p>
-            <w:pPr>
-              <w:spacing w:after="60" w:line="320" w:lineRule="auto"/>
-            </w:pPr>
-            <w:r>
-              <w:rPr>
-                <w:rFonts w:ascii="微软雅黑" w:hAnsi="微软雅黑" w:eastAsia="微软雅黑" w:cs="微软雅黑"/>
-                <w:b/>
-                <w:bCs/>
-                <w:sz w:val="19"/>
-                <w:szCs w:val="19"/>
-              </w:rPr>
-              <w:t>查询改写（基础版）</w:t>
-            </w:r>
-          </w:p>
-        </w:tc>
-        <w:tc>
-          <w:tcPr>
-            <w:tcW w:w="5026" w:type="dxa"/>
-            <w:tcBorders>
-              <w:top w:val="single" w:color="CCCCCC" w:sz="0" w:space="0"/>
-              <w:left w:val="single" w:color="CCCCCC" w:sz="0" w:space="0"/>
-              <w:bottom w:val="single" w:color="CCCCCC" w:sz="0" w:space="0"/>
-              <w:right w:val="single" w:color="CCCCCC" w:sz="0" w:space="0"/>
-            </w:tcBorders>
-            <w:shd w:val="clear" w:color="auto" w:fill="F7F8FA"/>
-            <w:tcMar>
-              <w:top w:w="60" w:type="dxa"/>
-              <w:left w:w="120" w:type="dxa"/>
-              <w:bottom w:w="60" w:type="dxa"/>
-              <w:right w:w="120" w:type="dxa"/>
-            </w:tcMar>
-          </w:tcPr>
-          <w:p>
-            <w:pPr>
-              <w:spacing w:after="60" w:line="320" w:lineRule="auto"/>
-            </w:pPr>
-            <w:r>
-              <w:rPr>
-                <w:rFonts w:ascii="微软雅黑" w:hAnsi="微软雅黑" w:eastAsia="微软雅黑" w:cs="微软雅黑"/>
-                <w:sz w:val="19"/>
-                <w:szCs w:val="19"/>
-              </w:rPr>
-              <w:t>系统在 SSE 流式管线中已集成基础查询改写功能（rewrite_query 函数）。当改写后的查询与原始查询不同时，系统使用改写后的查询进行检索，提升召回覆盖面。</w:t>
-            </w:r>
-          </w:p>
-          <w:p>
-            <w:pPr>
-              <w:spacing w:after="60" w:line="320" w:lineRule="auto"/>
-            </w:pPr>
-            <w:r>
-              <w:rPr>
-                <w:rFonts w:ascii="微软雅黑" w:hAnsi="微软雅黑" w:eastAsia="微软雅黑" w:cs="微软雅黑"/>
-                <w:sz w:val="19"/>
-                <w:szCs w:val="19"/>
-              </w:rPr>
-              <w:t>注：HyDE 假设文档嵌入和 Multi-Query 多路变体生成等增强改写策略为后续版本计划，当前尚未独立封装。</w:t>
-            </w:r>
-          </w:p>
-        </w:tc>
-      </w:tr>
-    </w:tbl>
-    <w:p>
-      <w:pPr>
-        <w:pStyle w:val="3"/>
-        <w:spacing w:before="280" w:after="160"/>
-      </w:pPr>
-      <w:bookmarkStart w:id="13" w:name="_Toc19981"/>
-      <w:r>
-        <w:rPr>
-          <w:rFonts w:ascii="微软雅黑" w:hAnsi="微软雅黑" w:eastAsia="微软雅黑" w:cs="微软雅黑"/>
-          <w:b/>
-          <w:bCs/>
-          <w:color w:val="1A1D23"/>
-          <w:sz w:val="28"/>
-          <w:szCs w:val="28"/>
-        </w:rPr>
-        <w:t>4.3  五种检索模式</w:t>
       </w:r>
       <w:bookmarkEnd w:id="13"/>
     </w:p>
@@ -4985,7 +4974,7 @@
                 <w:sz w:val="19"/>
                 <w:szCs w:val="19"/>
               </w:rPr>
-              <w:t>hybrid（混合检索，默认）</w:t>
+              <w:t>SSE 流式推送</w:t>
             </w:r>
           </w:p>
         </w:tc>
@@ -5016,7 +5005,20 @@
                 <w:sz w:val="19"/>
                 <w:szCs w:val="19"/>
               </w:rPr>
-              <w:t>同时使用关键词匹配、向量语义和知识图谱三种通道进行检索并融合结果。适用于大多数通用问答场景。</w:t>
+              <w:t>回答通过 SSE（Server-Sent Events）协议逐 token 推送至前端，避免用户长时间等待。推送流程：系统先发送检索状态（thinking），再逐字输出答案（token），最后发送完成标记（done，含 token 用量统计）。</w:t>
+            </w:r>
+          </w:p>
+          <w:p>
+            <w:pPr>
+              <w:spacing w:after="60" w:line="320" w:lineRule="auto"/>
+            </w:pPr>
+            <w:r>
+              <w:rPr>
+                <w:rFonts w:ascii="微软雅黑" w:hAnsi="微软雅黑" w:eastAsia="微软雅黑" w:cs="微软雅黑"/>
+                <w:sz w:val="19"/>
+                <w:szCs w:val="19"/>
+              </w:rPr>
+              <w:t>端点：/api/query/stream（REST SSE）和 /api/agents/{id}/query/stream（WebSocket SSE）两种方式。</w:t>
             </w:r>
           </w:p>
         </w:tc>
@@ -5066,7 +5068,7 @@
                 <w:sz w:val="19"/>
                 <w:szCs w:val="19"/>
               </w:rPr>
-              <w:t>local（本地检索）</w:t>
+              <w:t>答案溯源</w:t>
             </w:r>
           </w:p>
         </w:tc>
@@ -5096,7 +5098,7 @@
                 <w:sz w:val="19"/>
                 <w:szCs w:val="19"/>
               </w:rPr>
-              <w:t>仅使用关键词和向量通道，不启用知识图谱。适用于对响应速度要求高、实体关联需求不强的场景。</w:t>
+              <w:t>每个回答附带引用标注，格式为 citation:文档名#分段ID，前端可点击直接跳转至原始文档对应段落。检索到的相关图片也一并返回并嵌入回答中。</w:t>
             </w:r>
           </w:p>
         </w:tc>
@@ -5147,7 +5149,7 @@
                 <w:sz w:val="19"/>
                 <w:szCs w:val="19"/>
               </w:rPr>
-              <w:t>global（全局检索）</w:t>
+              <w:t>查询改写（基础版）</w:t>
             </w:r>
           </w:p>
         </w:tc>
@@ -5178,199 +5180,31 @@
                 <w:sz w:val="19"/>
                 <w:szCs w:val="19"/>
               </w:rPr>
-              <w:t>在 local 基础上增强知识图谱的权重，适用于需要跨文档实体关联分析的场景。</w:t>
-            </w:r>
-          </w:p>
-        </w:tc>
-      </w:tr>
-      <w:tr>
-        <w:tblPrEx>
-          <w:tblBorders>
-            <w:top w:val="single" w:color="auto" w:sz="4" w:space="0"/>
-            <w:left w:val="single" w:color="auto" w:sz="4" w:space="0"/>
-            <w:bottom w:val="single" w:color="auto" w:sz="4" w:space="0"/>
-            <w:right w:val="single" w:color="auto" w:sz="4" w:space="0"/>
-            <w:insideH w:val="single" w:color="auto" w:sz="4" w:space="0"/>
-            <w:insideV w:val="single" w:color="auto" w:sz="4" w:space="0"/>
-          </w:tblBorders>
-          <w:tblCellMar>
-            <w:top w:w="0" w:type="dxa"/>
-            <w:left w:w="10" w:type="dxa"/>
-            <w:bottom w:w="0" w:type="dxa"/>
-            <w:right w:w="10" w:type="dxa"/>
-          </w:tblCellMar>
-        </w:tblPrEx>
-        <w:tc>
-          <w:tcPr>
-            <w:tcW w:w="4000" w:type="dxa"/>
-            <w:tcBorders>
-              <w:top w:val="single" w:color="CCCCCC" w:sz="0" w:space="0"/>
-              <w:left w:val="single" w:color="CCCCCC" w:sz="0" w:space="0"/>
-              <w:bottom w:val="single" w:color="CCCCCC" w:sz="0" w:space="0"/>
-              <w:right w:val="single" w:color="CCCCCC" w:sz="0" w:space="0"/>
-            </w:tcBorders>
-            <w:tcMar>
-              <w:top w:w="60" w:type="dxa"/>
-              <w:left w:w="120" w:type="dxa"/>
-              <w:bottom w:w="60" w:type="dxa"/>
-              <w:right w:w="120" w:type="dxa"/>
-            </w:tcMar>
-          </w:tcPr>
-          <w:p>
-            <w:pPr>
-              <w:spacing w:after="60" w:line="320" w:lineRule="auto"/>
-            </w:pPr>
-            <w:r>
-              <w:rPr>
-                <w:rFonts w:ascii="微软雅黑" w:hAnsi="微软雅黑" w:eastAsia="微软雅黑" w:cs="微软雅黑"/>
-                <w:b/>
-                <w:bCs/>
-                <w:sz w:val="19"/>
-                <w:szCs w:val="19"/>
-              </w:rPr>
-              <w:t>naive（朴素检索）</w:t>
-            </w:r>
-          </w:p>
-        </w:tc>
-        <w:tc>
-          <w:tcPr>
-            <w:tcW w:w="5026" w:type="dxa"/>
-            <w:tcBorders>
-              <w:top w:val="single" w:color="CCCCCC" w:sz="0" w:space="0"/>
-              <w:left w:val="single" w:color="CCCCCC" w:sz="0" w:space="0"/>
-              <w:bottom w:val="single" w:color="CCCCCC" w:sz="0" w:space="0"/>
-              <w:right w:val="single" w:color="CCCCCC" w:sz="0" w:space="0"/>
-            </w:tcBorders>
-            <w:tcMar>
-              <w:top w:w="60" w:type="dxa"/>
-              <w:left w:w="120" w:type="dxa"/>
-              <w:bottom w:w="60" w:type="dxa"/>
-              <w:right w:w="120" w:type="dxa"/>
-            </w:tcMar>
-          </w:tcPr>
-          <w:p>
-            <w:pPr>
-              <w:spacing w:after="60" w:line="320" w:lineRule="auto"/>
-            </w:pPr>
-            <w:r>
-              <w:rPr>
-                <w:rFonts w:ascii="微软雅黑" w:hAnsi="微软雅黑" w:eastAsia="微软雅黑" w:cs="微软雅黑"/>
-                <w:sz w:val="19"/>
-                <w:szCs w:val="19"/>
-              </w:rPr>
-              <w:t>仅使用基础的向量相似度检索，不经过重排序等后处理步骤。响应速度最快，适用于简单查询。</w:t>
-            </w:r>
-          </w:p>
-        </w:tc>
-      </w:tr>
-      <w:tr>
-        <w:tblPrEx>
-          <w:tblBorders>
-            <w:top w:val="single" w:color="auto" w:sz="4" w:space="0"/>
-            <w:left w:val="single" w:color="auto" w:sz="4" w:space="0"/>
-            <w:bottom w:val="single" w:color="auto" w:sz="4" w:space="0"/>
-            <w:right w:val="single" w:color="auto" w:sz="4" w:space="0"/>
-            <w:insideH w:val="single" w:color="auto" w:sz="4" w:space="0"/>
-            <w:insideV w:val="single" w:color="auto" w:sz="4" w:space="0"/>
-          </w:tblBorders>
-          <w:tblCellMar>
-            <w:top w:w="0" w:type="dxa"/>
-            <w:left w:w="10" w:type="dxa"/>
-            <w:bottom w:w="0" w:type="dxa"/>
-            <w:right w:w="10" w:type="dxa"/>
-          </w:tblCellMar>
-        </w:tblPrEx>
-        <w:tc>
-          <w:tcPr>
-            <w:tcW w:w="4000" w:type="dxa"/>
-            <w:tcBorders>
-              <w:top w:val="single" w:color="CCCCCC" w:sz="0" w:space="0"/>
-              <w:left w:val="single" w:color="CCCCCC" w:sz="0" w:space="0"/>
-              <w:bottom w:val="single" w:color="CCCCCC" w:sz="0" w:space="0"/>
-              <w:right w:val="single" w:color="CCCCCC" w:sz="0" w:space="0"/>
-            </w:tcBorders>
-            <w:shd w:val="clear" w:color="auto" w:fill="F7F8FA"/>
-            <w:tcMar>
-              <w:top w:w="60" w:type="dxa"/>
-              <w:left w:w="120" w:type="dxa"/>
-              <w:bottom w:w="60" w:type="dxa"/>
-              <w:right w:w="120" w:type="dxa"/>
-            </w:tcMar>
-          </w:tcPr>
-          <w:p>
-            <w:pPr>
-              <w:spacing w:after="60" w:line="320" w:lineRule="auto"/>
-            </w:pPr>
-            <w:r>
-              <w:rPr>
-                <w:rFonts w:ascii="微软雅黑" w:hAnsi="微软雅黑" w:eastAsia="微软雅黑" w:cs="微软雅黑"/>
-                <w:b/>
-                <w:bCs/>
-                <w:sz w:val="19"/>
-                <w:szCs w:val="19"/>
-              </w:rPr>
-              <w:t>mix（混合模式）</w:t>
-            </w:r>
-          </w:p>
-        </w:tc>
-        <w:tc>
-          <w:tcPr>
-            <w:tcW w:w="5026" w:type="dxa"/>
-            <w:tcBorders>
-              <w:top w:val="single" w:color="CCCCCC" w:sz="0" w:space="0"/>
-              <w:left w:val="single" w:color="CCCCCC" w:sz="0" w:space="0"/>
-              <w:bottom w:val="single" w:color="CCCCCC" w:sz="0" w:space="0"/>
-              <w:right w:val="single" w:color="CCCCCC" w:sz="0" w:space="0"/>
-            </w:tcBorders>
-            <w:shd w:val="clear" w:color="auto" w:fill="F7F8FA"/>
-            <w:tcMar>
-              <w:top w:w="60" w:type="dxa"/>
-              <w:left w:w="120" w:type="dxa"/>
-              <w:bottom w:w="60" w:type="dxa"/>
-              <w:right w:w="120" w:type="dxa"/>
-            </w:tcMar>
-          </w:tcPr>
-          <w:p>
-            <w:pPr>
-              <w:spacing w:after="60" w:line="320" w:lineRule="auto"/>
-            </w:pPr>
-            <w:r>
-              <w:rPr>
-                <w:rFonts w:ascii="微软雅黑" w:hAnsi="微软雅黑" w:eastAsia="微软雅黑" w:cs="微软雅黑"/>
-                <w:sz w:val="19"/>
-                <w:szCs w:val="19"/>
-              </w:rPr>
-              <w:t>综合多种策略的检索模式，由 LightRAG 引擎内部进行策略选择和结果融合。</w:t>
+              <w:t>系统在 SSE 流式管线中已集成基础查询改写功能（rewrite_query 函数）。当改写后的查询与原始查询不同时，系统使用改写后的查询进行检索，提升召回覆盖面。</w:t>
+            </w:r>
+          </w:p>
+          <w:p>
+            <w:pPr>
+              <w:spacing w:after="60" w:line="320" w:lineRule="auto"/>
+            </w:pPr>
+            <w:r>
+              <w:rPr>
+                <w:rFonts w:ascii="微软雅黑" w:hAnsi="微软雅黑" w:eastAsia="微软雅黑" w:cs="微软雅黑"/>
+                <w:sz w:val="19"/>
+                <w:szCs w:val="19"/>
+              </w:rPr>
+              <w:t>注：HyDE 假设文档嵌入和 Multi-Query 多路变体生成等增强改写策略为后续版本计划，当前尚未独立封装。</w:t>
             </w:r>
           </w:p>
         </w:tc>
       </w:tr>
     </w:tbl>
-    <w:p>
-      <w:pPr>
-        <w:pStyle w:val="2"/>
-        <w:spacing w:before="360" w:after="160"/>
-      </w:pPr>
-      <w:bookmarkStart w:id="14" w:name="_Toc10801"/>
-      <w:r>
-        <w:rPr>
-          <w:rFonts w:ascii="微软雅黑" w:hAnsi="微软雅黑" w:eastAsia="微软雅黑" w:cs="微软雅黑"/>
-          <w:b/>
-          <w:bCs/>
-          <w:color w:val="1A1D23"/>
-          <w:sz w:val="36"/>
-          <w:szCs w:val="36"/>
-        </w:rPr>
-        <w:t>五、知识库管理</w:t>
-      </w:r>
-      <w:bookmarkEnd w:id="14"/>
-    </w:p>
     <w:p>
       <w:pPr>
         <w:pStyle w:val="3"/>
         <w:spacing w:before="280" w:after="160"/>
       </w:pPr>
-      <w:bookmarkStart w:id="15" w:name="_Toc22537"/>
+      <w:bookmarkStart w:id="14" w:name="_Toc14212"/>
       <w:r>
         <w:rPr>
           <w:rFonts w:ascii="微软雅黑" w:hAnsi="微软雅黑" w:eastAsia="微软雅黑" w:cs="微软雅黑"/>
@@ -5380,9 +5214,9 @@
           <w:sz w:val="28"/>
           <w:szCs w:val="28"/>
         </w:rPr>
-        <w:t>5.1  知识库类型</w:t>
+        <w:t>4.3  五种检索模式</w:t>
       </w:r>
-      <w:bookmarkEnd w:id="15"/>
+      <w:bookmarkEnd w:id="14"/>
     </w:p>
     <w:tbl>
       <w:tblPr>
@@ -5541,7 +5375,7 @@
                 <w:sz w:val="19"/>
                 <w:szCs w:val="19"/>
               </w:rPr>
-              <w:t>通用知识库</w:t>
+              <w:t>hybrid（混合检索，默认）</w:t>
             </w:r>
           </w:p>
         </w:tc>
@@ -5565,32 +5399,14 @@
           <w:p>
             <w:pPr>
               <w:spacing w:after="60" w:line="320" w:lineRule="auto"/>
-              <w:rPr>
-                <w:rFonts w:ascii="微软雅黑" w:hAnsi="微软雅黑" w:eastAsia="微软雅黑" w:cs="微软雅黑"/>
-                <w:sz w:val="19"/>
-                <w:szCs w:val="19"/>
-              </w:rPr>
-            </w:pPr>
-            <w:r>
-              <w:rPr>
-                <w:rFonts w:ascii="微软雅黑" w:hAnsi="微软雅黑" w:eastAsia="微软雅黑" w:cs="微软雅黑"/>
-                <w:sz w:val="19"/>
-                <w:szCs w:val="19"/>
-              </w:rPr>
-              <w:t>存储各类文档、表格、图片、音频和视频。入库时自动完成分块、向量化和知识图谱构建。</w:t>
-            </w:r>
-          </w:p>
-          <w:p>
-            <w:pPr>
-              <w:spacing w:after="60" w:line="320" w:lineRule="auto"/>
-            </w:pPr>
-            <w:r>
-              <w:rPr>
-                <w:rFonts w:ascii="微软雅黑" w:hAnsi="微软雅黑" w:eastAsia="微软雅黑" w:cs="微软雅黑"/>
-                <w:sz w:val="19"/>
-                <w:szCs w:val="19"/>
-              </w:rPr>
-              <w:t>检索采用混合检索（hybrid 模式）。单知识库上限 5000 文档（可配置）。</w:t>
+            </w:pPr>
+            <w:r>
+              <w:rPr>
+                <w:rFonts w:ascii="微软雅黑" w:hAnsi="微软雅黑" w:eastAsia="微软雅黑" w:cs="微软雅黑"/>
+                <w:sz w:val="19"/>
+                <w:szCs w:val="19"/>
+              </w:rPr>
+              <w:t>同时使用关键词匹配、向量语义和知识图谱三种通道进行检索并融合结果。适用于大多数通用问答场景。</w:t>
             </w:r>
           </w:p>
         </w:tc>
@@ -5640,7 +5456,7 @@
                 <w:sz w:val="19"/>
                 <w:szCs w:val="19"/>
               </w:rPr>
-              <w:t>QA 问答库</w:t>
+              <w:t>local（本地检索）</w:t>
             </w:r>
           </w:p>
         </w:tc>
@@ -5670,7 +5486,7 @@
                 <w:sz w:val="19"/>
                 <w:szCs w:val="19"/>
               </w:rPr>
-              <w:t>存储常见问题与标准答案的配对。用户提问时进行向量匹配，相似度达标则直接返回预设答案，确保高频问题的回复一致性和响应速度。单库上限 10000 对。</w:t>
+              <w:t>仅使用关键词和向量通道，不启用知识图谱。适用于对响应速度要求高、实体关联需求不强的场景。</w:t>
             </w:r>
           </w:p>
         </w:tc>
@@ -5721,7 +5537,7 @@
                 <w:sz w:val="19"/>
                 <w:szCs w:val="19"/>
               </w:rPr>
-              <w:t>术语库</w:t>
+              <w:t>global（全局检索）</w:t>
             </w:r>
           </w:p>
         </w:tc>
@@ -5752,7 +5568,7 @@
                 <w:sz w:val="19"/>
                 <w:szCs w:val="19"/>
               </w:rPr>
-              <w:t>存储专业术语的名称、释义及同义词/近义词列表。用户提问时自动进行术语映射与同义词扩展，提升专业场景下的检索精度。单库上限 5000 术语。</w:t>
+              <w:t>在 local 基础上增强知识图谱的权重，适用于需要跨文档实体关联分析的场景。</w:t>
             </w:r>
           </w:p>
         </w:tc>
@@ -5802,7 +5618,7 @@
                 <w:sz w:val="19"/>
                 <w:szCs w:val="19"/>
               </w:rPr>
-              <w:t>Query 缓存库</w:t>
+              <w:t>naive（朴素检索）</w:t>
             </w:r>
           </w:p>
         </w:tc>
@@ -5832,18 +5648,119 @@
                 <w:sz w:val="19"/>
                 <w:szCs w:val="19"/>
               </w:rPr>
-              <w:t>存储高频问题及其已验证的优质答案。用户提问时优先匹配缓存，命中则直接返回，跳过完整检索和推理流程。单库上限 5000 条。</w:t>
+              <w:t>仅使用基础的向量相似度检索，不经过重排序等后处理步骤。响应速度最快，适用于简单查询。</w:t>
+            </w:r>
+          </w:p>
+        </w:tc>
+      </w:tr>
+      <w:tr>
+        <w:tblPrEx>
+          <w:tblBorders>
+            <w:top w:val="single" w:color="auto" w:sz="4" w:space="0"/>
+            <w:left w:val="single" w:color="auto" w:sz="4" w:space="0"/>
+            <w:bottom w:val="single" w:color="auto" w:sz="4" w:space="0"/>
+            <w:right w:val="single" w:color="auto" w:sz="4" w:space="0"/>
+            <w:insideH w:val="single" w:color="auto" w:sz="4" w:space="0"/>
+            <w:insideV w:val="single" w:color="auto" w:sz="4" w:space="0"/>
+          </w:tblBorders>
+          <w:tblCellMar>
+            <w:top w:w="0" w:type="dxa"/>
+            <w:left w:w="10" w:type="dxa"/>
+            <w:bottom w:w="0" w:type="dxa"/>
+            <w:right w:w="10" w:type="dxa"/>
+          </w:tblCellMar>
+        </w:tblPrEx>
+        <w:tc>
+          <w:tcPr>
+            <w:tcW w:w="4000" w:type="dxa"/>
+            <w:tcBorders>
+              <w:top w:val="single" w:color="CCCCCC" w:sz="0" w:space="0"/>
+              <w:left w:val="single" w:color="CCCCCC" w:sz="0" w:space="0"/>
+              <w:bottom w:val="single" w:color="CCCCCC" w:sz="0" w:space="0"/>
+              <w:right w:val="single" w:color="CCCCCC" w:sz="0" w:space="0"/>
+            </w:tcBorders>
+            <w:shd w:val="clear" w:color="auto" w:fill="F7F8FA"/>
+            <w:tcMar>
+              <w:top w:w="60" w:type="dxa"/>
+              <w:left w:w="120" w:type="dxa"/>
+              <w:bottom w:w="60" w:type="dxa"/>
+              <w:right w:w="120" w:type="dxa"/>
+            </w:tcMar>
+          </w:tcPr>
+          <w:p>
+            <w:pPr>
+              <w:spacing w:after="60" w:line="320" w:lineRule="auto"/>
+            </w:pPr>
+            <w:r>
+              <w:rPr>
+                <w:rFonts w:ascii="微软雅黑" w:hAnsi="微软雅黑" w:eastAsia="微软雅黑" w:cs="微软雅黑"/>
+                <w:b/>
+                <w:bCs/>
+                <w:sz w:val="19"/>
+                <w:szCs w:val="19"/>
+              </w:rPr>
+              <w:t>mix（混合模式）</w:t>
+            </w:r>
+          </w:p>
+        </w:tc>
+        <w:tc>
+          <w:tcPr>
+            <w:tcW w:w="5026" w:type="dxa"/>
+            <w:tcBorders>
+              <w:top w:val="single" w:color="CCCCCC" w:sz="0" w:space="0"/>
+              <w:left w:val="single" w:color="CCCCCC" w:sz="0" w:space="0"/>
+              <w:bottom w:val="single" w:color="CCCCCC" w:sz="0" w:space="0"/>
+              <w:right w:val="single" w:color="CCCCCC" w:sz="0" w:space="0"/>
+            </w:tcBorders>
+            <w:shd w:val="clear" w:color="auto" w:fill="F7F8FA"/>
+            <w:tcMar>
+              <w:top w:w="60" w:type="dxa"/>
+              <w:left w:w="120" w:type="dxa"/>
+              <w:bottom w:w="60" w:type="dxa"/>
+              <w:right w:w="120" w:type="dxa"/>
+            </w:tcMar>
+          </w:tcPr>
+          <w:p>
+            <w:pPr>
+              <w:spacing w:after="60" w:line="320" w:lineRule="auto"/>
+            </w:pPr>
+            <w:r>
+              <w:rPr>
+                <w:rFonts w:ascii="微软雅黑" w:hAnsi="微软雅黑" w:eastAsia="微软雅黑" w:cs="微软雅黑"/>
+                <w:sz w:val="19"/>
+                <w:szCs w:val="19"/>
+              </w:rPr>
+              <w:t>综合多种策略的检索模式，由 LightRAG 引擎内部进行策略选择和结果融合。</w:t>
             </w:r>
           </w:p>
         </w:tc>
       </w:tr>
     </w:tbl>
+    <w:p>
+      <w:pPr>
+        <w:pStyle w:val="2"/>
+        <w:spacing w:before="360" w:after="160"/>
+      </w:pPr>
+      <w:bookmarkStart w:id="15" w:name="_Toc17725"/>
+      <w:r>
+        <w:rPr>
+          <w:rFonts w:ascii="微软雅黑" w:hAnsi="微软雅黑" w:eastAsia="微软雅黑" w:cs="微软雅黑"/>
+          <w:b/>
+          <w:bCs/>
+          <w:color w:val="1A1D23"/>
+          <w:sz w:val="36"/>
+          <w:szCs w:val="36"/>
+        </w:rPr>
+        <w:t>五、知识库管理</w:t>
+      </w:r>
+      <w:bookmarkEnd w:id="15"/>
+    </w:p>
     <w:p>
       <w:pPr>
         <w:pStyle w:val="3"/>
         <w:spacing w:before="280" w:after="160"/>
       </w:pPr>
-      <w:bookmarkStart w:id="16" w:name="_Toc8043"/>
+      <w:bookmarkStart w:id="16" w:name="_Toc13190"/>
       <w:r>
         <w:rPr>
           <w:rFonts w:ascii="微软雅黑" w:hAnsi="微软雅黑" w:eastAsia="微软雅黑" w:cs="微软雅黑"/>
@@ -5853,7 +5770,7 @@
           <w:sz w:val="28"/>
           <w:szCs w:val="28"/>
         </w:rPr>
-        <w:t>5.2  知识生命周期管理</w:t>
+        <w:t>5.1  知识库类型</w:t>
       </w:r>
       <w:bookmarkEnd w:id="16"/>
     </w:p>
@@ -6014,7 +5931,7 @@
                 <w:sz w:val="19"/>
                 <w:szCs w:val="19"/>
               </w:rPr>
-              <w:t>版本控制</w:t>
+              <w:t>通用知识库</w:t>
             </w:r>
           </w:p>
         </w:tc>
@@ -6038,14 +5955,32 @@
           <w:p>
             <w:pPr>
               <w:spacing w:after="60" w:line="320" w:lineRule="auto"/>
-            </w:pPr>
-            <w:r>
-              <w:rPr>
-                <w:rFonts w:ascii="微软雅黑" w:hAnsi="微软雅黑" w:eastAsia="微软雅黑" w:cs="微软雅黑"/>
-                <w:sz w:val="19"/>
-                <w:szCs w:val="19"/>
-              </w:rPr>
-              <w:t>同一文档支持上传多个版本（最多保留 10 个历史版本），系统自动使用最新生效版本进行检索。支持版本间切换与回退。</w:t>
+              <w:rPr>
+                <w:rFonts w:ascii="微软雅黑" w:hAnsi="微软雅黑" w:eastAsia="微软雅黑" w:cs="微软雅黑"/>
+                <w:sz w:val="19"/>
+                <w:szCs w:val="19"/>
+              </w:rPr>
+            </w:pPr>
+            <w:r>
+              <w:rPr>
+                <w:rFonts w:ascii="微软雅黑" w:hAnsi="微软雅黑" w:eastAsia="微软雅黑" w:cs="微软雅黑"/>
+                <w:sz w:val="19"/>
+                <w:szCs w:val="19"/>
+              </w:rPr>
+              <w:t>存储各类文档、表格、图片、音频和视频。入库时自动完成分块、向量化和知识图谱构建。</w:t>
+            </w:r>
+          </w:p>
+          <w:p>
+            <w:pPr>
+              <w:spacing w:after="60" w:line="320" w:lineRule="auto"/>
+            </w:pPr>
+            <w:r>
+              <w:rPr>
+                <w:rFonts w:ascii="微软雅黑" w:hAnsi="微软雅黑" w:eastAsia="微软雅黑" w:cs="微软雅黑"/>
+                <w:sz w:val="19"/>
+                <w:szCs w:val="19"/>
+              </w:rPr>
+              <w:t>检索采用混合检索（hybrid 模式）。单知识库上限 5000 文档（可配置）。</w:t>
             </w:r>
           </w:p>
         </w:tc>
@@ -6095,7 +6030,7 @@
                 <w:sz w:val="19"/>
                 <w:szCs w:val="19"/>
               </w:rPr>
-              <w:t>有效期管理</w:t>
+              <w:t>QA 问答库</w:t>
             </w:r>
           </w:p>
         </w:tc>
@@ -6125,7 +6060,7 @@
                 <w:sz w:val="19"/>
                 <w:szCs w:val="19"/>
               </w:rPr>
-              <w:t>每个文档可设置自定义有效期或设为永久有效。到期文档自动标记为 expired，定时任务每日清理，不再参与检索。</w:t>
+              <w:t>存储常见问题与标准答案的配对。用户提问时进行向量匹配，相似度达标则直接返回预设答案，确保高频问题的回复一致性和响应速度。单库上限 10000 对。</w:t>
             </w:r>
           </w:p>
         </w:tc>
@@ -6176,7 +6111,7 @@
                 <w:sz w:val="19"/>
                 <w:szCs w:val="19"/>
               </w:rPr>
-              <w:t>启用与禁用</w:t>
+              <w:t>术语库</w:t>
             </w:r>
           </w:p>
         </w:tc>
@@ -6207,7 +6142,7 @@
                 <w:sz w:val="19"/>
                 <w:szCs w:val="19"/>
               </w:rPr>
-              <w:t>支持对单个文档或 QA 对实时启用/禁用，禁用后立即停止参与检索，无需重建索引。</w:t>
+              <w:t>存储专业术语的名称、释义及同义词/近义词列表。用户提问时自动进行术语映射与同义词扩展，提升专业场景下的检索精度。单库上限 5000 术语。</w:t>
             </w:r>
           </w:p>
         </w:tc>
@@ -6257,7 +6192,7 @@
                 <w:sz w:val="19"/>
                 <w:szCs w:val="19"/>
               </w:rPr>
-              <w:t>标签管理</w:t>
+              <w:t>Query 缓存库</w:t>
             </w:r>
           </w:p>
         </w:tc>
@@ -6287,119 +6222,18 @@
                 <w:sz w:val="19"/>
                 <w:szCs w:val="19"/>
               </w:rPr>
-              <w:t>支持自定义标签名（≤ 50 字符）和标签值（≤ 200 字符），单文档最多 20 个标签。标签可用于知识分类、检索过滤和动态权限规则。</w:t>
-            </w:r>
-          </w:p>
-        </w:tc>
-      </w:tr>
-      <w:tr>
-        <w:tblPrEx>
-          <w:tblBorders>
-            <w:top w:val="single" w:color="auto" w:sz="4" w:space="0"/>
-            <w:left w:val="single" w:color="auto" w:sz="4" w:space="0"/>
-            <w:bottom w:val="single" w:color="auto" w:sz="4" w:space="0"/>
-            <w:right w:val="single" w:color="auto" w:sz="4" w:space="0"/>
-            <w:insideH w:val="single" w:color="auto" w:sz="4" w:space="0"/>
-            <w:insideV w:val="single" w:color="auto" w:sz="4" w:space="0"/>
-          </w:tblBorders>
-          <w:tblCellMar>
-            <w:top w:w="0" w:type="dxa"/>
-            <w:left w:w="10" w:type="dxa"/>
-            <w:bottom w:w="0" w:type="dxa"/>
-            <w:right w:w="10" w:type="dxa"/>
-          </w:tblCellMar>
-        </w:tblPrEx>
-        <w:tc>
-          <w:tcPr>
-            <w:tcW w:w="4000" w:type="dxa"/>
-            <w:tcBorders>
-              <w:top w:val="single" w:color="CCCCCC" w:sz="0" w:space="0"/>
-              <w:left w:val="single" w:color="CCCCCC" w:sz="0" w:space="0"/>
-              <w:bottom w:val="single" w:color="CCCCCC" w:sz="0" w:space="0"/>
-              <w:right w:val="single" w:color="CCCCCC" w:sz="0" w:space="0"/>
-            </w:tcBorders>
-            <w:shd w:val="clear" w:color="auto" w:fill="F7F8FA"/>
-            <w:tcMar>
-              <w:top w:w="60" w:type="dxa"/>
-              <w:left w:w="120" w:type="dxa"/>
-              <w:bottom w:w="60" w:type="dxa"/>
-              <w:right w:w="120" w:type="dxa"/>
-            </w:tcMar>
-          </w:tcPr>
-          <w:p>
-            <w:pPr>
-              <w:spacing w:after="60" w:line="320" w:lineRule="auto"/>
-            </w:pPr>
-            <w:r>
-              <w:rPr>
-                <w:rFonts w:ascii="微软雅黑" w:hAnsi="微软雅黑" w:eastAsia="微软雅黑" w:cs="微软雅黑"/>
-                <w:b/>
-                <w:bCs/>
-                <w:sz w:val="19"/>
-                <w:szCs w:val="19"/>
-              </w:rPr>
-              <w:t>数据删除</w:t>
-            </w:r>
-          </w:p>
-        </w:tc>
-        <w:tc>
-          <w:tcPr>
-            <w:tcW w:w="5026" w:type="dxa"/>
-            <w:tcBorders>
-              <w:top w:val="single" w:color="CCCCCC" w:sz="0" w:space="0"/>
-              <w:left w:val="single" w:color="CCCCCC" w:sz="0" w:space="0"/>
-              <w:bottom w:val="single" w:color="CCCCCC" w:sz="0" w:space="0"/>
-              <w:right w:val="single" w:color="CCCCCC" w:sz="0" w:space="0"/>
-            </w:tcBorders>
-            <w:shd w:val="clear" w:color="auto" w:fill="F7F8FA"/>
-            <w:tcMar>
-              <w:top w:w="60" w:type="dxa"/>
-              <w:left w:w="120" w:type="dxa"/>
-              <w:bottom w:w="60" w:type="dxa"/>
-              <w:right w:w="120" w:type="dxa"/>
-            </w:tcMar>
-          </w:tcPr>
-          <w:p>
-            <w:pPr>
-              <w:spacing w:after="60" w:line="320" w:lineRule="auto"/>
-            </w:pPr>
-            <w:r>
-              <w:rPr>
-                <w:rFonts w:ascii="微软雅黑" w:hAnsi="微软雅黑" w:eastAsia="微软雅黑" w:cs="微软雅黑"/>
-                <w:sz w:val="19"/>
-                <w:szCs w:val="19"/>
-              </w:rPr>
-              <w:t>删除操作同步清除三处数据：PostgreSQL 数据库记录、HNSW 向量索引、原始上传文件。通过事务机制保证一致性。</w:t>
+              <w:t>存储高频问题及其已验证的优质答案。用户提问时优先匹配缓存，命中则直接返回，跳过完整检索和推理流程。单库上限 5000 条。</w:t>
             </w:r>
           </w:p>
         </w:tc>
       </w:tr>
     </w:tbl>
-    <w:p>
-      <w:pPr>
-        <w:pStyle w:val="2"/>
-        <w:spacing w:before="360" w:after="160"/>
-      </w:pPr>
-      <w:bookmarkStart w:id="17" w:name="_Toc20344"/>
-      <w:r>
-        <w:rPr>
-          <w:rFonts w:ascii="微软雅黑" w:hAnsi="微软雅黑" w:eastAsia="微软雅黑" w:cs="微软雅黑"/>
-          <w:b/>
-          <w:bCs/>
-          <w:color w:val="1A1D23"/>
-          <w:sz w:val="36"/>
-          <w:szCs w:val="36"/>
-        </w:rPr>
-        <w:t>六、安全体系</w:t>
-      </w:r>
-      <w:bookmarkEnd w:id="17"/>
-    </w:p>
     <w:p>
       <w:pPr>
         <w:pStyle w:val="3"/>
         <w:spacing w:before="280" w:after="160"/>
       </w:pPr>
-      <w:bookmarkStart w:id="18" w:name="_Toc485"/>
+      <w:bookmarkStart w:id="17" w:name="_Toc11844"/>
       <w:r>
         <w:rPr>
           <w:rFonts w:ascii="微软雅黑" w:hAnsi="微软雅黑" w:eastAsia="微软雅黑" w:cs="微软雅黑"/>
@@ -6409,9 +6243,9 @@
           <w:sz w:val="28"/>
           <w:szCs w:val="28"/>
         </w:rPr>
-        <w:t>6.1  身份认证</w:t>
+        <w:t>5.2  知识生命周期管理</w:t>
       </w:r>
-      <w:bookmarkEnd w:id="18"/>
+      <w:bookmarkEnd w:id="17"/>
     </w:p>
     <w:tbl>
       <w:tblPr>
@@ -6570,7 +6404,7 @@
                 <w:sz w:val="19"/>
                 <w:szCs w:val="19"/>
               </w:rPr>
-              <w:t>密码策略</w:t>
+              <w:t>版本控制</w:t>
             </w:r>
           </w:p>
         </w:tc>
@@ -6601,7 +6435,7 @@
                 <w:sz w:val="19"/>
                 <w:szCs w:val="19"/>
               </w:rPr>
-              <w:t>最小长度 8 位，必须包含大写字母、小写字母、数字、特殊字符四类中至少三类。密码使用 bcrypt 算法存储（工作因子 12，即 4096 轮哈希计算），即使数据库泄露也无法还原明文。</w:t>
+              <w:t>同一文档支持上传多个版本（最多保留 10 个历史版本），系统自动使用最新生效版本进行检索。支持版本间切换与回退。</w:t>
             </w:r>
           </w:p>
         </w:tc>
@@ -6651,7 +6485,7 @@
                 <w:sz w:val="19"/>
                 <w:szCs w:val="19"/>
               </w:rPr>
-              <w:t>双 Token 机制</w:t>
+              <w:t>有效期管理</w:t>
             </w:r>
           </w:p>
         </w:tc>
@@ -6681,7 +6515,7 @@
                 <w:sz w:val="19"/>
                 <w:szCs w:val="19"/>
               </w:rPr>
-              <w:t>登录成功后同时发放 Access Token（有效期 24 小时，可配置 JWT_EXPIRY_HOURS）和 Refresh Token（有效期 7 天，使用独立密钥 JWT_REFRESH_SECRET 签名）。Access Token 过期后可凭 Refresh Token 无感续期。</w:t>
+              <w:t>每个文档可设置自定义有效期或设为永久有效。到期文档自动标记为 expired，定时任务每日清理，不再参与检索。</w:t>
             </w:r>
           </w:p>
         </w:tc>
@@ -6732,7 +6566,7 @@
                 <w:sz w:val="19"/>
                 <w:szCs w:val="19"/>
               </w:rPr>
-              <w:t>暴力破解防护</w:t>
+              <w:t>启用与禁用</w:t>
             </w:r>
           </w:p>
         </w:tc>
@@ -6763,7 +6597,7 @@
                 <w:sz w:val="19"/>
                 <w:szCs w:val="19"/>
               </w:rPr>
-              <w:t>账号级别锁定：同一账号 5 次登录失败后锁定 15 分钟（MAX_FAILED_LOGIN_ATTEMPTS=5, LOGIN_LOCKOUT_MINUTES=15）。锁定状态到期自动解除，登录成功后自动清除失败计数。</w:t>
+              <w:t>支持对单个文档或 QA 对实时启用/禁用，禁用后立即停止参与检索，无需重建索引。</w:t>
             </w:r>
           </w:p>
         </w:tc>
@@ -6813,7 +6647,7 @@
                 <w:sz w:val="19"/>
                 <w:szCs w:val="19"/>
               </w:rPr>
-              <w:t>JWT 签名</w:t>
+              <w:t>标签管理</w:t>
             </w:r>
           </w:p>
         </w:tc>
@@ -6843,18 +6677,121 @@
                 <w:sz w:val="19"/>
                 <w:szCs w:val="19"/>
               </w:rPr>
-              <w:t>采用 HMAC-SHA256 算法（HS256），签名密钥为 256 位随机字符串（secrets.token_hex(32)），首次启动时自动生成，确保每个部署实例拥有唯一密钥。</w:t>
+              <w:t>支持自定义标签名（≤ 50 字符）和标签值（≤ 200 字符），单文档最多 20 个标签。标签可用于知识分类、检索过滤和动态权限规则。</w:t>
+            </w:r>
+          </w:p>
+        </w:tc>
+      </w:tr>
+      <w:tr>
+        <w:tblPrEx>
+          <w:tblBorders>
+            <w:top w:val="single" w:color="auto" w:sz="4" w:space="0"/>
+            <w:left w:val="single" w:color="auto" w:sz="4" w:space="0"/>
+            <w:bottom w:val="single" w:color="auto" w:sz="4" w:space="0"/>
+            <w:right w:val="single" w:color="auto" w:sz="4" w:space="0"/>
+            <w:insideH w:val="single" w:color="auto" w:sz="4" w:space="0"/>
+            <w:insideV w:val="single" w:color="auto" w:sz="4" w:space="0"/>
+          </w:tblBorders>
+          <w:tblCellMar>
+            <w:top w:w="0" w:type="dxa"/>
+            <w:left w:w="10" w:type="dxa"/>
+            <w:bottom w:w="0" w:type="dxa"/>
+            <w:right w:w="10" w:type="dxa"/>
+          </w:tblCellMar>
+        </w:tblPrEx>
+        <w:tc>
+          <w:tcPr>
+            <w:tcW w:w="4000" w:type="dxa"/>
+            <w:tcBorders>
+              <w:top w:val="single" w:color="CCCCCC" w:sz="0" w:space="0"/>
+              <w:left w:val="single" w:color="CCCCCC" w:sz="0" w:space="0"/>
+              <w:bottom w:val="single" w:color="CCCCCC" w:sz="0" w:space="0"/>
+              <w:right w:val="single" w:color="CCCCCC" w:sz="0" w:space="0"/>
+            </w:tcBorders>
+            <w:shd w:val="clear" w:color="auto" w:fill="F7F8FA"/>
+            <w:tcMar>
+              <w:top w:w="60" w:type="dxa"/>
+              <w:left w:w="120" w:type="dxa"/>
+              <w:bottom w:w="60" w:type="dxa"/>
+              <w:right w:w="120" w:type="dxa"/>
+            </w:tcMar>
+          </w:tcPr>
+          <w:p>
+            <w:pPr>
+              <w:spacing w:after="60" w:line="320" w:lineRule="auto"/>
+            </w:pPr>
+            <w:r>
+              <w:rPr>
+                <w:rFonts w:ascii="微软雅黑" w:hAnsi="微软雅黑" w:eastAsia="微软雅黑" w:cs="微软雅黑"/>
+                <w:b/>
+                <w:bCs/>
+                <w:sz w:val="19"/>
+                <w:szCs w:val="19"/>
+              </w:rPr>
+              <w:t>数据删除</w:t>
+            </w:r>
+          </w:p>
+        </w:tc>
+        <w:tc>
+          <w:tcPr>
+            <w:tcW w:w="5026" w:type="dxa"/>
+            <w:tcBorders>
+              <w:top w:val="single" w:color="CCCCCC" w:sz="0" w:space="0"/>
+              <w:left w:val="single" w:color="CCCCCC" w:sz="0" w:space="0"/>
+              <w:bottom w:val="single" w:color="CCCCCC" w:sz="0" w:space="0"/>
+              <w:right w:val="single" w:color="CCCCCC" w:sz="0" w:space="0"/>
+            </w:tcBorders>
+            <w:shd w:val="clear" w:color="auto" w:fill="F7F8FA"/>
+            <w:tcMar>
+              <w:top w:w="60" w:type="dxa"/>
+              <w:left w:w="120" w:type="dxa"/>
+              <w:bottom w:w="60" w:type="dxa"/>
+              <w:right w:w="120" w:type="dxa"/>
+            </w:tcMar>
+          </w:tcPr>
+          <w:p>
+            <w:pPr>
+              <w:spacing w:after="60" w:line="320" w:lineRule="auto"/>
+            </w:pPr>
+            <w:r>
+              <w:rPr>
+                <w:rFonts w:ascii="微软雅黑" w:hAnsi="微软雅黑" w:eastAsia="微软雅黑" w:cs="微软雅黑"/>
+                <w:sz w:val="19"/>
+                <w:szCs w:val="19"/>
+              </w:rPr>
+              <w:t>删除操作同步清除三处数据：PostgreSQL 数据库记录、HNSW 向量索引、原始上传文件。通过事务机制保证一致性。</w:t>
             </w:r>
           </w:p>
         </w:tc>
       </w:tr>
     </w:tbl>
+    <w:p>
+      <w:pPr>
+        <w:pStyle w:val="2"/>
+        <w:spacing w:before="360" w:after="160"/>
+      </w:pPr>
+      <w:bookmarkStart w:id="18" w:name="_Toc2414"/>
+      <w:r>
+        <w:rPr>
+          <w:rFonts w:ascii="微软雅黑" w:hAnsi="微软雅黑" w:eastAsia="微软雅黑" w:cs="微软雅黑"/>
+          <w:b/>
+          <w:bCs/>
+          <w:color w:val="1A1D23"/>
+          <w:sz w:val="36"/>
+          <w:szCs w:val="36"/>
+        </w:rPr>
+        <w:t>六、安全体系</w:t>
+      </w:r>
+      <w:bookmarkEnd w:id="18"/>
+    </w:p>
     <w:p>
       <w:pPr>
         <w:pStyle w:val="3"/>
         <w:spacing w:before="280" w:after="160"/>
       </w:pPr>
-      <w:bookmarkStart w:id="19" w:name="_Toc25423"/>
+      <w:bookmarkStart w:id="19" w:name="_Toc307"/>
+      <w:bookmarkStart w:id="34" w:name="_GoBack"/>
+      <w:bookmarkEnd w:id="34"/>
       <w:r>
         <w:rPr>
           <w:rFonts w:ascii="微软雅黑" w:hAnsi="微软雅黑" w:eastAsia="微软雅黑" w:cs="微软雅黑"/>
@@ -6864,7 +6801,7 @@
           <w:sz w:val="28"/>
           <w:szCs w:val="28"/>
         </w:rPr>
-        <w:t>6.2  网络安全</w:t>
+        <w:t>6.1  身份认证</w:t>
       </w:r>
       <w:bookmarkEnd w:id="19"/>
     </w:p>
@@ -7025,7 +6962,7 @@
                 <w:sz w:val="19"/>
                 <w:szCs w:val="19"/>
               </w:rPr>
-              <w:t>API 限流</w:t>
+              <w:t>密码策略</w:t>
             </w:r>
           </w:p>
         </w:tc>
@@ -7056,7 +6993,7 @@
                 <w:sz w:val="19"/>
                 <w:szCs w:val="19"/>
               </w:rPr>
-              <w:t>基于 slowapi 实现：全局速率 120 次/分钟（可通过 default_limits 配置），登录接口额外独立限流 10 次/分钟，注册接口 5 次/分钟。使用令牌桶算法实现，超频返回 HTTP 429 状态码。</w:t>
+              <w:t>最小长度 8 位，必须包含大写字母、小写字母、数字、特殊字符四类中至少三类。密码使用 bcrypt 算法存储（工作因子 12，即 4096 轮哈希计算），即使数据库泄露也无法还原明文。</w:t>
             </w:r>
           </w:p>
         </w:tc>
@@ -7106,7 +7043,7 @@
                 <w:sz w:val="19"/>
                 <w:szCs w:val="19"/>
               </w:rPr>
-              <w:t>CORS 管理</w:t>
+              <w:t>双 Token 机制</w:t>
             </w:r>
           </w:p>
         </w:tc>
@@ -7136,7 +7073,7 @@
                 <w:sz w:val="19"/>
                 <w:szCs w:val="19"/>
               </w:rPr>
-              <w:t>通过环境变量 CORS_ORIGINS 配置允许的域名白名单（逗号分隔），禁止 * 通配符。支持指定允许的 HTTP 方法和请求头（Authorization、Content-Type）。</w:t>
+              <w:t>登录成功后同时发放 Access Token（有效期 24 小时，可配置 JWT_EXPIRY_HOURS）和 Refresh Token（有效期 7 天，使用独立密钥 JWT_REFRESH_SECRET 签名）。Access Token 过期后可凭 Refresh Token 无感续期。</w:t>
             </w:r>
           </w:p>
         </w:tc>
@@ -7187,7 +7124,7 @@
                 <w:sz w:val="19"/>
                 <w:szCs w:val="19"/>
               </w:rPr>
-              <w:t>HTTPS 传输</w:t>
+              <w:t>暴力破解防护</w:t>
             </w:r>
           </w:p>
         </w:tc>
@@ -7218,7 +7155,7 @@
                 <w:sz w:val="19"/>
                 <w:szCs w:val="19"/>
               </w:rPr>
-              <w:t>Nginx 反向代理层强制启用 TLS 1.2 及以上版本，禁止 TLS 1.0/1.1。同时配置安全响应头：X-Content-Type-Options、X-Frame-Options、Content-Security-Policy。</w:t>
+              <w:t>账号级别锁定：同一账号 5 次登录失败后锁定 15 分钟（MAX_FAILED_LOGIN_ATTEMPTS=5, LOGIN_LOCKOUT_MINUTES=15）。锁定状态到期自动解除，登录成功后自动清除失败计数。</w:t>
             </w:r>
           </w:p>
         </w:tc>
@@ -7268,7 +7205,7 @@
                 <w:sz w:val="19"/>
                 <w:szCs w:val="19"/>
               </w:rPr>
-              <w:t>注入防护</w:t>
+              <w:t>JWT 签名</w:t>
             </w:r>
           </w:p>
         </w:tc>
@@ -7298,89 +7235,7 @@
                 <w:sz w:val="19"/>
                 <w:szCs w:val="19"/>
               </w:rPr>
-              <w:t>SQL 注入：100% 使用 SQLAlchemy ORM 参数化查询，禁止字符串拼接 SQL。XSS 跨站脚本：前端 React 默认输出转义，后端 bleach 输入清洗。</w:t>
-            </w:r>
-          </w:p>
-        </w:tc>
-      </w:tr>
-      <w:tr>
-        <w:tblPrEx>
-          <w:tblBorders>
-            <w:top w:val="single" w:color="auto" w:sz="4" w:space="0"/>
-            <w:left w:val="single" w:color="auto" w:sz="4" w:space="0"/>
-            <w:bottom w:val="single" w:color="auto" w:sz="4" w:space="0"/>
-            <w:right w:val="single" w:color="auto" w:sz="4" w:space="0"/>
-            <w:insideH w:val="single" w:color="auto" w:sz="4" w:space="0"/>
-            <w:insideV w:val="single" w:color="auto" w:sz="4" w:space="0"/>
-          </w:tblBorders>
-          <w:tblCellMar>
-            <w:top w:w="0" w:type="dxa"/>
-            <w:left w:w="10" w:type="dxa"/>
-            <w:bottom w:w="0" w:type="dxa"/>
-            <w:right w:w="10" w:type="dxa"/>
-          </w:tblCellMar>
-        </w:tblPrEx>
-        <w:tc>
-          <w:tcPr>
-            <w:tcW w:w="4000" w:type="dxa"/>
-            <w:tcBorders>
-              <w:top w:val="single" w:color="CCCCCC" w:sz="0" w:space="0"/>
-              <w:left w:val="single" w:color="CCCCCC" w:sz="0" w:space="0"/>
-              <w:bottom w:val="single" w:color="CCCCCC" w:sz="0" w:space="0"/>
-              <w:right w:val="single" w:color="CCCCCC" w:sz="0" w:space="0"/>
-            </w:tcBorders>
-            <w:shd w:val="clear" w:color="auto" w:fill="F7F8FA"/>
-            <w:tcMar>
-              <w:top w:w="60" w:type="dxa"/>
-              <w:left w:w="120" w:type="dxa"/>
-              <w:bottom w:w="60" w:type="dxa"/>
-              <w:right w:w="120" w:type="dxa"/>
-            </w:tcMar>
-          </w:tcPr>
-          <w:p>
-            <w:pPr>
-              <w:spacing w:after="60" w:line="320" w:lineRule="auto"/>
-            </w:pPr>
-            <w:r>
-              <w:rPr>
-                <w:rFonts w:ascii="微软雅黑" w:hAnsi="微软雅黑" w:eastAsia="微软雅黑" w:cs="微软雅黑"/>
-                <w:b/>
-                <w:bCs/>
-                <w:sz w:val="19"/>
-                <w:szCs w:val="19"/>
-              </w:rPr>
-              <w:t>请求体大小限制</w:t>
-            </w:r>
-          </w:p>
-        </w:tc>
-        <w:tc>
-          <w:tcPr>
-            <w:tcW w:w="5026" w:type="dxa"/>
-            <w:tcBorders>
-              <w:top w:val="single" w:color="CCCCCC" w:sz="0" w:space="0"/>
-              <w:left w:val="single" w:color="CCCCCC" w:sz="0" w:space="0"/>
-              <w:bottom w:val="single" w:color="CCCCCC" w:sz="0" w:space="0"/>
-              <w:right w:val="single" w:color="CCCCCC" w:sz="0" w:space="0"/>
-            </w:tcBorders>
-            <w:shd w:val="clear" w:color="auto" w:fill="F7F8FA"/>
-            <w:tcMar>
-              <w:top w:w="60" w:type="dxa"/>
-              <w:left w:w="120" w:type="dxa"/>
-              <w:bottom w:w="60" w:type="dxa"/>
-              <w:right w:w="120" w:type="dxa"/>
-            </w:tcMar>
-          </w:tcPr>
-          <w:p>
-            <w:pPr>
-              <w:spacing w:after="60" w:line="320" w:lineRule="auto"/>
-            </w:pPr>
-            <w:r>
-              <w:rPr>
-                <w:rFonts w:ascii="微软雅黑" w:hAnsi="微软雅黑" w:eastAsia="微软雅黑" w:cs="微软雅黑"/>
-                <w:sz w:val="19"/>
-                <w:szCs w:val="19"/>
-              </w:rPr>
-              <w:t>全局请求体限制 10 MB（MAX_BODY_SIZE_MB），文件上传独立限制 500 MB（MAX_UPLOAD_SIZE_MB），均为可通过环境变量调整的硬限制。</w:t>
+              <w:t>采用 HMAC-SHA256 算法（HS256），签名密钥为 256 位随机字符串（secrets.token_hex(32)），首次启动时自动生成，确保每个部署实例拥有唯一密钥。</w:t>
             </w:r>
           </w:p>
         </w:tc>
@@ -7391,7 +7246,7 @@
         <w:pStyle w:val="3"/>
         <w:spacing w:before="280" w:after="160"/>
       </w:pPr>
-      <w:bookmarkStart w:id="20" w:name="_Toc21426"/>
+      <w:bookmarkStart w:id="20" w:name="_Toc31689"/>
       <w:r>
         <w:rPr>
           <w:rFonts w:ascii="微软雅黑" w:hAnsi="微软雅黑" w:eastAsia="微软雅黑" w:cs="微软雅黑"/>
@@ -7401,7 +7256,7 @@
           <w:sz w:val="28"/>
           <w:szCs w:val="28"/>
         </w:rPr>
-        <w:t>6.3  数据安全</w:t>
+        <w:t>6.2  网络安全</w:t>
       </w:r>
       <w:bookmarkEnd w:id="20"/>
     </w:p>
@@ -7562,7 +7417,7 @@
                 <w:sz w:val="19"/>
                 <w:szCs w:val="19"/>
               </w:rPr>
-              <w:t>密钥管理</w:t>
+              <w:t>API 限流</w:t>
             </w:r>
           </w:p>
         </w:tc>
@@ -7593,7 +7448,7 @@
                 <w:sz w:val="19"/>
                 <w:szCs w:val="19"/>
               </w:rPr>
-              <w:t>.env 环境变量统一管理所有密钥与配置，代码中零硬编码。.env 文件加入 .gitignore 和 .dockerignore，禁止提交至版本控制。</w:t>
+              <w:t>基于 slowapi 实现：全局速率 120 次/分钟（可通过 default_limits 配置），登录接口额外独立限流 10 次/分钟，注册接口 5 次/分钟。使用令牌桶算法实现，超频返回 HTTP 429 状态码。</w:t>
             </w:r>
           </w:p>
         </w:tc>
@@ -7643,7 +7498,7 @@
                 <w:sz w:val="19"/>
                 <w:szCs w:val="19"/>
               </w:rPr>
-              <w:t>文件上传校验</w:t>
+              <w:t>CORS 管理</w:t>
             </w:r>
           </w:p>
         </w:tc>
@@ -7673,7 +7528,7 @@
                 <w:sz w:val="19"/>
                 <w:szCs w:val="19"/>
               </w:rPr>
-              <w:t>上传文件通过扩展名白名单过滤（16 种支持格式），文件大小受 MAX_UPLOAD_SIZE_MB 硬限制。</w:t>
+              <w:t>通过环境变量 CORS_ORIGINS 配置允许的域名白名单（逗号分隔），禁止 * 通配符。支持指定允许的 HTTP 方法和请求头（Authorization、Content-Type）。</w:t>
             </w:r>
           </w:p>
         </w:tc>
@@ -7724,7 +7579,7 @@
                 <w:sz w:val="19"/>
                 <w:szCs w:val="19"/>
               </w:rPr>
-              <w:t>日志脱敏</w:t>
+              <w:t>HTTPS 传输</w:t>
             </w:r>
           </w:p>
         </w:tc>
@@ -7755,7 +7610,7 @@
                 <w:sz w:val="19"/>
                 <w:szCs w:val="19"/>
               </w:rPr>
-              <w:t>mask_sensitive_data() 函数自动识别日志中的 password、token、secret、key、api_key 等敏感字段并替换为 ***，防止敏感信息通过日志泄露。</w:t>
+              <w:t>Nginx 反向代理层强制启用 TLS 1.2 及以上版本，禁止 TLS 1.0/1.1。同时配置安全响应头：X-Content-Type-Options、X-Frame-Options、Content-Security-Policy。</w:t>
             </w:r>
           </w:p>
         </w:tc>
@@ -7805,7 +7660,7 @@
                 <w:sz w:val="19"/>
                 <w:szCs w:val="19"/>
               </w:rPr>
-              <w:t>权限隔离</w:t>
+              <w:t>注入防护</w:t>
             </w:r>
           </w:p>
         </w:tc>
@@ -7835,7 +7690,7 @@
                 <w:sz w:val="19"/>
                 <w:szCs w:val="19"/>
               </w:rPr>
-              <w:t>每个知识库操作前强制调用 verify_kb_access(user_id, kb_id) 校验权限。采用 RBAC 两级模型（管理员/普通用户），API 层面和数据库层面双重保证用户只能访问被授权资源。</w:t>
+              <w:t>SQL 注入：100% 使用 SQLAlchemy ORM 参数化查询，禁止字符串拼接 SQL。XSS 跨站脚本：前端 React 默认输出转义，后端 bleach 输入清洗。</w:t>
             </w:r>
           </w:p>
         </w:tc>
@@ -7886,7 +7741,7 @@
                 <w:sz w:val="19"/>
                 <w:szCs w:val="19"/>
               </w:rPr>
-              <w:t>依赖安全</w:t>
+              <w:t>请求体大小限制</w:t>
             </w:r>
           </w:p>
         </w:tc>
@@ -7917,7 +7772,7 @@
                 <w:sz w:val="19"/>
                 <w:szCs w:val="19"/>
               </w:rPr>
-              <w:t>定期通过 pip-audit 和 npm audit 扫描项目依赖中的已知漏洞，高危漏洞及时升级修复。</w:t>
+              <w:t>全局请求体限制 10 MB（MAX_BODY_SIZE_MB），文件上传独立限制 500 MB（MAX_UPLOAD_SIZE_MB），均为可通过环境变量调整的硬限制。</w:t>
             </w:r>
           </w:p>
         </w:tc>
@@ -7925,20 +7780,20 @@
     </w:tbl>
     <w:p>
       <w:pPr>
-        <w:pStyle w:val="2"/>
-        <w:spacing w:before="360" w:after="160"/>
+        <w:pStyle w:val="3"/>
+        <w:spacing w:before="280" w:after="160"/>
       </w:pPr>
-      <w:bookmarkStart w:id="21" w:name="_Toc2201"/>
+      <w:bookmarkStart w:id="21" w:name="_Toc11591"/>
       <w:r>
         <w:rPr>
           <w:rFonts w:ascii="微软雅黑" w:hAnsi="微软雅黑" w:eastAsia="微软雅黑" w:cs="微软雅黑"/>
           <w:b/>
           <w:bCs/>
           <w:color w:val="1A1D23"/>
-          <w:sz w:val="36"/>
-          <w:szCs w:val="36"/>
+          <w:sz w:val="28"/>
+          <w:szCs w:val="28"/>
         </w:rPr>
-        <w:t>七、部署方案</w:t>
+        <w:t>6.3  数据安全</w:t>
       </w:r>
       <w:bookmarkEnd w:id="21"/>
     </w:p>
@@ -8099,7 +7954,7 @@
                 <w:sz w:val="19"/>
                 <w:szCs w:val="19"/>
               </w:rPr>
-              <w:t>容器化架构</w:t>
+              <w:t>密钥管理</w:t>
             </w:r>
           </w:p>
         </w:tc>
@@ -8130,72 +7985,7 @@
                 <w:sz w:val="19"/>
                 <w:szCs w:val="19"/>
               </w:rPr>
-              <w:t>采用 Docker Compose 四服务编排：</w:t>
-            </w:r>
-          </w:p>
-          <w:p>
-            <w:pPr>
-              <w:spacing w:after="60" w:line="320" w:lineRule="auto"/>
-            </w:pPr>
-            <w:r>
-              <w:rPr>
-                <w:rFonts w:ascii="微软雅黑" w:hAnsi="微软雅黑" w:eastAsia="微软雅黑" w:cs="微软雅黑"/>
-                <w:sz w:val="19"/>
-                <w:szCs w:val="19"/>
-              </w:rPr>
-              <w:t>① app（FastAPI + Python 3.11 + Uvicorn）：处理所有 API 请求和业务逻辑；</w:t>
-            </w:r>
-          </w:p>
-          <w:p>
-            <w:pPr>
-              <w:spacing w:after="60" w:line="320" w:lineRule="auto"/>
-            </w:pPr>
-            <w:r>
-              <w:rPr>
-                <w:rFonts w:ascii="微软雅黑" w:hAnsi="微软雅黑" w:eastAsia="微软雅黑" w:cs="微软雅黑"/>
-                <w:sz w:val="19"/>
-                <w:szCs w:val="19"/>
-              </w:rPr>
-              <w:t>② postgres（PostgreSQL 16 Alpine）：存储知识库元数据、文档信息、用户数据，连接池 20+10 溢出；</w:t>
-            </w:r>
-          </w:p>
-          <w:p>
-            <w:pPr>
-              <w:spacing w:after="60" w:line="320" w:lineRule="auto"/>
-            </w:pPr>
-            <w:r>
-              <w:rPr>
-                <w:rFonts w:ascii="微软雅黑" w:hAnsi="微软雅黑" w:eastAsia="微软雅黑" w:cs="微软雅黑"/>
-                <w:sz w:val="19"/>
-                <w:szCs w:val="19"/>
-              </w:rPr>
-              <w:t>③ redis（Redis 7 Alpine）：缓存热点查询结果、存储用户会话和限流计数，最大内存 512 MB，LRU 淘汰策略；</w:t>
-            </w:r>
-          </w:p>
-          <w:p>
-            <w:pPr>
-              <w:spacing w:after="60" w:line="320" w:lineRule="auto"/>
-            </w:pPr>
-            <w:r>
-              <w:rPr>
-                <w:rFonts w:ascii="微软雅黑" w:hAnsi="微软雅黑" w:eastAsia="微软雅黑" w:cs="微软雅黑"/>
-                <w:sz w:val="19"/>
-                <w:szCs w:val="19"/>
-              </w:rPr>
-              <w:t>④ nginx（Nginx Alpine）：前端静态资源托管 + HTTPS 反向代理 + TLS 终结。</w:t>
-            </w:r>
-          </w:p>
-          <w:p>
-            <w:pPr>
-              <w:spacing w:after="60" w:line="320" w:lineRule="auto"/>
-            </w:pPr>
-            <w:r>
-              <w:rPr>
-                <w:rFonts w:ascii="微软雅黑" w:hAnsi="微软雅黑" w:eastAsia="微软雅黑" w:cs="微软雅黑"/>
-                <w:sz w:val="19"/>
-                <w:szCs w:val="19"/>
-              </w:rPr>
-              <w:t>一键启动命令：docker-compose up -d。所有服务均配置 restart: unless-stopped。</w:t>
+              <w:t>.env 环境变量统一管理所有密钥与配置，代码中零硬编码。.env 文件加入 .gitignore 和 .dockerignore，禁止提交至版本控制。</w:t>
             </w:r>
           </w:p>
         </w:tc>
@@ -8245,7 +8035,7 @@
                 <w:sz w:val="19"/>
                 <w:szCs w:val="19"/>
               </w:rPr>
-              <w:t>健康检查</w:t>
+              <w:t>文件上传校验</w:t>
             </w:r>
           </w:p>
         </w:tc>
@@ -8275,7 +8065,7 @@
                 <w:sz w:val="19"/>
                 <w:szCs w:val="19"/>
               </w:rPr>
-              <w:t>四级检查机制：应用（HTTP GET /api/health，间隔 30 秒，超时 10 秒，启动缓冲 60 秒，失败重试 3 次）、数据库（pg_isready，间隔 10 秒，超时 5 秒，失败重试 5 次）、Redis（TCP 连接检查）、Nginx（内置 HTTP 检查）。</w:t>
+              <w:t>上传文件通过扩展名白名单过滤（16 种支持格式），文件大小受 MAX_UPLOAD_SIZE_MB 硬限制。</w:t>
             </w:r>
           </w:p>
         </w:tc>
@@ -8326,7 +8116,7 @@
                 <w:sz w:val="19"/>
                 <w:szCs w:val="19"/>
               </w:rPr>
-              <w:t>数据持久化</w:t>
+              <w:t>日志脱敏</w:t>
             </w:r>
           </w:p>
         </w:tc>
@@ -8357,7 +8147,7 @@
                 <w:sz w:val="19"/>
                 <w:szCs w:val="19"/>
               </w:rPr>
-              <w:t>六个挂载点确保数据不随容器销毁而丢失：rag_storage（知识库向量索引）、uploads（用户上传的原始文件）、output（文档解析中间产物）、auth.db（用户认证信息与审计日志）、pgdata（PostgreSQL 业务数据）、redisdata（Redis 缓存与限流计数数据）。</w:t>
+              <w:t>mask_sensitive_data() 函数自动识别日志中的 password、token、secret、key、api_key 等敏感字段并替换为 ***，防止敏感信息通过日志泄露。</w:t>
             </w:r>
           </w:p>
         </w:tc>
@@ -8407,7 +8197,7 @@
                 <w:sz w:val="19"/>
                 <w:szCs w:val="19"/>
               </w:rPr>
-              <w:t>环境变量配置</w:t>
+              <w:t>权限隔离</w:t>
             </w:r>
           </w:p>
         </w:tc>
@@ -8437,24 +8227,89 @@
                 <w:sz w:val="19"/>
                 <w:szCs w:val="19"/>
               </w:rPr>
-              <w:t>所有运行参数通过 .env 文件统一管理。关键变量包括：LLM_MODEL（推理模型名称）EMBEDDING_MODEL（向量化模型名称）</w:t>
-            </w:r>
-            <w:r>
-              <w:rPr>
-                <w:rFonts w:hint="eastAsia" w:cs="微软雅黑"/>
-                <w:sz w:val="19"/>
-                <w:szCs w:val="19"/>
-                <w:lang w:eastAsia="zh-CN"/>
-              </w:rPr>
-              <w:t>、</w:t>
-            </w:r>
-            <w:r>
-              <w:rPr>
-                <w:rFonts w:ascii="微软雅黑" w:hAnsi="微软雅黑" w:eastAsia="微软雅黑" w:cs="微软雅黑"/>
-                <w:sz w:val="19"/>
-                <w:szCs w:val="19"/>
-              </w:rPr>
-              <w:t>JWT_SECRET和 JWT_REFRESH_SECRET（签名密钥，首次启动自动生成）、CORS_ORIGINS（允许的前端域名）、MAX_UPLOAD_SIZE_MB（文件上传限制，默认 500）、CHUNKING_STRATEGY（默认分块策略，默认 recursive）、PROCESS_TIMEOUT（文档处理超时，默认 3600 秒）。</w:t>
+              <w:t>每个知识库操作前强制调用 verify_kb_access(user_id, kb_id) 校验权限。采用 RBAC 两级模型（管理员/普通用户），API 层面和数据库层面双重保证用户只能访问被授权资源。</w:t>
+            </w:r>
+          </w:p>
+        </w:tc>
+      </w:tr>
+      <w:tr>
+        <w:tblPrEx>
+          <w:tblBorders>
+            <w:top w:val="single" w:color="auto" w:sz="4" w:space="0"/>
+            <w:left w:val="single" w:color="auto" w:sz="4" w:space="0"/>
+            <w:bottom w:val="single" w:color="auto" w:sz="4" w:space="0"/>
+            <w:right w:val="single" w:color="auto" w:sz="4" w:space="0"/>
+            <w:insideH w:val="single" w:color="auto" w:sz="4" w:space="0"/>
+            <w:insideV w:val="single" w:color="auto" w:sz="4" w:space="0"/>
+          </w:tblBorders>
+          <w:tblCellMar>
+            <w:top w:w="0" w:type="dxa"/>
+            <w:left w:w="10" w:type="dxa"/>
+            <w:bottom w:w="0" w:type="dxa"/>
+            <w:right w:w="10" w:type="dxa"/>
+          </w:tblCellMar>
+        </w:tblPrEx>
+        <w:tc>
+          <w:tcPr>
+            <w:tcW w:w="4000" w:type="dxa"/>
+            <w:tcBorders>
+              <w:top w:val="single" w:color="CCCCCC" w:sz="0" w:space="0"/>
+              <w:left w:val="single" w:color="CCCCCC" w:sz="0" w:space="0"/>
+              <w:bottom w:val="single" w:color="CCCCCC" w:sz="0" w:space="0"/>
+              <w:right w:val="single" w:color="CCCCCC" w:sz="0" w:space="0"/>
+            </w:tcBorders>
+            <w:shd w:val="clear" w:color="auto" w:fill="F7F8FA"/>
+            <w:tcMar>
+              <w:top w:w="60" w:type="dxa"/>
+              <w:left w:w="120" w:type="dxa"/>
+              <w:bottom w:w="60" w:type="dxa"/>
+              <w:right w:w="120" w:type="dxa"/>
+            </w:tcMar>
+          </w:tcPr>
+          <w:p>
+            <w:pPr>
+              <w:spacing w:after="60" w:line="320" w:lineRule="auto"/>
+            </w:pPr>
+            <w:r>
+              <w:rPr>
+                <w:rFonts w:ascii="微软雅黑" w:hAnsi="微软雅黑" w:eastAsia="微软雅黑" w:cs="微软雅黑"/>
+                <w:b/>
+                <w:bCs/>
+                <w:sz w:val="19"/>
+                <w:szCs w:val="19"/>
+              </w:rPr>
+              <w:t>依赖安全</w:t>
+            </w:r>
+          </w:p>
+        </w:tc>
+        <w:tc>
+          <w:tcPr>
+            <w:tcW w:w="5026" w:type="dxa"/>
+            <w:tcBorders>
+              <w:top w:val="single" w:color="CCCCCC" w:sz="0" w:space="0"/>
+              <w:left w:val="single" w:color="CCCCCC" w:sz="0" w:space="0"/>
+              <w:bottom w:val="single" w:color="CCCCCC" w:sz="0" w:space="0"/>
+              <w:right w:val="single" w:color="CCCCCC" w:sz="0" w:space="0"/>
+            </w:tcBorders>
+            <w:shd w:val="clear" w:color="auto" w:fill="F7F8FA"/>
+            <w:tcMar>
+              <w:top w:w="60" w:type="dxa"/>
+              <w:left w:w="120" w:type="dxa"/>
+              <w:bottom w:w="60" w:type="dxa"/>
+              <w:right w:w="120" w:type="dxa"/>
+            </w:tcMar>
+          </w:tcPr>
+          <w:p>
+            <w:pPr>
+              <w:spacing w:after="60" w:line="320" w:lineRule="auto"/>
+            </w:pPr>
+            <w:r>
+              <w:rPr>
+                <w:rFonts w:ascii="微软雅黑" w:hAnsi="微软雅黑" w:eastAsia="微软雅黑" w:cs="微软雅黑"/>
+                <w:sz w:val="19"/>
+                <w:szCs w:val="19"/>
+              </w:rPr>
+              <w:t>定期通过 pip-audit 和 npm audit 扫描项目依赖中的已知漏洞，高危漏洞及时升级修复。</w:t>
             </w:r>
           </w:p>
         </w:tc>
@@ -8465,7 +8320,544 @@
         <w:pStyle w:val="2"/>
         <w:spacing w:before="360" w:after="160"/>
       </w:pPr>
-      <w:bookmarkStart w:id="22" w:name="_Toc19430"/>
+      <w:bookmarkStart w:id="22" w:name="_Toc8250"/>
+      <w:r>
+        <w:rPr>
+          <w:rFonts w:ascii="微软雅黑" w:hAnsi="微软雅黑" w:eastAsia="微软雅黑" w:cs="微软雅黑"/>
+          <w:b/>
+          <w:bCs/>
+          <w:color w:val="1A1D23"/>
+          <w:sz w:val="36"/>
+          <w:szCs w:val="36"/>
+        </w:rPr>
+        <w:t>七、部署方案</w:t>
+      </w:r>
+      <w:bookmarkEnd w:id="22"/>
+    </w:p>
+    <w:tbl>
+      <w:tblPr>
+        <w:tblStyle w:val="13"/>
+        <w:tblW w:w="9026" w:type="dxa"/>
+        <w:tblInd w:w="0" w:type="dxa"/>
+        <w:tblBorders>
+          <w:top w:val="single" w:color="auto" w:sz="4" w:space="0"/>
+          <w:left w:val="single" w:color="auto" w:sz="4" w:space="0"/>
+          <w:bottom w:val="single" w:color="auto" w:sz="4" w:space="0"/>
+          <w:right w:val="single" w:color="auto" w:sz="4" w:space="0"/>
+          <w:insideH w:val="single" w:color="auto" w:sz="4" w:space="0"/>
+          <w:insideV w:val="single" w:color="auto" w:sz="4" w:space="0"/>
+        </w:tblBorders>
+        <w:tblLayout w:type="autofit"/>
+        <w:tblCellMar>
+          <w:top w:w="0" w:type="dxa"/>
+          <w:left w:w="10" w:type="dxa"/>
+          <w:bottom w:w="0" w:type="dxa"/>
+          <w:right w:w="10" w:type="dxa"/>
+        </w:tblCellMar>
+      </w:tblPr>
+      <w:tblGrid>
+        <w:gridCol w:w="4000"/>
+        <w:gridCol w:w="5026"/>
+      </w:tblGrid>
+      <w:tr>
+        <w:tblPrEx>
+          <w:tblBorders>
+            <w:top w:val="single" w:color="auto" w:sz="4" w:space="0"/>
+            <w:left w:val="single" w:color="auto" w:sz="4" w:space="0"/>
+            <w:bottom w:val="single" w:color="auto" w:sz="4" w:space="0"/>
+            <w:right w:val="single" w:color="auto" w:sz="4" w:space="0"/>
+            <w:insideH w:val="single" w:color="auto" w:sz="4" w:space="0"/>
+            <w:insideV w:val="single" w:color="auto" w:sz="4" w:space="0"/>
+          </w:tblBorders>
+          <w:tblCellMar>
+            <w:top w:w="0" w:type="dxa"/>
+            <w:left w:w="10" w:type="dxa"/>
+            <w:bottom w:w="0" w:type="dxa"/>
+            <w:right w:w="10" w:type="dxa"/>
+          </w:tblCellMar>
+        </w:tblPrEx>
+        <w:tc>
+          <w:tcPr>
+            <w:tcW w:w="4000" w:type="dxa"/>
+            <w:tcBorders>
+              <w:top w:val="single" w:color="CCCCCC" w:sz="0" w:space="0"/>
+              <w:left w:val="single" w:color="CCCCCC" w:sz="0" w:space="0"/>
+              <w:bottom w:val="single" w:color="CCCCCC" w:sz="0" w:space="0"/>
+              <w:right w:val="single" w:color="CCCCCC" w:sz="0" w:space="0"/>
+            </w:tcBorders>
+            <w:shd w:val="clear" w:color="auto" w:fill="1F4E79"/>
+            <w:tcMar>
+              <w:top w:w="60" w:type="dxa"/>
+              <w:left w:w="120" w:type="dxa"/>
+              <w:bottom w:w="60" w:type="dxa"/>
+              <w:right w:w="120" w:type="dxa"/>
+            </w:tcMar>
+          </w:tcPr>
+          <w:p>
+            <w:pPr>
+              <w:jc w:val="center"/>
+            </w:pPr>
+            <w:r>
+              <w:rPr>
+                <w:rFonts w:ascii="微软雅黑" w:hAnsi="微软雅黑" w:eastAsia="微软雅黑" w:cs="微软雅黑"/>
+                <w:b/>
+                <w:bCs/>
+                <w:color w:val="FFFFFF"/>
+                <w:sz w:val="19"/>
+                <w:szCs w:val="19"/>
+              </w:rPr>
+              <w:t>功能描述</w:t>
+            </w:r>
+          </w:p>
+        </w:tc>
+        <w:tc>
+          <w:tcPr>
+            <w:tcW w:w="5026" w:type="dxa"/>
+            <w:tcBorders>
+              <w:top w:val="single" w:color="CCCCCC" w:sz="0" w:space="0"/>
+              <w:left w:val="single" w:color="CCCCCC" w:sz="0" w:space="0"/>
+              <w:bottom w:val="single" w:color="CCCCCC" w:sz="0" w:space="0"/>
+              <w:right w:val="single" w:color="CCCCCC" w:sz="0" w:space="0"/>
+            </w:tcBorders>
+            <w:shd w:val="clear" w:color="auto" w:fill="1F4E79"/>
+            <w:tcMar>
+              <w:top w:w="60" w:type="dxa"/>
+              <w:left w:w="120" w:type="dxa"/>
+              <w:bottom w:w="60" w:type="dxa"/>
+              <w:right w:w="120" w:type="dxa"/>
+            </w:tcMar>
+          </w:tcPr>
+          <w:p>
+            <w:pPr>
+              <w:jc w:val="center"/>
+            </w:pPr>
+            <w:r>
+              <w:rPr>
+                <w:rFonts w:ascii="微软雅黑" w:hAnsi="微软雅黑" w:eastAsia="微软雅黑" w:cs="微软雅黑"/>
+                <w:b/>
+                <w:bCs/>
+                <w:color w:val="FFFFFF"/>
+                <w:sz w:val="19"/>
+                <w:szCs w:val="19"/>
+              </w:rPr>
+              <w:t>实现原理与关键参数</w:t>
+            </w:r>
+          </w:p>
+        </w:tc>
+      </w:tr>
+      <w:tr>
+        <w:tblPrEx>
+          <w:tblBorders>
+            <w:top w:val="single" w:color="auto" w:sz="4" w:space="0"/>
+            <w:left w:val="single" w:color="auto" w:sz="4" w:space="0"/>
+            <w:bottom w:val="single" w:color="auto" w:sz="4" w:space="0"/>
+            <w:right w:val="single" w:color="auto" w:sz="4" w:space="0"/>
+            <w:insideH w:val="single" w:color="auto" w:sz="4" w:space="0"/>
+            <w:insideV w:val="single" w:color="auto" w:sz="4" w:space="0"/>
+          </w:tblBorders>
+          <w:tblCellMar>
+            <w:top w:w="0" w:type="dxa"/>
+            <w:left w:w="10" w:type="dxa"/>
+            <w:bottom w:w="0" w:type="dxa"/>
+            <w:right w:w="10" w:type="dxa"/>
+          </w:tblCellMar>
+        </w:tblPrEx>
+        <w:tc>
+          <w:tcPr>
+            <w:tcW w:w="4000" w:type="dxa"/>
+            <w:tcBorders>
+              <w:top w:val="single" w:color="CCCCCC" w:sz="0" w:space="0"/>
+              <w:left w:val="single" w:color="CCCCCC" w:sz="0" w:space="0"/>
+              <w:bottom w:val="single" w:color="CCCCCC" w:sz="0" w:space="0"/>
+              <w:right w:val="single" w:color="CCCCCC" w:sz="0" w:space="0"/>
+            </w:tcBorders>
+            <w:shd w:val="clear" w:color="auto" w:fill="F7F8FA"/>
+            <w:tcMar>
+              <w:top w:w="60" w:type="dxa"/>
+              <w:left w:w="120" w:type="dxa"/>
+              <w:bottom w:w="60" w:type="dxa"/>
+              <w:right w:w="120" w:type="dxa"/>
+            </w:tcMar>
+          </w:tcPr>
+          <w:p>
+            <w:pPr>
+              <w:spacing w:after="60" w:line="320" w:lineRule="auto"/>
+            </w:pPr>
+            <w:r>
+              <w:rPr>
+                <w:rFonts w:ascii="微软雅黑" w:hAnsi="微软雅黑" w:eastAsia="微软雅黑" w:cs="微软雅黑"/>
+                <w:b/>
+                <w:bCs/>
+                <w:sz w:val="19"/>
+                <w:szCs w:val="19"/>
+              </w:rPr>
+              <w:t>容器化架构</w:t>
+            </w:r>
+          </w:p>
+        </w:tc>
+        <w:tc>
+          <w:tcPr>
+            <w:tcW w:w="5026" w:type="dxa"/>
+            <w:tcBorders>
+              <w:top w:val="single" w:color="CCCCCC" w:sz="0" w:space="0"/>
+              <w:left w:val="single" w:color="CCCCCC" w:sz="0" w:space="0"/>
+              <w:bottom w:val="single" w:color="CCCCCC" w:sz="0" w:space="0"/>
+              <w:right w:val="single" w:color="CCCCCC" w:sz="0" w:space="0"/>
+            </w:tcBorders>
+            <w:shd w:val="clear" w:color="auto" w:fill="F7F8FA"/>
+            <w:tcMar>
+              <w:top w:w="60" w:type="dxa"/>
+              <w:left w:w="120" w:type="dxa"/>
+              <w:bottom w:w="60" w:type="dxa"/>
+              <w:right w:w="120" w:type="dxa"/>
+            </w:tcMar>
+          </w:tcPr>
+          <w:p>
+            <w:pPr>
+              <w:spacing w:after="60" w:line="320" w:lineRule="auto"/>
+            </w:pPr>
+            <w:r>
+              <w:rPr>
+                <w:rFonts w:ascii="微软雅黑" w:hAnsi="微软雅黑" w:eastAsia="微软雅黑" w:cs="微软雅黑"/>
+                <w:sz w:val="19"/>
+                <w:szCs w:val="19"/>
+              </w:rPr>
+              <w:t>采用 Docker Compose 四服务编排：</w:t>
+            </w:r>
+          </w:p>
+          <w:p>
+            <w:pPr>
+              <w:spacing w:after="60" w:line="320" w:lineRule="auto"/>
+            </w:pPr>
+            <w:r>
+              <w:rPr>
+                <w:rFonts w:ascii="微软雅黑" w:hAnsi="微软雅黑" w:eastAsia="微软雅黑" w:cs="微软雅黑"/>
+                <w:sz w:val="19"/>
+                <w:szCs w:val="19"/>
+              </w:rPr>
+              <w:t>① app（FastAPI + Python 3.11 + Uvicorn）：处理所有 API 请求和业务逻辑；</w:t>
+            </w:r>
+          </w:p>
+          <w:p>
+            <w:pPr>
+              <w:spacing w:after="60" w:line="320" w:lineRule="auto"/>
+            </w:pPr>
+            <w:r>
+              <w:rPr>
+                <w:rFonts w:ascii="微软雅黑" w:hAnsi="微软雅黑" w:eastAsia="微软雅黑" w:cs="微软雅黑"/>
+                <w:sz w:val="19"/>
+                <w:szCs w:val="19"/>
+              </w:rPr>
+              <w:t>② postgres（PostgreSQL 16 Alpine）：存储知识库元数据、文档信息、用户数据，连接池 20+10 溢出；</w:t>
+            </w:r>
+          </w:p>
+          <w:p>
+            <w:pPr>
+              <w:spacing w:after="60" w:line="320" w:lineRule="auto"/>
+            </w:pPr>
+            <w:r>
+              <w:rPr>
+                <w:rFonts w:ascii="微软雅黑" w:hAnsi="微软雅黑" w:eastAsia="微软雅黑" w:cs="微软雅黑"/>
+                <w:sz w:val="19"/>
+                <w:szCs w:val="19"/>
+              </w:rPr>
+              <w:t>③ redis（Redis 7 Alpine）：缓存热点查询结果、存储用户会话和限流计数，最大内存 512 MB，LRU 淘汰策略；</w:t>
+            </w:r>
+          </w:p>
+          <w:p>
+            <w:pPr>
+              <w:spacing w:after="60" w:line="320" w:lineRule="auto"/>
+            </w:pPr>
+            <w:r>
+              <w:rPr>
+                <w:rFonts w:ascii="微软雅黑" w:hAnsi="微软雅黑" w:eastAsia="微软雅黑" w:cs="微软雅黑"/>
+                <w:sz w:val="19"/>
+                <w:szCs w:val="19"/>
+              </w:rPr>
+              <w:t>④ nginx（Nginx Alpine）：前端静态资源托管 + HTTPS 反向代理 + TLS 终结。</w:t>
+            </w:r>
+          </w:p>
+          <w:p>
+            <w:pPr>
+              <w:spacing w:after="60" w:line="320" w:lineRule="auto"/>
+            </w:pPr>
+            <w:r>
+              <w:rPr>
+                <w:rFonts w:ascii="微软雅黑" w:hAnsi="微软雅黑" w:eastAsia="微软雅黑" w:cs="微软雅黑"/>
+                <w:sz w:val="19"/>
+                <w:szCs w:val="19"/>
+              </w:rPr>
+              <w:t>一键启动命令：docker-compose up -d。所有服务均配置 restart: unless-stopped。</w:t>
+            </w:r>
+          </w:p>
+        </w:tc>
+      </w:tr>
+      <w:tr>
+        <w:tblPrEx>
+          <w:tblBorders>
+            <w:top w:val="single" w:color="auto" w:sz="4" w:space="0"/>
+            <w:left w:val="single" w:color="auto" w:sz="4" w:space="0"/>
+            <w:bottom w:val="single" w:color="auto" w:sz="4" w:space="0"/>
+            <w:right w:val="single" w:color="auto" w:sz="4" w:space="0"/>
+            <w:insideH w:val="single" w:color="auto" w:sz="4" w:space="0"/>
+            <w:insideV w:val="single" w:color="auto" w:sz="4" w:space="0"/>
+          </w:tblBorders>
+          <w:tblCellMar>
+            <w:top w:w="0" w:type="dxa"/>
+            <w:left w:w="10" w:type="dxa"/>
+            <w:bottom w:w="0" w:type="dxa"/>
+            <w:right w:w="10" w:type="dxa"/>
+          </w:tblCellMar>
+        </w:tblPrEx>
+        <w:tc>
+          <w:tcPr>
+            <w:tcW w:w="4000" w:type="dxa"/>
+            <w:tcBorders>
+              <w:top w:val="single" w:color="CCCCCC" w:sz="0" w:space="0"/>
+              <w:left w:val="single" w:color="CCCCCC" w:sz="0" w:space="0"/>
+              <w:bottom w:val="single" w:color="CCCCCC" w:sz="0" w:space="0"/>
+              <w:right w:val="single" w:color="CCCCCC" w:sz="0" w:space="0"/>
+            </w:tcBorders>
+            <w:tcMar>
+              <w:top w:w="60" w:type="dxa"/>
+              <w:left w:w="120" w:type="dxa"/>
+              <w:bottom w:w="60" w:type="dxa"/>
+              <w:right w:w="120" w:type="dxa"/>
+            </w:tcMar>
+          </w:tcPr>
+          <w:p>
+            <w:pPr>
+              <w:spacing w:after="60" w:line="320" w:lineRule="auto"/>
+            </w:pPr>
+            <w:r>
+              <w:rPr>
+                <w:rFonts w:ascii="微软雅黑" w:hAnsi="微软雅黑" w:eastAsia="微软雅黑" w:cs="微软雅黑"/>
+                <w:b/>
+                <w:bCs/>
+                <w:sz w:val="19"/>
+                <w:szCs w:val="19"/>
+              </w:rPr>
+              <w:t>健康检查</w:t>
+            </w:r>
+          </w:p>
+        </w:tc>
+        <w:tc>
+          <w:tcPr>
+            <w:tcW w:w="5026" w:type="dxa"/>
+            <w:tcBorders>
+              <w:top w:val="single" w:color="CCCCCC" w:sz="0" w:space="0"/>
+              <w:left w:val="single" w:color="CCCCCC" w:sz="0" w:space="0"/>
+              <w:bottom w:val="single" w:color="CCCCCC" w:sz="0" w:space="0"/>
+              <w:right w:val="single" w:color="CCCCCC" w:sz="0" w:space="0"/>
+            </w:tcBorders>
+            <w:tcMar>
+              <w:top w:w="60" w:type="dxa"/>
+              <w:left w:w="120" w:type="dxa"/>
+              <w:bottom w:w="60" w:type="dxa"/>
+              <w:right w:w="120" w:type="dxa"/>
+            </w:tcMar>
+          </w:tcPr>
+          <w:p>
+            <w:pPr>
+              <w:spacing w:after="60" w:line="320" w:lineRule="auto"/>
+            </w:pPr>
+            <w:r>
+              <w:rPr>
+                <w:rFonts w:ascii="微软雅黑" w:hAnsi="微软雅黑" w:eastAsia="微软雅黑" w:cs="微软雅黑"/>
+                <w:sz w:val="19"/>
+                <w:szCs w:val="19"/>
+              </w:rPr>
+              <w:t>四级检查机制：应用（HTTP GET /api/health，间隔 30 秒，超时 10 秒，启动缓冲 60 秒，失败重试 3 次）、数据库（pg_isready，间隔 10 秒，超时 5 秒，失败重试 5 次）、Redis（TCP 连接检查）、Nginx（内置 HTTP 检查）。</w:t>
+            </w:r>
+          </w:p>
+        </w:tc>
+      </w:tr>
+      <w:tr>
+        <w:tblPrEx>
+          <w:tblBorders>
+            <w:top w:val="single" w:color="auto" w:sz="4" w:space="0"/>
+            <w:left w:val="single" w:color="auto" w:sz="4" w:space="0"/>
+            <w:bottom w:val="single" w:color="auto" w:sz="4" w:space="0"/>
+            <w:right w:val="single" w:color="auto" w:sz="4" w:space="0"/>
+            <w:insideH w:val="single" w:color="auto" w:sz="4" w:space="0"/>
+            <w:insideV w:val="single" w:color="auto" w:sz="4" w:space="0"/>
+          </w:tblBorders>
+          <w:tblCellMar>
+            <w:top w:w="0" w:type="dxa"/>
+            <w:left w:w="10" w:type="dxa"/>
+            <w:bottom w:w="0" w:type="dxa"/>
+            <w:right w:w="10" w:type="dxa"/>
+          </w:tblCellMar>
+        </w:tblPrEx>
+        <w:tc>
+          <w:tcPr>
+            <w:tcW w:w="4000" w:type="dxa"/>
+            <w:tcBorders>
+              <w:top w:val="single" w:color="CCCCCC" w:sz="0" w:space="0"/>
+              <w:left w:val="single" w:color="CCCCCC" w:sz="0" w:space="0"/>
+              <w:bottom w:val="single" w:color="CCCCCC" w:sz="0" w:space="0"/>
+              <w:right w:val="single" w:color="CCCCCC" w:sz="0" w:space="0"/>
+            </w:tcBorders>
+            <w:shd w:val="clear" w:color="auto" w:fill="F7F8FA"/>
+            <w:tcMar>
+              <w:top w:w="60" w:type="dxa"/>
+              <w:left w:w="120" w:type="dxa"/>
+              <w:bottom w:w="60" w:type="dxa"/>
+              <w:right w:w="120" w:type="dxa"/>
+            </w:tcMar>
+          </w:tcPr>
+          <w:p>
+            <w:pPr>
+              <w:spacing w:after="60" w:line="320" w:lineRule="auto"/>
+            </w:pPr>
+            <w:r>
+              <w:rPr>
+                <w:rFonts w:ascii="微软雅黑" w:hAnsi="微软雅黑" w:eastAsia="微软雅黑" w:cs="微软雅黑"/>
+                <w:b/>
+                <w:bCs/>
+                <w:sz w:val="19"/>
+                <w:szCs w:val="19"/>
+              </w:rPr>
+              <w:t>数据持久化</w:t>
+            </w:r>
+          </w:p>
+        </w:tc>
+        <w:tc>
+          <w:tcPr>
+            <w:tcW w:w="5026" w:type="dxa"/>
+            <w:tcBorders>
+              <w:top w:val="single" w:color="CCCCCC" w:sz="0" w:space="0"/>
+              <w:left w:val="single" w:color="CCCCCC" w:sz="0" w:space="0"/>
+              <w:bottom w:val="single" w:color="CCCCCC" w:sz="0" w:space="0"/>
+              <w:right w:val="single" w:color="CCCCCC" w:sz="0" w:space="0"/>
+            </w:tcBorders>
+            <w:shd w:val="clear" w:color="auto" w:fill="F7F8FA"/>
+            <w:tcMar>
+              <w:top w:w="60" w:type="dxa"/>
+              <w:left w:w="120" w:type="dxa"/>
+              <w:bottom w:w="60" w:type="dxa"/>
+              <w:right w:w="120" w:type="dxa"/>
+            </w:tcMar>
+          </w:tcPr>
+          <w:p>
+            <w:pPr>
+              <w:spacing w:after="60" w:line="320" w:lineRule="auto"/>
+            </w:pPr>
+            <w:r>
+              <w:rPr>
+                <w:rFonts w:ascii="微软雅黑" w:hAnsi="微软雅黑" w:eastAsia="微软雅黑" w:cs="微软雅黑"/>
+                <w:sz w:val="19"/>
+                <w:szCs w:val="19"/>
+              </w:rPr>
+              <w:t>六个挂载点确保数据不随容器销毁而丢失：rag_storage（知识库向量索引）、uploads（用户上传的原始文件）、output（文档解析中间产物）、auth.db（用户认证信息与审计日志）、pgdata（PostgreSQL 业务数据）、redisdata（Redis 缓存与限流计数数据）。</w:t>
+            </w:r>
+          </w:p>
+        </w:tc>
+      </w:tr>
+      <w:tr>
+        <w:tblPrEx>
+          <w:tblBorders>
+            <w:top w:val="single" w:color="auto" w:sz="4" w:space="0"/>
+            <w:left w:val="single" w:color="auto" w:sz="4" w:space="0"/>
+            <w:bottom w:val="single" w:color="auto" w:sz="4" w:space="0"/>
+            <w:right w:val="single" w:color="auto" w:sz="4" w:space="0"/>
+            <w:insideH w:val="single" w:color="auto" w:sz="4" w:space="0"/>
+            <w:insideV w:val="single" w:color="auto" w:sz="4" w:space="0"/>
+          </w:tblBorders>
+          <w:tblCellMar>
+            <w:top w:w="0" w:type="dxa"/>
+            <w:left w:w="10" w:type="dxa"/>
+            <w:bottom w:w="0" w:type="dxa"/>
+            <w:right w:w="10" w:type="dxa"/>
+          </w:tblCellMar>
+        </w:tblPrEx>
+        <w:tc>
+          <w:tcPr>
+            <w:tcW w:w="4000" w:type="dxa"/>
+            <w:tcBorders>
+              <w:top w:val="single" w:color="CCCCCC" w:sz="0" w:space="0"/>
+              <w:left w:val="single" w:color="CCCCCC" w:sz="0" w:space="0"/>
+              <w:bottom w:val="single" w:color="CCCCCC" w:sz="0" w:space="0"/>
+              <w:right w:val="single" w:color="CCCCCC" w:sz="0" w:space="0"/>
+            </w:tcBorders>
+            <w:tcMar>
+              <w:top w:w="60" w:type="dxa"/>
+              <w:left w:w="120" w:type="dxa"/>
+              <w:bottom w:w="60" w:type="dxa"/>
+              <w:right w:w="120" w:type="dxa"/>
+            </w:tcMar>
+          </w:tcPr>
+          <w:p>
+            <w:pPr>
+              <w:spacing w:after="60" w:line="320" w:lineRule="auto"/>
+            </w:pPr>
+            <w:r>
+              <w:rPr>
+                <w:rFonts w:ascii="微软雅黑" w:hAnsi="微软雅黑" w:eastAsia="微软雅黑" w:cs="微软雅黑"/>
+                <w:b/>
+                <w:bCs/>
+                <w:sz w:val="19"/>
+                <w:szCs w:val="19"/>
+              </w:rPr>
+              <w:t>环境变量配置</w:t>
+            </w:r>
+          </w:p>
+        </w:tc>
+        <w:tc>
+          <w:tcPr>
+            <w:tcW w:w="5026" w:type="dxa"/>
+            <w:tcBorders>
+              <w:top w:val="single" w:color="CCCCCC" w:sz="0" w:space="0"/>
+              <w:left w:val="single" w:color="CCCCCC" w:sz="0" w:space="0"/>
+              <w:bottom w:val="single" w:color="CCCCCC" w:sz="0" w:space="0"/>
+              <w:right w:val="single" w:color="CCCCCC" w:sz="0" w:space="0"/>
+            </w:tcBorders>
+            <w:tcMar>
+              <w:top w:w="60" w:type="dxa"/>
+              <w:left w:w="120" w:type="dxa"/>
+              <w:bottom w:w="60" w:type="dxa"/>
+              <w:right w:w="120" w:type="dxa"/>
+            </w:tcMar>
+          </w:tcPr>
+          <w:p>
+            <w:pPr>
+              <w:spacing w:after="60" w:line="320" w:lineRule="auto"/>
+            </w:pPr>
+            <w:r>
+              <w:rPr>
+                <w:rFonts w:ascii="微软雅黑" w:hAnsi="微软雅黑" w:eastAsia="微软雅黑" w:cs="微软雅黑"/>
+                <w:sz w:val="19"/>
+                <w:szCs w:val="19"/>
+              </w:rPr>
+              <w:t>所有运行参数通过 .env 文件统一管理。关键变量包括：LLM_MODEL（推理模型名称）EMBEDDING_MODEL（向量化模型名称）</w:t>
+            </w:r>
+            <w:r>
+              <w:rPr>
+                <w:rFonts w:hint="eastAsia" w:cs="微软雅黑"/>
+                <w:sz w:val="19"/>
+                <w:szCs w:val="19"/>
+                <w:lang w:eastAsia="zh-CN"/>
+              </w:rPr>
+              <w:t>、</w:t>
+            </w:r>
+            <w:r>
+              <w:rPr>
+                <w:rFonts w:ascii="微软雅黑" w:hAnsi="微软雅黑" w:eastAsia="微软雅黑" w:cs="微软雅黑"/>
+                <w:sz w:val="19"/>
+                <w:szCs w:val="19"/>
+              </w:rPr>
+              <w:t>JWT_SECRET和 JWT_REFRESH_SECRET（签名密钥，首次启动自动生成）、CORS_ORIGINS（允许的前端域名）、MAX_UPLOAD_SIZE_MB（文件上传限制，默认 500）、CHUNKING_STRATEGY（默认分块策略，默认 recursive）、PROCESS_TIMEOUT（文档处理超时，默认 3600 秒）。</w:t>
+            </w:r>
+          </w:p>
+        </w:tc>
+      </w:tr>
+    </w:tbl>
+    <w:p>
+      <w:pPr>
+        <w:pStyle w:val="2"/>
+        <w:spacing w:before="360" w:after="160"/>
+      </w:pPr>
+      <w:bookmarkStart w:id="23" w:name="_Toc12170"/>
       <w:r>
         <w:rPr>
           <w:rFonts w:ascii="微软雅黑" w:hAnsi="微软雅黑" w:eastAsia="微软雅黑" w:cs="微软雅黑"/>
@@ -8477,7 +8869,7 @@
         </w:rPr>
         <w:t>八、模型接入架构</w:t>
       </w:r>
-      <w:bookmarkEnd w:id="22"/>
+      <w:bookmarkEnd w:id="23"/>
     </w:p>
     <w:p>
       <w:pPr>
@@ -9136,7 +9528,7 @@
         <w:pStyle w:val="2"/>
         <w:spacing w:before="360" w:after="160"/>
       </w:pPr>
-      <w:bookmarkStart w:id="23" w:name="_Toc16232"/>
+      <w:bookmarkStart w:id="24" w:name="_Toc3535"/>
       <w:r>
         <w:rPr>
           <w:rFonts w:ascii="微软雅黑" w:hAnsi="微软雅黑" w:eastAsia="微软雅黑" w:cs="微软雅黑"/>
@@ -9148,7 +9540,7 @@
         </w:rPr>
         <w:t>九、智能体管理体系</w:t>
       </w:r>
-      <w:bookmarkEnd w:id="23"/>
+      <w:bookmarkEnd w:id="24"/>
     </w:p>
     <w:tbl>
       <w:tblPr>
@@ -9338,17 +9730,7 @@
                 <w:sz w:val="19"/>
                 <w:szCs w:val="19"/>
               </w:rPr>
-              <w:t>每个智能体</w:t>
-            </w:r>
-            <w:bookmarkStart w:id="25" w:name="_GoBack"/>
-            <w:bookmarkEnd w:id="25"/>
-            <w:r>
-              <w:rPr>
-                <w:rFonts w:ascii="微软雅黑" w:hAnsi="微软雅黑" w:eastAsia="微软雅黑" w:cs="微软雅黑"/>
-                <w:sz w:val="19"/>
-                <w:szCs w:val="19"/>
-              </w:rPr>
-              <w:t xml:space="preserve"> = 知识库绑定 + LLM 模型配置 + Embedding 模型配置 + 分块策略 + 检索模式 + enable_rerank 开关 + 对话历史。各智能体独立配置，互不干扰。生命周期支持创建、配置、启用、禁用、删除全流程管理。</w:t>
+              <w:t>每个智能体 = 知识库绑定 + LLM 模型配置 + Embedding 模型配置 + 分块策略 + 检索模式 + enable_rerank 开关 + 对话历史。各智能体独立配置，互不干扰。生命周期支持创建、配置、启用、禁用、删除全流程管理。</w:t>
             </w:r>
           </w:p>
         </w:tc>
@@ -9589,9 +9971,2340 @@
     <w:p>
       <w:pPr>
         <w:pStyle w:val="2"/>
+        <w:keepNext w:val="0"/>
+        <w:keepLines w:val="0"/>
+        <w:spacing w:before="280" w:after="160"/>
+        <w:outlineLvl w:val="0"/>
+        <w:rPr>
+          <w:rFonts w:hint="default" w:ascii="微软雅黑" w:hAnsi="微软雅黑" w:eastAsia="微软雅黑" w:cs="微软雅黑"/>
+          <w:b/>
+          <w:bCs/>
+          <w:color w:val="1A1D23"/>
+          <w:sz w:val="28"/>
+          <w:szCs w:val="28"/>
+          <w:lang w:val="en-US" w:eastAsia="zh-CN"/>
+        </w:rPr>
+      </w:pPr>
+      <w:bookmarkStart w:id="25" w:name="_Toc16469"/>
+      <w:r>
+        <w:rPr>
+          <w:rFonts w:hint="eastAsia" w:cs="微软雅黑"/>
+          <w:b/>
+          <w:bCs/>
+          <w:color w:val="1A1D23"/>
+          <w:sz w:val="28"/>
+          <w:szCs w:val="28"/>
+          <w:lang w:val="en-US" w:eastAsia="zh-CN"/>
+        </w:rPr>
+        <w:t>额外已实现部分</w:t>
+      </w:r>
+      <w:bookmarkEnd w:id="25"/>
+    </w:p>
+    <w:p>
+      <w:pPr>
+        <w:pStyle w:val="3"/>
+        <w:keepNext w:val="0"/>
+        <w:keepLines w:val="0"/>
+        <w:spacing w:before="280" w:after="160"/>
+        <w:rPr>
+          <w:rFonts w:ascii="微软雅黑" w:hAnsi="微软雅黑" w:eastAsia="微软雅黑" w:cs="微软雅黑"/>
+          <w:b/>
+          <w:bCs/>
+          <w:color w:val="1A1D23"/>
+          <w:sz w:val="28"/>
+          <w:szCs w:val="28"/>
+        </w:rPr>
+      </w:pPr>
+      <w:bookmarkStart w:id="26" w:name="_Toc10996"/>
+      <w:r>
+        <w:rPr>
+          <w:rFonts w:ascii="微软雅黑" w:hAnsi="微软雅黑" w:eastAsia="微软雅黑" w:cs="微软雅黑"/>
+          <w:b/>
+          <w:bCs/>
+          <w:color w:val="1A1D23"/>
+          <w:sz w:val="28"/>
+          <w:szCs w:val="28"/>
+        </w:rPr>
+        <w:t>3.4  SSO / OIDC 企业统一认证</w:t>
+      </w:r>
+      <w:bookmarkEnd w:id="26"/>
+    </w:p>
+    <w:tbl>
+      <w:tblPr>
+        <w:tblStyle w:val="14"/>
+        <w:tblW w:w="0" w:type="auto"/>
+        <w:tblInd w:w="0" w:type="dxa"/>
+        <w:tblBorders>
+          <w:top w:val="single" w:color="auto" w:sz="4" w:space="0"/>
+          <w:left w:val="single" w:color="auto" w:sz="4" w:space="0"/>
+          <w:bottom w:val="single" w:color="auto" w:sz="4" w:space="0"/>
+          <w:right w:val="single" w:color="auto" w:sz="4" w:space="0"/>
+          <w:insideH w:val="single" w:color="auto" w:sz="4" w:space="0"/>
+          <w:insideV w:val="single" w:color="auto" w:sz="4" w:space="0"/>
+        </w:tblBorders>
+        <w:tblLayout w:type="autofit"/>
+        <w:tblCellMar>
+          <w:top w:w="0" w:type="dxa"/>
+          <w:left w:w="108" w:type="dxa"/>
+          <w:bottom w:w="0" w:type="dxa"/>
+          <w:right w:w="108" w:type="dxa"/>
+        </w:tblCellMar>
+      </w:tblPr>
+      <w:tblGrid>
+        <w:gridCol w:w="4564"/>
+        <w:gridCol w:w="4678"/>
+      </w:tblGrid>
+      <w:tr>
+        <w:tblPrEx>
+          <w:tblBorders>
+            <w:top w:val="single" w:color="auto" w:sz="4" w:space="0"/>
+            <w:left w:val="single" w:color="auto" w:sz="4" w:space="0"/>
+            <w:bottom w:val="single" w:color="auto" w:sz="4" w:space="0"/>
+            <w:right w:val="single" w:color="auto" w:sz="4" w:space="0"/>
+            <w:insideH w:val="single" w:color="auto" w:sz="4" w:space="0"/>
+            <w:insideV w:val="single" w:color="auto" w:sz="4" w:space="0"/>
+          </w:tblBorders>
+          <w:tblCellMar>
+            <w:top w:w="0" w:type="dxa"/>
+            <w:left w:w="108" w:type="dxa"/>
+            <w:bottom w:w="0" w:type="dxa"/>
+            <w:right w:w="108" w:type="dxa"/>
+          </w:tblCellMar>
+        </w:tblPrEx>
+        <w:tc>
+          <w:tcPr>
+            <w:tcW w:w="4819" w:type="dxa"/>
+            <w:shd w:val="clear" w:color="auto" w:fill="1F4E79"/>
+          </w:tcPr>
+          <w:p>
+            <w:pPr>
+              <w:jc w:val="center"/>
+            </w:pPr>
+            <w:r>
+              <w:rPr>
+                <w:rFonts w:ascii="微软雅黑" w:hAnsi="微软雅黑"/>
+                <w:b/>
+                <w:color w:val="FFFFFF"/>
+                <w:sz w:val="19"/>
+              </w:rPr>
+              <w:t>功能描述</w:t>
+            </w:r>
+          </w:p>
+        </w:tc>
+        <w:tc>
+          <w:tcPr>
+            <w:tcW w:w="4819" w:type="dxa"/>
+            <w:shd w:val="clear" w:color="auto" w:fill="1F4E79"/>
+          </w:tcPr>
+          <w:p>
+            <w:pPr>
+              <w:jc w:val="center"/>
+            </w:pPr>
+            <w:r>
+              <w:rPr>
+                <w:rFonts w:ascii="微软雅黑" w:hAnsi="微软雅黑"/>
+                <w:b/>
+                <w:color w:val="FFFFFF"/>
+                <w:sz w:val="19"/>
+              </w:rPr>
+              <w:t>技术方案与关键参数</w:t>
+            </w:r>
+          </w:p>
+        </w:tc>
+      </w:tr>
+      <w:tr>
+        <w:tblPrEx>
+          <w:tblBorders>
+            <w:top w:val="single" w:color="auto" w:sz="4" w:space="0"/>
+            <w:left w:val="single" w:color="auto" w:sz="4" w:space="0"/>
+            <w:bottom w:val="single" w:color="auto" w:sz="4" w:space="0"/>
+            <w:right w:val="single" w:color="auto" w:sz="4" w:space="0"/>
+            <w:insideH w:val="single" w:color="auto" w:sz="4" w:space="0"/>
+            <w:insideV w:val="single" w:color="auto" w:sz="4" w:space="0"/>
+          </w:tblBorders>
+          <w:tblCellMar>
+            <w:top w:w="0" w:type="dxa"/>
+            <w:left w:w="108" w:type="dxa"/>
+            <w:bottom w:w="0" w:type="dxa"/>
+            <w:right w:w="108" w:type="dxa"/>
+          </w:tblCellMar>
+        </w:tblPrEx>
+        <w:tc>
+          <w:tcPr>
+            <w:tcW w:w="4819" w:type="dxa"/>
+            <w:shd w:val="clear" w:color="auto" w:fill="F7F8FA"/>
+          </w:tcPr>
+          <w:p>
+            <w:pPr>
+              <w:widowControl w:val="0"/>
+              <w:spacing w:after="60" w:line="320" w:lineRule="auto"/>
+              <w:jc w:val="both"/>
+              <w:rPr>
+                <w:rFonts w:ascii="微软雅黑" w:hAnsi="微软雅黑" w:eastAsia="微软雅黑" w:cs="微软雅黑"/>
+                <w:b/>
+                <w:bCs/>
+                <w:sz w:val="19"/>
+                <w:szCs w:val="19"/>
+              </w:rPr>
+            </w:pPr>
+            <w:r>
+              <w:rPr>
+                <w:rFonts w:ascii="微软雅黑" w:hAnsi="微软雅黑" w:eastAsia="微软雅黑" w:cs="微软雅黑"/>
+                <w:b/>
+                <w:bCs/>
+                <w:sz w:val="19"/>
+                <w:szCs w:val="19"/>
+              </w:rPr>
+              <w:t>功能目标</w:t>
+            </w:r>
+          </w:p>
+        </w:tc>
+        <w:tc>
+          <w:tcPr>
+            <w:tcW w:w="4819" w:type="dxa"/>
+            <w:shd w:val="clear" w:color="auto" w:fill="F7F8FA"/>
+          </w:tcPr>
+          <w:p>
+            <w:pPr>
+              <w:widowControl w:val="0"/>
+              <w:spacing w:after="60" w:line="320" w:lineRule="auto"/>
+              <w:jc w:val="both"/>
+              <w:rPr>
+                <w:rFonts w:ascii="微软雅黑" w:hAnsi="微软雅黑" w:eastAsia="微软雅黑" w:cs="微软雅黑"/>
+                <w:sz w:val="19"/>
+                <w:szCs w:val="19"/>
+              </w:rPr>
+            </w:pPr>
+            <w:r>
+              <w:rPr>
+                <w:rFonts w:ascii="微软雅黑" w:hAnsi="微软雅黑" w:eastAsia="微软雅黑" w:cs="微软雅黑"/>
+                <w:sz w:val="19"/>
+                <w:szCs w:val="19"/>
+              </w:rPr>
+              <w:t>在现有用户名密码登录基础上，增加 OIDC 协议的单点登录支持，兼容 Keycloak、LDAP、OAuth 2.0。</w:t>
+            </w:r>
+          </w:p>
+        </w:tc>
+      </w:tr>
+      <w:tr>
+        <w:tblPrEx>
+          <w:tblBorders>
+            <w:top w:val="single" w:color="auto" w:sz="4" w:space="0"/>
+            <w:left w:val="single" w:color="auto" w:sz="4" w:space="0"/>
+            <w:bottom w:val="single" w:color="auto" w:sz="4" w:space="0"/>
+            <w:right w:val="single" w:color="auto" w:sz="4" w:space="0"/>
+            <w:insideH w:val="single" w:color="auto" w:sz="4" w:space="0"/>
+            <w:insideV w:val="single" w:color="auto" w:sz="4" w:space="0"/>
+          </w:tblBorders>
+          <w:tblCellMar>
+            <w:top w:w="0" w:type="dxa"/>
+            <w:left w:w="108" w:type="dxa"/>
+            <w:bottom w:w="0" w:type="dxa"/>
+            <w:right w:w="108" w:type="dxa"/>
+          </w:tblCellMar>
+        </w:tblPrEx>
+        <w:tc>
+          <w:tcPr>
+            <w:tcW w:w="4819" w:type="dxa"/>
+          </w:tcPr>
+          <w:p>
+            <w:pPr>
+              <w:widowControl w:val="0"/>
+              <w:spacing w:after="60" w:line="320" w:lineRule="auto"/>
+              <w:jc w:val="both"/>
+              <w:rPr>
+                <w:rFonts w:ascii="微软雅黑" w:hAnsi="微软雅黑" w:eastAsia="微软雅黑" w:cs="微软雅黑"/>
+                <w:b/>
+                <w:bCs/>
+                <w:sz w:val="19"/>
+                <w:szCs w:val="19"/>
+              </w:rPr>
+            </w:pPr>
+            <w:r>
+              <w:rPr>
+                <w:rFonts w:ascii="微软雅黑" w:hAnsi="微软雅黑" w:eastAsia="微软雅黑" w:cs="微软雅黑"/>
+                <w:b/>
+                <w:bCs/>
+                <w:sz w:val="19"/>
+                <w:szCs w:val="19"/>
+              </w:rPr>
+              <w:t>技术方案</w:t>
+            </w:r>
+          </w:p>
+        </w:tc>
+        <w:tc>
+          <w:tcPr>
+            <w:tcW w:w="4819" w:type="dxa"/>
+          </w:tcPr>
+          <w:p>
+            <w:pPr>
+              <w:widowControl w:val="0"/>
+              <w:spacing w:after="60" w:line="320" w:lineRule="auto"/>
+              <w:jc w:val="both"/>
+              <w:rPr>
+                <w:rFonts w:ascii="微软雅黑" w:hAnsi="微软雅黑" w:eastAsia="微软雅黑" w:cs="微软雅黑"/>
+                <w:sz w:val="19"/>
+                <w:szCs w:val="19"/>
+              </w:rPr>
+            </w:pPr>
+            <w:r>
+              <w:rPr>
+                <w:rFonts w:ascii="微软雅黑" w:hAnsi="微软雅黑" w:eastAsia="微软雅黑" w:cs="微软雅黑"/>
+                <w:sz w:val="19"/>
+                <w:szCs w:val="19"/>
+              </w:rPr>
+              <w:t>使用 authlib 实现 OIDC Provider。新增 /api/auth/oidc/login（重定向授权）和 /api/auth/oidc/callback（回调交换 Token）。OIDC 用户首次登录自动创建本地用户。</w:t>
+            </w:r>
+          </w:p>
+        </w:tc>
+      </w:tr>
+      <w:tr>
+        <w:tblPrEx>
+          <w:tblBorders>
+            <w:top w:val="single" w:color="auto" w:sz="4" w:space="0"/>
+            <w:left w:val="single" w:color="auto" w:sz="4" w:space="0"/>
+            <w:bottom w:val="single" w:color="auto" w:sz="4" w:space="0"/>
+            <w:right w:val="single" w:color="auto" w:sz="4" w:space="0"/>
+            <w:insideH w:val="single" w:color="auto" w:sz="4" w:space="0"/>
+            <w:insideV w:val="single" w:color="auto" w:sz="4" w:space="0"/>
+          </w:tblBorders>
+          <w:tblCellMar>
+            <w:top w:w="0" w:type="dxa"/>
+            <w:left w:w="108" w:type="dxa"/>
+            <w:bottom w:w="0" w:type="dxa"/>
+            <w:right w:w="108" w:type="dxa"/>
+          </w:tblCellMar>
+        </w:tblPrEx>
+        <w:tc>
+          <w:tcPr>
+            <w:tcW w:w="4819" w:type="dxa"/>
+            <w:shd w:val="clear" w:color="auto" w:fill="F7F8FA"/>
+          </w:tcPr>
+          <w:p>
+            <w:pPr>
+              <w:widowControl w:val="0"/>
+              <w:spacing w:after="60" w:line="320" w:lineRule="auto"/>
+              <w:jc w:val="both"/>
+              <w:rPr>
+                <w:rFonts w:ascii="微软雅黑" w:hAnsi="微软雅黑" w:eastAsia="微软雅黑" w:cs="微软雅黑"/>
+                <w:b/>
+                <w:bCs/>
+                <w:sz w:val="19"/>
+                <w:szCs w:val="19"/>
+              </w:rPr>
+            </w:pPr>
+            <w:r>
+              <w:rPr>
+                <w:rFonts w:ascii="微软雅黑" w:hAnsi="微软雅黑" w:eastAsia="微软雅黑" w:cs="微软雅黑"/>
+                <w:b/>
+                <w:bCs/>
+                <w:sz w:val="19"/>
+                <w:szCs w:val="19"/>
+              </w:rPr>
+              <w:t>环境变量</w:t>
+            </w:r>
+          </w:p>
+        </w:tc>
+        <w:tc>
+          <w:tcPr>
+            <w:tcW w:w="4819" w:type="dxa"/>
+            <w:shd w:val="clear" w:color="auto" w:fill="F7F8FA"/>
+          </w:tcPr>
+          <w:p>
+            <w:pPr>
+              <w:widowControl w:val="0"/>
+              <w:spacing w:after="60" w:line="320" w:lineRule="auto"/>
+              <w:jc w:val="both"/>
+              <w:rPr>
+                <w:rFonts w:ascii="微软雅黑" w:hAnsi="微软雅黑" w:eastAsia="微软雅黑" w:cs="微软雅黑"/>
+                <w:sz w:val="19"/>
+                <w:szCs w:val="19"/>
+              </w:rPr>
+            </w:pPr>
+            <w:r>
+              <w:rPr>
+                <w:rFonts w:ascii="微软雅黑" w:hAnsi="微软雅黑" w:eastAsia="微软雅黑" w:cs="微软雅黑"/>
+                <w:sz w:val="19"/>
+                <w:szCs w:val="19"/>
+              </w:rPr>
+              <w:t>OIDC_ENABLED=true、OIDC_ISSUER、OIDC_CLIENT_ID、OIDC_CLIENT_SECRET。关闭时不影响现有登录方式。</w:t>
+            </w:r>
+          </w:p>
+        </w:tc>
+      </w:tr>
+      <w:tr>
+        <w:tblPrEx>
+          <w:tblBorders>
+            <w:top w:val="single" w:color="auto" w:sz="4" w:space="0"/>
+            <w:left w:val="single" w:color="auto" w:sz="4" w:space="0"/>
+            <w:bottom w:val="single" w:color="auto" w:sz="4" w:space="0"/>
+            <w:right w:val="single" w:color="auto" w:sz="4" w:space="0"/>
+            <w:insideH w:val="single" w:color="auto" w:sz="4" w:space="0"/>
+            <w:insideV w:val="single" w:color="auto" w:sz="4" w:space="0"/>
+          </w:tblBorders>
+          <w:tblCellMar>
+            <w:top w:w="0" w:type="dxa"/>
+            <w:left w:w="108" w:type="dxa"/>
+            <w:bottom w:w="0" w:type="dxa"/>
+            <w:right w:w="108" w:type="dxa"/>
+          </w:tblCellMar>
+        </w:tblPrEx>
+        <w:tc>
+          <w:tcPr>
+            <w:tcW w:w="4819" w:type="dxa"/>
+          </w:tcPr>
+          <w:p>
+            <w:pPr>
+              <w:widowControl w:val="0"/>
+              <w:spacing w:after="60" w:line="320" w:lineRule="auto"/>
+              <w:jc w:val="both"/>
+              <w:rPr>
+                <w:rFonts w:ascii="微软雅黑" w:hAnsi="微软雅黑" w:eastAsia="微软雅黑" w:cs="微软雅黑"/>
+                <w:b/>
+                <w:bCs/>
+                <w:sz w:val="19"/>
+                <w:szCs w:val="19"/>
+              </w:rPr>
+            </w:pPr>
+            <w:r>
+              <w:rPr>
+                <w:rFonts w:ascii="微软雅黑" w:hAnsi="微软雅黑" w:eastAsia="微软雅黑" w:cs="微软雅黑"/>
+                <w:b/>
+                <w:bCs/>
+                <w:sz w:val="19"/>
+                <w:szCs w:val="19"/>
+              </w:rPr>
+              <w:t>验收标准</w:t>
+            </w:r>
+          </w:p>
+        </w:tc>
+        <w:tc>
+          <w:tcPr>
+            <w:tcW w:w="4819" w:type="dxa"/>
+          </w:tcPr>
+          <w:p>
+            <w:pPr>
+              <w:widowControl w:val="0"/>
+              <w:spacing w:after="60" w:line="320" w:lineRule="auto"/>
+              <w:jc w:val="both"/>
+              <w:rPr>
+                <w:rFonts w:ascii="微软雅黑" w:hAnsi="微软雅黑" w:eastAsia="微软雅黑" w:cs="微软雅黑"/>
+                <w:sz w:val="19"/>
+                <w:szCs w:val="19"/>
+              </w:rPr>
+            </w:pPr>
+            <w:r>
+              <w:rPr>
+                <w:rFonts w:ascii="微软雅黑" w:hAnsi="微软雅黑" w:eastAsia="微软雅黑" w:cs="微软雅黑"/>
+                <w:sz w:val="19"/>
+                <w:szCs w:val="19"/>
+              </w:rPr>
+              <w:t>可通过 Keycloak 账号登录；首次 OIDC 登录自动创建本地用户；现有用户名密码登录不受影响。</w:t>
+            </w:r>
+          </w:p>
+        </w:tc>
+      </w:tr>
+    </w:tbl>
+    <w:p>
+      <w:pPr>
+        <w:pStyle w:val="3"/>
+        <w:keepNext w:val="0"/>
+        <w:keepLines w:val="0"/>
+        <w:spacing w:before="280" w:after="160"/>
+        <w:rPr>
+          <w:rFonts w:ascii="微软雅黑" w:hAnsi="微软雅黑" w:eastAsia="微软雅黑" w:cs="微软雅黑"/>
+          <w:b/>
+          <w:bCs/>
+          <w:color w:val="1A1D23"/>
+          <w:sz w:val="28"/>
+          <w:szCs w:val="28"/>
+        </w:rPr>
+      </w:pPr>
+      <w:bookmarkStart w:id="27" w:name="_Toc26099"/>
+      <w:r>
+        <w:rPr>
+          <w:rFonts w:ascii="微软雅黑" w:hAnsi="微软雅黑" w:eastAsia="微软雅黑" w:cs="微软雅黑"/>
+          <w:b/>
+          <w:bCs/>
+          <w:color w:val="1A1D23"/>
+          <w:sz w:val="28"/>
+          <w:szCs w:val="28"/>
+        </w:rPr>
+        <w:t>3.5  多轮对话上下文管理</w:t>
+      </w:r>
+      <w:bookmarkEnd w:id="27"/>
+    </w:p>
+    <w:tbl>
+      <w:tblPr>
+        <w:tblStyle w:val="14"/>
+        <w:tblW w:w="0" w:type="auto"/>
+        <w:tblInd w:w="0" w:type="dxa"/>
+        <w:tblBorders>
+          <w:top w:val="single" w:color="auto" w:sz="4" w:space="0"/>
+          <w:left w:val="single" w:color="auto" w:sz="4" w:space="0"/>
+          <w:bottom w:val="single" w:color="auto" w:sz="4" w:space="0"/>
+          <w:right w:val="single" w:color="auto" w:sz="4" w:space="0"/>
+          <w:insideH w:val="single" w:color="auto" w:sz="4" w:space="0"/>
+          <w:insideV w:val="single" w:color="auto" w:sz="4" w:space="0"/>
+        </w:tblBorders>
+        <w:tblLayout w:type="autofit"/>
+        <w:tblCellMar>
+          <w:top w:w="0" w:type="dxa"/>
+          <w:left w:w="108" w:type="dxa"/>
+          <w:bottom w:w="0" w:type="dxa"/>
+          <w:right w:w="108" w:type="dxa"/>
+        </w:tblCellMar>
+      </w:tblPr>
+      <w:tblGrid>
+        <w:gridCol w:w="4554"/>
+        <w:gridCol w:w="4688"/>
+      </w:tblGrid>
+      <w:tr>
+        <w:tblPrEx>
+          <w:tblBorders>
+            <w:top w:val="single" w:color="auto" w:sz="4" w:space="0"/>
+            <w:left w:val="single" w:color="auto" w:sz="4" w:space="0"/>
+            <w:bottom w:val="single" w:color="auto" w:sz="4" w:space="0"/>
+            <w:right w:val="single" w:color="auto" w:sz="4" w:space="0"/>
+            <w:insideH w:val="single" w:color="auto" w:sz="4" w:space="0"/>
+            <w:insideV w:val="single" w:color="auto" w:sz="4" w:space="0"/>
+          </w:tblBorders>
+          <w:tblCellMar>
+            <w:top w:w="0" w:type="dxa"/>
+            <w:left w:w="108" w:type="dxa"/>
+            <w:bottom w:w="0" w:type="dxa"/>
+            <w:right w:w="108" w:type="dxa"/>
+          </w:tblCellMar>
+        </w:tblPrEx>
+        <w:tc>
+          <w:tcPr>
+            <w:tcW w:w="4819" w:type="dxa"/>
+            <w:shd w:val="clear" w:color="auto" w:fill="1F4E79"/>
+          </w:tcPr>
+          <w:p>
+            <w:pPr>
+              <w:jc w:val="center"/>
+            </w:pPr>
+            <w:r>
+              <w:rPr>
+                <w:rFonts w:ascii="微软雅黑" w:hAnsi="微软雅黑"/>
+                <w:b/>
+                <w:color w:val="FFFFFF"/>
+                <w:sz w:val="19"/>
+              </w:rPr>
+              <w:t>功能描述</w:t>
+            </w:r>
+          </w:p>
+        </w:tc>
+        <w:tc>
+          <w:tcPr>
+            <w:tcW w:w="4819" w:type="dxa"/>
+            <w:shd w:val="clear" w:color="auto" w:fill="1F4E79"/>
+          </w:tcPr>
+          <w:p>
+            <w:pPr>
+              <w:jc w:val="center"/>
+            </w:pPr>
+            <w:r>
+              <w:rPr>
+                <w:rFonts w:ascii="微软雅黑" w:hAnsi="微软雅黑"/>
+                <w:b/>
+                <w:color w:val="FFFFFF"/>
+                <w:sz w:val="19"/>
+              </w:rPr>
+              <w:t>技术方案与关键参数</w:t>
+            </w:r>
+          </w:p>
+        </w:tc>
+      </w:tr>
+      <w:tr>
+        <w:tblPrEx>
+          <w:tblBorders>
+            <w:top w:val="single" w:color="auto" w:sz="4" w:space="0"/>
+            <w:left w:val="single" w:color="auto" w:sz="4" w:space="0"/>
+            <w:bottom w:val="single" w:color="auto" w:sz="4" w:space="0"/>
+            <w:right w:val="single" w:color="auto" w:sz="4" w:space="0"/>
+            <w:insideH w:val="single" w:color="auto" w:sz="4" w:space="0"/>
+            <w:insideV w:val="single" w:color="auto" w:sz="4" w:space="0"/>
+          </w:tblBorders>
+          <w:tblCellMar>
+            <w:top w:w="0" w:type="dxa"/>
+            <w:left w:w="108" w:type="dxa"/>
+            <w:bottom w:w="0" w:type="dxa"/>
+            <w:right w:w="108" w:type="dxa"/>
+          </w:tblCellMar>
+        </w:tblPrEx>
+        <w:tc>
+          <w:tcPr>
+            <w:tcW w:w="4819" w:type="dxa"/>
+            <w:shd w:val="clear" w:color="auto" w:fill="F7F8FA"/>
+          </w:tcPr>
+          <w:p>
+            <w:pPr>
+              <w:widowControl w:val="0"/>
+              <w:spacing w:after="60" w:line="320" w:lineRule="auto"/>
+              <w:jc w:val="both"/>
+              <w:rPr>
+                <w:rFonts w:ascii="微软雅黑" w:hAnsi="微软雅黑" w:eastAsia="微软雅黑" w:cs="微软雅黑"/>
+                <w:b/>
+                <w:bCs/>
+                <w:sz w:val="19"/>
+                <w:szCs w:val="19"/>
+              </w:rPr>
+            </w:pPr>
+            <w:r>
+              <w:rPr>
+                <w:rFonts w:ascii="微软雅黑" w:hAnsi="微软雅黑" w:eastAsia="微软雅黑" w:cs="微软雅黑"/>
+                <w:b/>
+                <w:bCs/>
+                <w:sz w:val="19"/>
+                <w:szCs w:val="19"/>
+              </w:rPr>
+              <w:t>功能目标</w:t>
+            </w:r>
+          </w:p>
+        </w:tc>
+        <w:tc>
+          <w:tcPr>
+            <w:tcW w:w="4819" w:type="dxa"/>
+            <w:shd w:val="clear" w:color="auto" w:fill="F7F8FA"/>
+          </w:tcPr>
+          <w:p>
+            <w:pPr>
+              <w:widowControl w:val="0"/>
+              <w:spacing w:after="60" w:line="320" w:lineRule="auto"/>
+              <w:jc w:val="both"/>
+              <w:rPr>
+                <w:rFonts w:ascii="微软雅黑" w:hAnsi="微软雅黑" w:eastAsia="微软雅黑" w:cs="微软雅黑"/>
+                <w:sz w:val="19"/>
+                <w:szCs w:val="19"/>
+              </w:rPr>
+            </w:pPr>
+            <w:r>
+              <w:rPr>
+                <w:rFonts w:ascii="微软雅黑" w:hAnsi="微软雅黑" w:eastAsia="微软雅黑" w:cs="微软雅黑"/>
+                <w:sz w:val="19"/>
+                <w:szCs w:val="19"/>
+              </w:rPr>
+              <w:t>为智能体对话增加滑动窗口上下文管理和 LLM 摘要压缩，解决长对话 Token 消耗线性增长的问题。</w:t>
+            </w:r>
+          </w:p>
+        </w:tc>
+      </w:tr>
+      <w:tr>
+        <w:tblPrEx>
+          <w:tblBorders>
+            <w:top w:val="single" w:color="auto" w:sz="4" w:space="0"/>
+            <w:left w:val="single" w:color="auto" w:sz="4" w:space="0"/>
+            <w:bottom w:val="single" w:color="auto" w:sz="4" w:space="0"/>
+            <w:right w:val="single" w:color="auto" w:sz="4" w:space="0"/>
+            <w:insideH w:val="single" w:color="auto" w:sz="4" w:space="0"/>
+            <w:insideV w:val="single" w:color="auto" w:sz="4" w:space="0"/>
+          </w:tblBorders>
+          <w:tblCellMar>
+            <w:top w:w="0" w:type="dxa"/>
+            <w:left w:w="108" w:type="dxa"/>
+            <w:bottom w:w="0" w:type="dxa"/>
+            <w:right w:w="108" w:type="dxa"/>
+          </w:tblCellMar>
+        </w:tblPrEx>
+        <w:tc>
+          <w:tcPr>
+            <w:tcW w:w="4819" w:type="dxa"/>
+          </w:tcPr>
+          <w:p>
+            <w:pPr>
+              <w:widowControl w:val="0"/>
+              <w:spacing w:after="60" w:line="320" w:lineRule="auto"/>
+              <w:jc w:val="both"/>
+              <w:rPr>
+                <w:rFonts w:ascii="微软雅黑" w:hAnsi="微软雅黑" w:eastAsia="微软雅黑" w:cs="微软雅黑"/>
+                <w:b/>
+                <w:bCs/>
+                <w:sz w:val="19"/>
+                <w:szCs w:val="19"/>
+              </w:rPr>
+            </w:pPr>
+            <w:r>
+              <w:rPr>
+                <w:rFonts w:ascii="微软雅黑" w:hAnsi="微软雅黑" w:eastAsia="微软雅黑" w:cs="微软雅黑"/>
+                <w:b/>
+                <w:bCs/>
+                <w:sz w:val="19"/>
+                <w:szCs w:val="19"/>
+              </w:rPr>
+              <w:t>滑动窗口</w:t>
+            </w:r>
+          </w:p>
+        </w:tc>
+        <w:tc>
+          <w:tcPr>
+            <w:tcW w:w="4819" w:type="dxa"/>
+          </w:tcPr>
+          <w:p>
+            <w:pPr>
+              <w:widowControl w:val="0"/>
+              <w:spacing w:after="60" w:line="320" w:lineRule="auto"/>
+              <w:jc w:val="both"/>
+              <w:rPr>
+                <w:rFonts w:ascii="微软雅黑" w:hAnsi="微软雅黑" w:eastAsia="微软雅黑" w:cs="微软雅黑"/>
+                <w:sz w:val="19"/>
+                <w:szCs w:val="19"/>
+              </w:rPr>
+            </w:pPr>
+            <w:r>
+              <w:rPr>
+                <w:rFonts w:ascii="微软雅黑" w:hAnsi="微软雅黑" w:eastAsia="微软雅黑" w:cs="微软雅黑"/>
+                <w:sz w:val="19"/>
+                <w:szCs w:val="19"/>
+              </w:rPr>
+              <w:t>保留最近 10 轮对话（context_window=10）。超出窗口时触发压缩：前 3 轮保留原文，更早的对话压缩为摘要。</w:t>
+            </w:r>
+          </w:p>
+        </w:tc>
+      </w:tr>
+      <w:tr>
+        <w:tblPrEx>
+          <w:tblBorders>
+            <w:top w:val="single" w:color="auto" w:sz="4" w:space="0"/>
+            <w:left w:val="single" w:color="auto" w:sz="4" w:space="0"/>
+            <w:bottom w:val="single" w:color="auto" w:sz="4" w:space="0"/>
+            <w:right w:val="single" w:color="auto" w:sz="4" w:space="0"/>
+            <w:insideH w:val="single" w:color="auto" w:sz="4" w:space="0"/>
+            <w:insideV w:val="single" w:color="auto" w:sz="4" w:space="0"/>
+          </w:tblBorders>
+          <w:tblCellMar>
+            <w:top w:w="0" w:type="dxa"/>
+            <w:left w:w="108" w:type="dxa"/>
+            <w:bottom w:w="0" w:type="dxa"/>
+            <w:right w:w="108" w:type="dxa"/>
+          </w:tblCellMar>
+        </w:tblPrEx>
+        <w:tc>
+          <w:tcPr>
+            <w:tcW w:w="4819" w:type="dxa"/>
+            <w:shd w:val="clear" w:color="auto" w:fill="F7F8FA"/>
+          </w:tcPr>
+          <w:p>
+            <w:pPr>
+              <w:widowControl w:val="0"/>
+              <w:spacing w:after="60" w:line="320" w:lineRule="auto"/>
+              <w:jc w:val="both"/>
+              <w:rPr>
+                <w:rFonts w:ascii="微软雅黑" w:hAnsi="微软雅黑" w:eastAsia="微软雅黑" w:cs="微软雅黑"/>
+                <w:b/>
+                <w:bCs/>
+                <w:sz w:val="19"/>
+                <w:szCs w:val="19"/>
+              </w:rPr>
+            </w:pPr>
+            <w:r>
+              <w:rPr>
+                <w:rFonts w:ascii="微软雅黑" w:hAnsi="微软雅黑" w:eastAsia="微软雅黑" w:cs="微软雅黑"/>
+                <w:b/>
+                <w:bCs/>
+                <w:sz w:val="19"/>
+                <w:szCs w:val="19"/>
+              </w:rPr>
+              <w:t>摘要压缩</w:t>
+            </w:r>
+          </w:p>
+        </w:tc>
+        <w:tc>
+          <w:tcPr>
+            <w:tcW w:w="4819" w:type="dxa"/>
+            <w:shd w:val="clear" w:color="auto" w:fill="F7F8FA"/>
+          </w:tcPr>
+          <w:p>
+            <w:pPr>
+              <w:widowControl w:val="0"/>
+              <w:spacing w:after="60" w:line="320" w:lineRule="auto"/>
+              <w:jc w:val="both"/>
+              <w:rPr>
+                <w:rFonts w:ascii="微软雅黑" w:hAnsi="微软雅黑" w:eastAsia="微软雅黑" w:cs="微软雅黑"/>
+                <w:sz w:val="19"/>
+                <w:szCs w:val="19"/>
+              </w:rPr>
+            </w:pPr>
+            <w:r>
+              <w:rPr>
+                <w:rFonts w:ascii="微软雅黑" w:hAnsi="微软雅黑" w:eastAsia="微软雅黑" w:cs="微软雅黑"/>
+                <w:sz w:val="19"/>
+                <w:szCs w:val="19"/>
+              </w:rPr>
+              <w:t>Token 预算 2000（token_budget=2000）。超出时调用 LLM 将最早历史压缩为摘要，目标压缩比 ≥ 60%。</w:t>
+            </w:r>
+          </w:p>
+        </w:tc>
+      </w:tr>
+      <w:tr>
+        <w:tblPrEx>
+          <w:tblBorders>
+            <w:top w:val="single" w:color="auto" w:sz="4" w:space="0"/>
+            <w:left w:val="single" w:color="auto" w:sz="4" w:space="0"/>
+            <w:bottom w:val="single" w:color="auto" w:sz="4" w:space="0"/>
+            <w:right w:val="single" w:color="auto" w:sz="4" w:space="0"/>
+            <w:insideH w:val="single" w:color="auto" w:sz="4" w:space="0"/>
+            <w:insideV w:val="single" w:color="auto" w:sz="4" w:space="0"/>
+          </w:tblBorders>
+          <w:tblCellMar>
+            <w:top w:w="0" w:type="dxa"/>
+            <w:left w:w="108" w:type="dxa"/>
+            <w:bottom w:w="0" w:type="dxa"/>
+            <w:right w:w="108" w:type="dxa"/>
+          </w:tblCellMar>
+        </w:tblPrEx>
+        <w:tc>
+          <w:tcPr>
+            <w:tcW w:w="4819" w:type="dxa"/>
+          </w:tcPr>
+          <w:p>
+            <w:pPr>
+              <w:widowControl w:val="0"/>
+              <w:spacing w:after="60" w:line="320" w:lineRule="auto"/>
+              <w:jc w:val="both"/>
+              <w:rPr>
+                <w:rFonts w:ascii="微软雅黑" w:hAnsi="微软雅黑" w:eastAsia="微软雅黑" w:cs="微软雅黑"/>
+                <w:b/>
+                <w:bCs/>
+                <w:sz w:val="19"/>
+                <w:szCs w:val="19"/>
+              </w:rPr>
+            </w:pPr>
+            <w:r>
+              <w:rPr>
+                <w:rFonts w:ascii="微软雅黑" w:hAnsi="微软雅黑" w:eastAsia="微软雅黑" w:cs="微软雅黑"/>
+                <w:b/>
+                <w:bCs/>
+                <w:sz w:val="19"/>
+                <w:szCs w:val="19"/>
+              </w:rPr>
+              <w:t>验收标准</w:t>
+            </w:r>
+          </w:p>
+        </w:tc>
+        <w:tc>
+          <w:tcPr>
+            <w:tcW w:w="4819" w:type="dxa"/>
+          </w:tcPr>
+          <w:p>
+            <w:pPr>
+              <w:widowControl w:val="0"/>
+              <w:spacing w:after="60" w:line="320" w:lineRule="auto"/>
+              <w:jc w:val="both"/>
+              <w:rPr>
+                <w:rFonts w:ascii="微软雅黑" w:hAnsi="微软雅黑" w:eastAsia="微软雅黑" w:cs="微软雅黑"/>
+                <w:sz w:val="19"/>
+                <w:szCs w:val="19"/>
+              </w:rPr>
+            </w:pPr>
+            <w:r>
+              <w:rPr>
+                <w:rFonts w:ascii="微软雅黑" w:hAnsi="微软雅黑" w:eastAsia="微软雅黑" w:cs="微软雅黑"/>
+                <w:sz w:val="19"/>
+                <w:szCs w:val="19"/>
+              </w:rPr>
+              <w:t>超过 10 轮对话自动压缩；压缩后 Token 节省 ≥ 60%（目标值）；压缩后仍能正确回答关联问题。</w:t>
+            </w:r>
+          </w:p>
+        </w:tc>
+      </w:tr>
+    </w:tbl>
+    <w:p>
+      <w:pPr>
+        <w:pStyle w:val="3"/>
+        <w:keepNext w:val="0"/>
+        <w:keepLines w:val="0"/>
+        <w:spacing w:before="280" w:after="160"/>
+        <w:rPr>
+          <w:rFonts w:ascii="微软雅黑" w:hAnsi="微软雅黑" w:eastAsia="微软雅黑" w:cs="微软雅黑"/>
+          <w:b/>
+          <w:bCs/>
+          <w:color w:val="1A1D23"/>
+          <w:sz w:val="28"/>
+          <w:szCs w:val="28"/>
+        </w:rPr>
+      </w:pPr>
+      <w:bookmarkStart w:id="28" w:name="_Toc21"/>
+      <w:r>
+        <w:rPr>
+          <w:rFonts w:ascii="微软雅黑" w:hAnsi="微软雅黑" w:eastAsia="微软雅黑" w:cs="微软雅黑"/>
+          <w:b/>
+          <w:bCs/>
+          <w:color w:val="1A1D23"/>
+          <w:sz w:val="28"/>
+          <w:szCs w:val="28"/>
+        </w:rPr>
+        <w:t>3.7  核心测试覆盖</w:t>
+      </w:r>
+      <w:bookmarkEnd w:id="28"/>
+    </w:p>
+    <w:tbl>
+      <w:tblPr>
+        <w:tblStyle w:val="14"/>
+        <w:tblW w:w="0" w:type="auto"/>
+        <w:tblInd w:w="0" w:type="dxa"/>
+        <w:tblBorders>
+          <w:top w:val="single" w:color="auto" w:sz="4" w:space="0"/>
+          <w:left w:val="single" w:color="auto" w:sz="4" w:space="0"/>
+          <w:bottom w:val="single" w:color="auto" w:sz="4" w:space="0"/>
+          <w:right w:val="single" w:color="auto" w:sz="4" w:space="0"/>
+          <w:insideH w:val="single" w:color="auto" w:sz="4" w:space="0"/>
+          <w:insideV w:val="single" w:color="auto" w:sz="4" w:space="0"/>
+        </w:tblBorders>
+        <w:tblLayout w:type="autofit"/>
+        <w:tblCellMar>
+          <w:top w:w="0" w:type="dxa"/>
+          <w:left w:w="108" w:type="dxa"/>
+          <w:bottom w:w="0" w:type="dxa"/>
+          <w:right w:w="108" w:type="dxa"/>
+        </w:tblCellMar>
+      </w:tblPr>
+      <w:tblGrid>
+        <w:gridCol w:w="4543"/>
+        <w:gridCol w:w="4699"/>
+      </w:tblGrid>
+      <w:tr>
+        <w:tblPrEx>
+          <w:tblBorders>
+            <w:top w:val="single" w:color="auto" w:sz="4" w:space="0"/>
+            <w:left w:val="single" w:color="auto" w:sz="4" w:space="0"/>
+            <w:bottom w:val="single" w:color="auto" w:sz="4" w:space="0"/>
+            <w:right w:val="single" w:color="auto" w:sz="4" w:space="0"/>
+            <w:insideH w:val="single" w:color="auto" w:sz="4" w:space="0"/>
+            <w:insideV w:val="single" w:color="auto" w:sz="4" w:space="0"/>
+          </w:tblBorders>
+          <w:tblCellMar>
+            <w:top w:w="0" w:type="dxa"/>
+            <w:left w:w="108" w:type="dxa"/>
+            <w:bottom w:w="0" w:type="dxa"/>
+            <w:right w:w="108" w:type="dxa"/>
+          </w:tblCellMar>
+        </w:tblPrEx>
+        <w:tc>
+          <w:tcPr>
+            <w:tcW w:w="4819" w:type="dxa"/>
+            <w:shd w:val="clear" w:color="auto" w:fill="1F4E79"/>
+          </w:tcPr>
+          <w:p>
+            <w:pPr>
+              <w:jc w:val="center"/>
+            </w:pPr>
+            <w:r>
+              <w:rPr>
+                <w:rFonts w:ascii="微软雅黑" w:hAnsi="微软雅黑"/>
+                <w:b/>
+                <w:color w:val="FFFFFF"/>
+                <w:sz w:val="19"/>
+              </w:rPr>
+              <w:t>功能描述</w:t>
+            </w:r>
+          </w:p>
+        </w:tc>
+        <w:tc>
+          <w:tcPr>
+            <w:tcW w:w="4819" w:type="dxa"/>
+            <w:shd w:val="clear" w:color="auto" w:fill="1F4E79"/>
+          </w:tcPr>
+          <w:p>
+            <w:pPr>
+              <w:jc w:val="center"/>
+            </w:pPr>
+            <w:r>
+              <w:rPr>
+                <w:rFonts w:ascii="微软雅黑" w:hAnsi="微软雅黑"/>
+                <w:b/>
+                <w:color w:val="FFFFFF"/>
+                <w:sz w:val="19"/>
+              </w:rPr>
+              <w:t>技术方案与关键参数</w:t>
+            </w:r>
+          </w:p>
+        </w:tc>
+      </w:tr>
+      <w:tr>
+        <w:tblPrEx>
+          <w:tblBorders>
+            <w:top w:val="single" w:color="auto" w:sz="4" w:space="0"/>
+            <w:left w:val="single" w:color="auto" w:sz="4" w:space="0"/>
+            <w:bottom w:val="single" w:color="auto" w:sz="4" w:space="0"/>
+            <w:right w:val="single" w:color="auto" w:sz="4" w:space="0"/>
+            <w:insideH w:val="single" w:color="auto" w:sz="4" w:space="0"/>
+            <w:insideV w:val="single" w:color="auto" w:sz="4" w:space="0"/>
+          </w:tblBorders>
+          <w:tblCellMar>
+            <w:top w:w="0" w:type="dxa"/>
+            <w:left w:w="108" w:type="dxa"/>
+            <w:bottom w:w="0" w:type="dxa"/>
+            <w:right w:w="108" w:type="dxa"/>
+          </w:tblCellMar>
+        </w:tblPrEx>
+        <w:tc>
+          <w:tcPr>
+            <w:tcW w:w="4819" w:type="dxa"/>
+            <w:shd w:val="clear" w:color="auto" w:fill="F7F8FA"/>
+          </w:tcPr>
+          <w:p>
+            <w:pPr>
+              <w:widowControl w:val="0"/>
+              <w:spacing w:after="60" w:line="320" w:lineRule="auto"/>
+              <w:jc w:val="both"/>
+              <w:rPr>
+                <w:rFonts w:ascii="微软雅黑" w:hAnsi="微软雅黑" w:eastAsia="微软雅黑" w:cs="微软雅黑"/>
+                <w:b/>
+                <w:bCs/>
+                <w:sz w:val="19"/>
+                <w:szCs w:val="19"/>
+              </w:rPr>
+            </w:pPr>
+            <w:r>
+              <w:rPr>
+                <w:rFonts w:ascii="微软雅黑" w:hAnsi="微软雅黑" w:eastAsia="微软雅黑" w:cs="微软雅黑"/>
+                <w:b/>
+                <w:bCs/>
+                <w:sz w:val="19"/>
+                <w:szCs w:val="19"/>
+              </w:rPr>
+              <w:t>测试范围</w:t>
+            </w:r>
+          </w:p>
+        </w:tc>
+        <w:tc>
+          <w:tcPr>
+            <w:tcW w:w="4819" w:type="dxa"/>
+            <w:shd w:val="clear" w:color="auto" w:fill="F7F8FA"/>
+          </w:tcPr>
+          <w:p>
+            <w:pPr>
+              <w:widowControl w:val="0"/>
+              <w:spacing w:after="60" w:line="320" w:lineRule="auto"/>
+              <w:jc w:val="both"/>
+              <w:rPr>
+                <w:rFonts w:ascii="微软雅黑" w:hAnsi="微软雅黑" w:eastAsia="微软雅黑" w:cs="微软雅黑"/>
+                <w:sz w:val="19"/>
+                <w:szCs w:val="19"/>
+              </w:rPr>
+            </w:pPr>
+            <w:r>
+              <w:rPr>
+                <w:rFonts w:ascii="微软雅黑" w:hAnsi="微软雅黑" w:eastAsia="微软雅黑" w:cs="微软雅黑"/>
+                <w:sz w:val="19"/>
+                <w:szCs w:val="19"/>
+              </w:rPr>
+              <w:t>认证模块（100% 覆盖率）、知识库 CRUD（80%）、智能问答管线（80%）、智能体管理（80%）、分块策略（90%）。</w:t>
+            </w:r>
+          </w:p>
+        </w:tc>
+      </w:tr>
+      <w:tr>
+        <w:tblPrEx>
+          <w:tblBorders>
+            <w:top w:val="single" w:color="auto" w:sz="4" w:space="0"/>
+            <w:left w:val="single" w:color="auto" w:sz="4" w:space="0"/>
+            <w:bottom w:val="single" w:color="auto" w:sz="4" w:space="0"/>
+            <w:right w:val="single" w:color="auto" w:sz="4" w:space="0"/>
+            <w:insideH w:val="single" w:color="auto" w:sz="4" w:space="0"/>
+            <w:insideV w:val="single" w:color="auto" w:sz="4" w:space="0"/>
+          </w:tblBorders>
+          <w:tblCellMar>
+            <w:top w:w="0" w:type="dxa"/>
+            <w:left w:w="108" w:type="dxa"/>
+            <w:bottom w:w="0" w:type="dxa"/>
+            <w:right w:w="108" w:type="dxa"/>
+          </w:tblCellMar>
+        </w:tblPrEx>
+        <w:tc>
+          <w:tcPr>
+            <w:tcW w:w="4819" w:type="dxa"/>
+          </w:tcPr>
+          <w:p>
+            <w:pPr>
+              <w:widowControl w:val="0"/>
+              <w:spacing w:after="60" w:line="320" w:lineRule="auto"/>
+              <w:jc w:val="both"/>
+              <w:rPr>
+                <w:rFonts w:ascii="微软雅黑" w:hAnsi="微软雅黑" w:eastAsia="微软雅黑" w:cs="微软雅黑"/>
+                <w:b/>
+                <w:bCs/>
+                <w:sz w:val="19"/>
+                <w:szCs w:val="19"/>
+              </w:rPr>
+            </w:pPr>
+            <w:r>
+              <w:rPr>
+                <w:rFonts w:ascii="微软雅黑" w:hAnsi="微软雅黑" w:eastAsia="微软雅黑" w:cs="微软雅黑"/>
+                <w:b/>
+                <w:bCs/>
+                <w:sz w:val="19"/>
+                <w:szCs w:val="19"/>
+              </w:rPr>
+              <w:t>新增文件</w:t>
+            </w:r>
+          </w:p>
+        </w:tc>
+        <w:tc>
+          <w:tcPr>
+            <w:tcW w:w="4819" w:type="dxa"/>
+          </w:tcPr>
+          <w:p>
+            <w:pPr>
+              <w:widowControl w:val="0"/>
+              <w:spacing w:after="60" w:line="320" w:lineRule="auto"/>
+              <w:jc w:val="both"/>
+              <w:rPr>
+                <w:rFonts w:ascii="微软雅黑" w:hAnsi="微软雅黑" w:eastAsia="微软雅黑" w:cs="微软雅黑"/>
+                <w:sz w:val="19"/>
+                <w:szCs w:val="19"/>
+              </w:rPr>
+            </w:pPr>
+            <w:r>
+              <w:rPr>
+                <w:rFonts w:ascii="微软雅黑" w:hAnsi="微软雅黑" w:eastAsia="微软雅黑" w:cs="微软雅黑"/>
+                <w:sz w:val="19"/>
+                <w:szCs w:val="19"/>
+              </w:rPr>
+              <w:t>conftest.py（fixtures）、test_knowledge_api.py、test_upload.py、test_query_pipeline.py、test_agent_manager.py、test_chunking_strategies.py。</w:t>
+            </w:r>
+          </w:p>
+        </w:tc>
+      </w:tr>
+      <w:tr>
+        <w:tblPrEx>
+          <w:tblBorders>
+            <w:top w:val="single" w:color="auto" w:sz="4" w:space="0"/>
+            <w:left w:val="single" w:color="auto" w:sz="4" w:space="0"/>
+            <w:bottom w:val="single" w:color="auto" w:sz="4" w:space="0"/>
+            <w:right w:val="single" w:color="auto" w:sz="4" w:space="0"/>
+            <w:insideH w:val="single" w:color="auto" w:sz="4" w:space="0"/>
+            <w:insideV w:val="single" w:color="auto" w:sz="4" w:space="0"/>
+          </w:tblBorders>
+          <w:tblCellMar>
+            <w:top w:w="0" w:type="dxa"/>
+            <w:left w:w="108" w:type="dxa"/>
+            <w:bottom w:w="0" w:type="dxa"/>
+            <w:right w:w="108" w:type="dxa"/>
+          </w:tblCellMar>
+        </w:tblPrEx>
+        <w:tc>
+          <w:tcPr>
+            <w:tcW w:w="4819" w:type="dxa"/>
+            <w:shd w:val="clear" w:color="auto" w:fill="F7F8FA"/>
+          </w:tcPr>
+          <w:p>
+            <w:pPr>
+              <w:widowControl w:val="0"/>
+              <w:spacing w:after="60" w:line="320" w:lineRule="auto"/>
+              <w:jc w:val="both"/>
+              <w:rPr>
+                <w:rFonts w:ascii="微软雅黑" w:hAnsi="微软雅黑" w:eastAsia="微软雅黑" w:cs="微软雅黑"/>
+                <w:b/>
+                <w:bCs/>
+                <w:sz w:val="19"/>
+                <w:szCs w:val="19"/>
+              </w:rPr>
+            </w:pPr>
+            <w:r>
+              <w:rPr>
+                <w:rFonts w:ascii="微软雅黑" w:hAnsi="微软雅黑" w:eastAsia="微软雅黑" w:cs="微软雅黑"/>
+                <w:b/>
+                <w:bCs/>
+                <w:sz w:val="19"/>
+                <w:szCs w:val="19"/>
+              </w:rPr>
+              <w:t>CI 集成</w:t>
+            </w:r>
+          </w:p>
+        </w:tc>
+        <w:tc>
+          <w:tcPr>
+            <w:tcW w:w="4819" w:type="dxa"/>
+            <w:shd w:val="clear" w:color="auto" w:fill="F7F8FA"/>
+          </w:tcPr>
+          <w:p>
+            <w:pPr>
+              <w:widowControl w:val="0"/>
+              <w:spacing w:after="60" w:line="320" w:lineRule="auto"/>
+              <w:jc w:val="both"/>
+              <w:rPr>
+                <w:rFonts w:ascii="微软雅黑" w:hAnsi="微软雅黑" w:eastAsia="微软雅黑" w:cs="微软雅黑"/>
+                <w:sz w:val="19"/>
+                <w:szCs w:val="19"/>
+              </w:rPr>
+            </w:pPr>
+            <w:r>
+              <w:rPr>
+                <w:rFonts w:ascii="微软雅黑" w:hAnsi="微软雅黑" w:eastAsia="微软雅黑" w:cs="微软雅黑"/>
+                <w:sz w:val="19"/>
+                <w:szCs w:val="19"/>
+              </w:rPr>
+              <w:t>.github/workflows/test.yml：每次 PR 运行 pytest --cov，覆盖率报告上传至 Artifacts。PR 合并前必须通过所有测试。</w:t>
+            </w:r>
+          </w:p>
+        </w:tc>
+      </w:tr>
+    </w:tbl>
+    <w:p>
+      <w:pPr>
+        <w:pStyle w:val="3"/>
+        <w:keepNext w:val="0"/>
+        <w:keepLines w:val="0"/>
+        <w:spacing w:before="280" w:after="160"/>
+        <w:rPr>
+          <w:rFonts w:ascii="微软雅黑" w:hAnsi="微软雅黑" w:eastAsia="微软雅黑" w:cs="微软雅黑"/>
+          <w:b/>
+          <w:bCs/>
+          <w:color w:val="1A1D23"/>
+          <w:sz w:val="28"/>
+          <w:szCs w:val="28"/>
+        </w:rPr>
+      </w:pPr>
+      <w:bookmarkStart w:id="29" w:name="_Toc23875"/>
+      <w:r>
+        <w:rPr>
+          <w:rFonts w:ascii="微软雅黑" w:hAnsi="微软雅黑" w:eastAsia="微软雅黑" w:cs="微软雅黑"/>
+          <w:b/>
+          <w:bCs/>
+          <w:color w:val="1A1D23"/>
+          <w:sz w:val="28"/>
+          <w:szCs w:val="28"/>
+        </w:rPr>
+        <w:t>4.3  前端 Zustand + i18n 国际化重构</w:t>
+      </w:r>
+      <w:bookmarkEnd w:id="29"/>
+    </w:p>
+    <w:tbl>
+      <w:tblPr>
+        <w:tblStyle w:val="14"/>
+        <w:tblW w:w="0" w:type="auto"/>
+        <w:tblInd w:w="0" w:type="dxa"/>
+        <w:tblBorders>
+          <w:top w:val="single" w:color="auto" w:sz="4" w:space="0"/>
+          <w:left w:val="single" w:color="auto" w:sz="4" w:space="0"/>
+          <w:bottom w:val="single" w:color="auto" w:sz="4" w:space="0"/>
+          <w:right w:val="single" w:color="auto" w:sz="4" w:space="0"/>
+          <w:insideH w:val="single" w:color="auto" w:sz="4" w:space="0"/>
+          <w:insideV w:val="single" w:color="auto" w:sz="4" w:space="0"/>
+        </w:tblBorders>
+        <w:tblLayout w:type="autofit"/>
+        <w:tblCellMar>
+          <w:top w:w="0" w:type="dxa"/>
+          <w:left w:w="108" w:type="dxa"/>
+          <w:bottom w:w="0" w:type="dxa"/>
+          <w:right w:w="108" w:type="dxa"/>
+        </w:tblCellMar>
+      </w:tblPr>
+      <w:tblGrid>
+        <w:gridCol w:w="4464"/>
+        <w:gridCol w:w="4778"/>
+      </w:tblGrid>
+      <w:tr>
+        <w:tblPrEx>
+          <w:tblBorders>
+            <w:top w:val="single" w:color="auto" w:sz="4" w:space="0"/>
+            <w:left w:val="single" w:color="auto" w:sz="4" w:space="0"/>
+            <w:bottom w:val="single" w:color="auto" w:sz="4" w:space="0"/>
+            <w:right w:val="single" w:color="auto" w:sz="4" w:space="0"/>
+            <w:insideH w:val="single" w:color="auto" w:sz="4" w:space="0"/>
+            <w:insideV w:val="single" w:color="auto" w:sz="4" w:space="0"/>
+          </w:tblBorders>
+          <w:tblCellMar>
+            <w:top w:w="0" w:type="dxa"/>
+            <w:left w:w="108" w:type="dxa"/>
+            <w:bottom w:w="0" w:type="dxa"/>
+            <w:right w:w="108" w:type="dxa"/>
+          </w:tblCellMar>
+        </w:tblPrEx>
+        <w:tc>
+          <w:tcPr>
+            <w:tcW w:w="4819" w:type="dxa"/>
+            <w:shd w:val="clear" w:color="auto" w:fill="1F4E79"/>
+          </w:tcPr>
+          <w:p>
+            <w:pPr>
+              <w:jc w:val="center"/>
+            </w:pPr>
+            <w:r>
+              <w:rPr>
+                <w:rFonts w:ascii="微软雅黑" w:hAnsi="微软雅黑"/>
+                <w:b/>
+                <w:color w:val="FFFFFF"/>
+                <w:sz w:val="19"/>
+              </w:rPr>
+              <w:t>功能描述</w:t>
+            </w:r>
+          </w:p>
+        </w:tc>
+        <w:tc>
+          <w:tcPr>
+            <w:tcW w:w="4819" w:type="dxa"/>
+            <w:shd w:val="clear" w:color="auto" w:fill="1F4E79"/>
+          </w:tcPr>
+          <w:p>
+            <w:pPr>
+              <w:jc w:val="center"/>
+            </w:pPr>
+            <w:r>
+              <w:rPr>
+                <w:rFonts w:ascii="微软雅黑" w:hAnsi="微软雅黑"/>
+                <w:b/>
+                <w:color w:val="FFFFFF"/>
+                <w:sz w:val="19"/>
+              </w:rPr>
+              <w:t>技术方案与关键参数</w:t>
+            </w:r>
+          </w:p>
+        </w:tc>
+      </w:tr>
+      <w:tr>
+        <w:tblPrEx>
+          <w:tblBorders>
+            <w:top w:val="single" w:color="auto" w:sz="4" w:space="0"/>
+            <w:left w:val="single" w:color="auto" w:sz="4" w:space="0"/>
+            <w:bottom w:val="single" w:color="auto" w:sz="4" w:space="0"/>
+            <w:right w:val="single" w:color="auto" w:sz="4" w:space="0"/>
+            <w:insideH w:val="single" w:color="auto" w:sz="4" w:space="0"/>
+            <w:insideV w:val="single" w:color="auto" w:sz="4" w:space="0"/>
+          </w:tblBorders>
+          <w:tblCellMar>
+            <w:top w:w="0" w:type="dxa"/>
+            <w:left w:w="108" w:type="dxa"/>
+            <w:bottom w:w="0" w:type="dxa"/>
+            <w:right w:w="108" w:type="dxa"/>
+          </w:tblCellMar>
+        </w:tblPrEx>
+        <w:tc>
+          <w:tcPr>
+            <w:tcW w:w="4819" w:type="dxa"/>
+            <w:shd w:val="clear" w:color="auto" w:fill="F7F8FA"/>
+          </w:tcPr>
+          <w:p>
+            <w:pPr>
+              <w:widowControl w:val="0"/>
+              <w:spacing w:after="60" w:line="320" w:lineRule="auto"/>
+              <w:jc w:val="both"/>
+              <w:rPr>
+                <w:rFonts w:ascii="微软雅黑" w:hAnsi="微软雅黑" w:eastAsia="微软雅黑" w:cs="微软雅黑"/>
+                <w:b/>
+                <w:bCs/>
+                <w:sz w:val="19"/>
+                <w:szCs w:val="19"/>
+              </w:rPr>
+            </w:pPr>
+            <w:r>
+              <w:rPr>
+                <w:rFonts w:ascii="微软雅黑" w:hAnsi="微软雅黑" w:eastAsia="微软雅黑" w:cs="微软雅黑"/>
+                <w:b/>
+                <w:bCs/>
+                <w:sz w:val="19"/>
+                <w:szCs w:val="19"/>
+              </w:rPr>
+              <w:t>状态管理</w:t>
+            </w:r>
+          </w:p>
+        </w:tc>
+        <w:tc>
+          <w:tcPr>
+            <w:tcW w:w="4819" w:type="dxa"/>
+            <w:shd w:val="clear" w:color="auto" w:fill="F7F8FA"/>
+          </w:tcPr>
+          <w:p>
+            <w:pPr>
+              <w:widowControl w:val="0"/>
+              <w:spacing w:after="60" w:line="320" w:lineRule="auto"/>
+              <w:jc w:val="both"/>
+              <w:rPr>
+                <w:rFonts w:ascii="微软雅黑" w:hAnsi="微软雅黑" w:eastAsia="微软雅黑" w:cs="微软雅黑"/>
+                <w:sz w:val="19"/>
+                <w:szCs w:val="19"/>
+              </w:rPr>
+            </w:pPr>
+            <w:r>
+              <w:rPr>
+                <w:rFonts w:ascii="微软雅黑" w:hAnsi="微软雅黑" w:eastAsia="微软雅黑" w:cs="微软雅黑"/>
+                <w:sz w:val="19"/>
+                <w:szCs w:val="19"/>
+              </w:rPr>
+              <w:t>将 React Context 迁移到 Zustand Store：useAuthStore、useKnowledgeStore、useAgentStore、useQueryStore、useUIStore。减少不必要的重渲染。</w:t>
+            </w:r>
+          </w:p>
+        </w:tc>
+      </w:tr>
+      <w:tr>
+        <w:tblPrEx>
+          <w:tblBorders>
+            <w:top w:val="single" w:color="auto" w:sz="4" w:space="0"/>
+            <w:left w:val="single" w:color="auto" w:sz="4" w:space="0"/>
+            <w:bottom w:val="single" w:color="auto" w:sz="4" w:space="0"/>
+            <w:right w:val="single" w:color="auto" w:sz="4" w:space="0"/>
+            <w:insideH w:val="single" w:color="auto" w:sz="4" w:space="0"/>
+            <w:insideV w:val="single" w:color="auto" w:sz="4" w:space="0"/>
+          </w:tblBorders>
+          <w:tblCellMar>
+            <w:top w:w="0" w:type="dxa"/>
+            <w:left w:w="108" w:type="dxa"/>
+            <w:bottom w:w="0" w:type="dxa"/>
+            <w:right w:w="108" w:type="dxa"/>
+          </w:tblCellMar>
+        </w:tblPrEx>
+        <w:tc>
+          <w:tcPr>
+            <w:tcW w:w="4819" w:type="dxa"/>
+          </w:tcPr>
+          <w:p>
+            <w:pPr>
+              <w:widowControl w:val="0"/>
+              <w:spacing w:after="60" w:line="320" w:lineRule="auto"/>
+              <w:jc w:val="both"/>
+              <w:rPr>
+                <w:rFonts w:ascii="微软雅黑" w:hAnsi="微软雅黑" w:eastAsia="微软雅黑" w:cs="微软雅黑"/>
+                <w:b/>
+                <w:bCs/>
+                <w:sz w:val="19"/>
+                <w:szCs w:val="19"/>
+              </w:rPr>
+            </w:pPr>
+            <w:r>
+              <w:rPr>
+                <w:rFonts w:ascii="微软雅黑" w:hAnsi="微软雅黑" w:eastAsia="微软雅黑" w:cs="微软雅黑"/>
+                <w:b/>
+                <w:bCs/>
+                <w:sz w:val="19"/>
+                <w:szCs w:val="19"/>
+              </w:rPr>
+              <w:t>国际化</w:t>
+            </w:r>
+          </w:p>
+        </w:tc>
+        <w:tc>
+          <w:tcPr>
+            <w:tcW w:w="4819" w:type="dxa"/>
+          </w:tcPr>
+          <w:p>
+            <w:pPr>
+              <w:widowControl w:val="0"/>
+              <w:spacing w:after="60" w:line="320" w:lineRule="auto"/>
+              <w:jc w:val="both"/>
+              <w:rPr>
+                <w:rFonts w:ascii="微软雅黑" w:hAnsi="微软雅黑" w:eastAsia="微软雅黑" w:cs="微软雅黑"/>
+                <w:sz w:val="19"/>
+                <w:szCs w:val="19"/>
+              </w:rPr>
+            </w:pPr>
+            <w:r>
+              <w:rPr>
+                <w:rFonts w:ascii="微软雅黑" w:hAnsi="微软雅黑" w:eastAsia="微软雅黑" w:cs="微软雅黑"/>
+                <w:sz w:val="19"/>
+                <w:szCs w:val="19"/>
+              </w:rPr>
+              <w:t>中英文切换：locales/zh-CN/ 和 en-US/ 目录，四个语言包（common/knowledge/agent/query.json）。所有硬编码中文通过 t() 引用。</w:t>
+            </w:r>
+          </w:p>
+        </w:tc>
+      </w:tr>
+    </w:tbl>
+    <w:p>
+      <w:pPr>
+        <w:pStyle w:val="3"/>
+        <w:keepNext w:val="0"/>
+        <w:keepLines w:val="0"/>
+        <w:spacing w:before="280" w:after="160"/>
+        <w:rPr>
+          <w:rFonts w:ascii="微软雅黑" w:hAnsi="微软雅黑" w:eastAsia="微软雅黑" w:cs="微软雅黑"/>
+          <w:b/>
+          <w:bCs/>
+          <w:color w:val="1A1D23"/>
+          <w:sz w:val="28"/>
+          <w:szCs w:val="28"/>
+        </w:rPr>
+      </w:pPr>
+      <w:bookmarkStart w:id="30" w:name="_Toc23593"/>
+      <w:r>
+        <w:rPr>
+          <w:rFonts w:ascii="微软雅黑" w:hAnsi="微软雅黑" w:eastAsia="微软雅黑" w:cs="微软雅黑"/>
+          <w:b/>
+          <w:bCs/>
+          <w:color w:val="1A1D23"/>
+          <w:sz w:val="28"/>
+          <w:szCs w:val="28"/>
+        </w:rPr>
+        <w:t>4.4  性能压测与生产调优</w:t>
+      </w:r>
+      <w:bookmarkEnd w:id="30"/>
+    </w:p>
+    <w:tbl>
+      <w:tblPr>
+        <w:tblStyle w:val="14"/>
+        <w:tblW w:w="0" w:type="auto"/>
+        <w:tblInd w:w="0" w:type="dxa"/>
+        <w:tblBorders>
+          <w:top w:val="single" w:color="auto" w:sz="4" w:space="0"/>
+          <w:left w:val="single" w:color="auto" w:sz="4" w:space="0"/>
+          <w:bottom w:val="single" w:color="auto" w:sz="4" w:space="0"/>
+          <w:right w:val="single" w:color="auto" w:sz="4" w:space="0"/>
+          <w:insideH w:val="single" w:color="auto" w:sz="4" w:space="0"/>
+          <w:insideV w:val="single" w:color="auto" w:sz="4" w:space="0"/>
+        </w:tblBorders>
+        <w:tblLayout w:type="autofit"/>
+        <w:tblCellMar>
+          <w:top w:w="0" w:type="dxa"/>
+          <w:left w:w="108" w:type="dxa"/>
+          <w:bottom w:w="0" w:type="dxa"/>
+          <w:right w:w="108" w:type="dxa"/>
+        </w:tblCellMar>
+      </w:tblPr>
+      <w:tblGrid>
+        <w:gridCol w:w="4573"/>
+        <w:gridCol w:w="4669"/>
+      </w:tblGrid>
+      <w:tr>
+        <w:tblPrEx>
+          <w:tblBorders>
+            <w:top w:val="single" w:color="auto" w:sz="4" w:space="0"/>
+            <w:left w:val="single" w:color="auto" w:sz="4" w:space="0"/>
+            <w:bottom w:val="single" w:color="auto" w:sz="4" w:space="0"/>
+            <w:right w:val="single" w:color="auto" w:sz="4" w:space="0"/>
+            <w:insideH w:val="single" w:color="auto" w:sz="4" w:space="0"/>
+            <w:insideV w:val="single" w:color="auto" w:sz="4" w:space="0"/>
+          </w:tblBorders>
+          <w:tblCellMar>
+            <w:top w:w="0" w:type="dxa"/>
+            <w:left w:w="108" w:type="dxa"/>
+            <w:bottom w:w="0" w:type="dxa"/>
+            <w:right w:w="108" w:type="dxa"/>
+          </w:tblCellMar>
+        </w:tblPrEx>
+        <w:tc>
+          <w:tcPr>
+            <w:tcW w:w="4819" w:type="dxa"/>
+            <w:shd w:val="clear" w:color="auto" w:fill="1F4E79"/>
+          </w:tcPr>
+          <w:p>
+            <w:pPr>
+              <w:jc w:val="center"/>
+            </w:pPr>
+            <w:r>
+              <w:rPr>
+                <w:rFonts w:ascii="微软雅黑" w:hAnsi="微软雅黑"/>
+                <w:b/>
+                <w:color w:val="FFFFFF"/>
+                <w:sz w:val="19"/>
+              </w:rPr>
+              <w:t>功能描述</w:t>
+            </w:r>
+          </w:p>
+        </w:tc>
+        <w:tc>
+          <w:tcPr>
+            <w:tcW w:w="4819" w:type="dxa"/>
+            <w:shd w:val="clear" w:color="auto" w:fill="1F4E79"/>
+          </w:tcPr>
+          <w:p>
+            <w:pPr>
+              <w:jc w:val="center"/>
+            </w:pPr>
+            <w:r>
+              <w:rPr>
+                <w:rFonts w:ascii="微软雅黑" w:hAnsi="微软雅黑"/>
+                <w:b/>
+                <w:color w:val="FFFFFF"/>
+                <w:sz w:val="19"/>
+              </w:rPr>
+              <w:t>技术方案与关键参数</w:t>
+            </w:r>
+          </w:p>
+        </w:tc>
+      </w:tr>
+      <w:tr>
+        <w:tblPrEx>
+          <w:tblBorders>
+            <w:top w:val="single" w:color="auto" w:sz="4" w:space="0"/>
+            <w:left w:val="single" w:color="auto" w:sz="4" w:space="0"/>
+            <w:bottom w:val="single" w:color="auto" w:sz="4" w:space="0"/>
+            <w:right w:val="single" w:color="auto" w:sz="4" w:space="0"/>
+            <w:insideH w:val="single" w:color="auto" w:sz="4" w:space="0"/>
+            <w:insideV w:val="single" w:color="auto" w:sz="4" w:space="0"/>
+          </w:tblBorders>
+          <w:tblCellMar>
+            <w:top w:w="0" w:type="dxa"/>
+            <w:left w:w="108" w:type="dxa"/>
+            <w:bottom w:w="0" w:type="dxa"/>
+            <w:right w:w="108" w:type="dxa"/>
+          </w:tblCellMar>
+        </w:tblPrEx>
+        <w:tc>
+          <w:tcPr>
+            <w:tcW w:w="4819" w:type="dxa"/>
+            <w:shd w:val="clear" w:color="auto" w:fill="F7F8FA"/>
+          </w:tcPr>
+          <w:p>
+            <w:pPr>
+              <w:widowControl w:val="0"/>
+              <w:spacing w:after="60" w:line="320" w:lineRule="auto"/>
+              <w:jc w:val="both"/>
+              <w:rPr>
+                <w:rFonts w:ascii="微软雅黑" w:hAnsi="微软雅黑" w:eastAsia="微软雅黑" w:cs="微软雅黑"/>
+                <w:b/>
+                <w:bCs/>
+                <w:sz w:val="19"/>
+                <w:szCs w:val="19"/>
+              </w:rPr>
+            </w:pPr>
+            <w:r>
+              <w:rPr>
+                <w:rFonts w:ascii="微软雅黑" w:hAnsi="微软雅黑" w:eastAsia="微软雅黑" w:cs="微软雅黑"/>
+                <w:b/>
+                <w:bCs/>
+                <w:sz w:val="19"/>
+                <w:szCs w:val="19"/>
+              </w:rPr>
+              <w:t>压测方案</w:t>
+            </w:r>
+          </w:p>
+        </w:tc>
+        <w:tc>
+          <w:tcPr>
+            <w:tcW w:w="4819" w:type="dxa"/>
+            <w:shd w:val="clear" w:color="auto" w:fill="F7F8FA"/>
+          </w:tcPr>
+          <w:p>
+            <w:pPr>
+              <w:widowControl w:val="0"/>
+              <w:spacing w:after="60" w:line="320" w:lineRule="auto"/>
+              <w:jc w:val="both"/>
+              <w:rPr>
+                <w:rFonts w:ascii="微软雅黑" w:hAnsi="微软雅黑" w:eastAsia="微软雅黑" w:cs="微软雅黑"/>
+                <w:sz w:val="19"/>
+                <w:szCs w:val="19"/>
+              </w:rPr>
+            </w:pPr>
+            <w:r>
+              <w:rPr>
+                <w:rFonts w:ascii="微软雅黑" w:hAnsi="微软雅黑" w:eastAsia="微软雅黑" w:cs="微软雅黑"/>
+                <w:sz w:val="19"/>
+                <w:szCs w:val="19"/>
+              </w:rPr>
+              <w:t>使用 locust 编写压测脚本。场景：健康检查（200 并发/5min）、登录（50 并发/5min）、上传（20 并发/10min）、查询（50 并发/10min）、流式问答（10 并发/10min）。</w:t>
+            </w:r>
+          </w:p>
+        </w:tc>
+      </w:tr>
+      <w:tr>
+        <w:tblPrEx>
+          <w:tblBorders>
+            <w:top w:val="single" w:color="auto" w:sz="4" w:space="0"/>
+            <w:left w:val="single" w:color="auto" w:sz="4" w:space="0"/>
+            <w:bottom w:val="single" w:color="auto" w:sz="4" w:space="0"/>
+            <w:right w:val="single" w:color="auto" w:sz="4" w:space="0"/>
+            <w:insideH w:val="single" w:color="auto" w:sz="4" w:space="0"/>
+            <w:insideV w:val="single" w:color="auto" w:sz="4" w:space="0"/>
+          </w:tblBorders>
+          <w:tblCellMar>
+            <w:top w:w="0" w:type="dxa"/>
+            <w:left w:w="108" w:type="dxa"/>
+            <w:bottom w:w="0" w:type="dxa"/>
+            <w:right w:w="108" w:type="dxa"/>
+          </w:tblCellMar>
+        </w:tblPrEx>
+        <w:tc>
+          <w:tcPr>
+            <w:tcW w:w="4819" w:type="dxa"/>
+          </w:tcPr>
+          <w:p>
+            <w:pPr>
+              <w:widowControl w:val="0"/>
+              <w:spacing w:after="60" w:line="320" w:lineRule="auto"/>
+              <w:jc w:val="both"/>
+              <w:rPr>
+                <w:rFonts w:ascii="微软雅黑" w:hAnsi="微软雅黑" w:eastAsia="微软雅黑" w:cs="微软雅黑"/>
+                <w:b/>
+                <w:bCs/>
+                <w:sz w:val="19"/>
+                <w:szCs w:val="19"/>
+              </w:rPr>
+            </w:pPr>
+            <w:r>
+              <w:rPr>
+                <w:rFonts w:ascii="微软雅黑" w:hAnsi="微软雅黑" w:eastAsia="微软雅黑" w:cs="微软雅黑"/>
+                <w:b/>
+                <w:bCs/>
+                <w:sz w:val="19"/>
+                <w:szCs w:val="19"/>
+              </w:rPr>
+              <w:t>调优目标</w:t>
+            </w:r>
+          </w:p>
+        </w:tc>
+        <w:tc>
+          <w:tcPr>
+            <w:tcW w:w="4819" w:type="dxa"/>
+          </w:tcPr>
+          <w:p>
+            <w:pPr>
+              <w:widowControl w:val="0"/>
+              <w:spacing w:after="60" w:line="320" w:lineRule="auto"/>
+              <w:jc w:val="both"/>
+              <w:rPr>
+                <w:rFonts w:ascii="微软雅黑" w:hAnsi="微软雅黑" w:eastAsia="微软雅黑" w:cs="微软雅黑"/>
+                <w:sz w:val="19"/>
+                <w:szCs w:val="19"/>
+              </w:rPr>
+            </w:pPr>
+            <w:r>
+              <w:rPr>
+                <w:rFonts w:ascii="微软雅黑" w:hAnsi="微软雅黑" w:eastAsia="微软雅黑" w:cs="微软雅黑"/>
+                <w:sz w:val="19"/>
+                <w:szCs w:val="19"/>
+              </w:rPr>
+              <w:t>QPS ≥ 50（非 AI 接口）；P95 延迟 &lt; 200ms；流式问答首 Token &lt; 5s。配置：Uvicorn workers=CPU 核数、PostgreSQL pool=20、Redis maxmemory=512MB LRU。</w:t>
+            </w:r>
+          </w:p>
+        </w:tc>
+      </w:tr>
+      <w:tr>
+        <w:tblPrEx>
+          <w:tblBorders>
+            <w:top w:val="single" w:color="auto" w:sz="4" w:space="0"/>
+            <w:left w:val="single" w:color="auto" w:sz="4" w:space="0"/>
+            <w:bottom w:val="single" w:color="auto" w:sz="4" w:space="0"/>
+            <w:right w:val="single" w:color="auto" w:sz="4" w:space="0"/>
+            <w:insideH w:val="single" w:color="auto" w:sz="4" w:space="0"/>
+            <w:insideV w:val="single" w:color="auto" w:sz="4" w:space="0"/>
+          </w:tblBorders>
+          <w:tblCellMar>
+            <w:top w:w="0" w:type="dxa"/>
+            <w:left w:w="108" w:type="dxa"/>
+            <w:bottom w:w="0" w:type="dxa"/>
+            <w:right w:w="108" w:type="dxa"/>
+          </w:tblCellMar>
+        </w:tblPrEx>
+        <w:tc>
+          <w:tcPr>
+            <w:tcW w:w="4819" w:type="dxa"/>
+            <w:shd w:val="clear" w:color="auto" w:fill="F7F8FA"/>
+          </w:tcPr>
+          <w:p>
+            <w:pPr>
+              <w:widowControl w:val="0"/>
+              <w:spacing w:after="60" w:line="320" w:lineRule="auto"/>
+              <w:jc w:val="both"/>
+              <w:rPr>
+                <w:rFonts w:ascii="微软雅黑" w:hAnsi="微软雅黑" w:eastAsia="微软雅黑" w:cs="微软雅黑"/>
+                <w:b/>
+                <w:bCs/>
+                <w:sz w:val="19"/>
+                <w:szCs w:val="19"/>
+              </w:rPr>
+            </w:pPr>
+            <w:r>
+              <w:rPr>
+                <w:rFonts w:ascii="微软雅黑" w:hAnsi="微软雅黑" w:eastAsia="微软雅黑" w:cs="微软雅黑"/>
+                <w:b/>
+                <w:bCs/>
+                <w:sz w:val="19"/>
+                <w:szCs w:val="19"/>
+              </w:rPr>
+              <w:t>产出</w:t>
+            </w:r>
+          </w:p>
+        </w:tc>
+        <w:tc>
+          <w:tcPr>
+            <w:tcW w:w="4819" w:type="dxa"/>
+            <w:shd w:val="clear" w:color="auto" w:fill="F7F8FA"/>
+          </w:tcPr>
+          <w:p>
+            <w:pPr>
+              <w:widowControl w:val="0"/>
+              <w:spacing w:after="60" w:line="320" w:lineRule="auto"/>
+              <w:jc w:val="both"/>
+              <w:rPr>
+                <w:rFonts w:ascii="微软雅黑" w:hAnsi="微软雅黑" w:eastAsia="微软雅黑" w:cs="微软雅黑"/>
+                <w:sz w:val="19"/>
+                <w:szCs w:val="19"/>
+              </w:rPr>
+            </w:pPr>
+            <w:r>
+              <w:rPr>
+                <w:rFonts w:ascii="微软雅黑" w:hAnsi="微软雅黑" w:eastAsia="微软雅黑" w:cs="微软雅黑"/>
+                <w:sz w:val="19"/>
+                <w:szCs w:val="19"/>
+              </w:rPr>
+              <w:t>《性能测试报告》：各场景 QPS/P50/P95/P99 延迟、资源占用、瓶颈分析和优化建议。</w:t>
+            </w:r>
+          </w:p>
+        </w:tc>
+      </w:tr>
+    </w:tbl>
+    <w:p>
+      <w:pPr>
+        <w:pStyle w:val="3"/>
+        <w:keepNext w:val="0"/>
+        <w:keepLines w:val="0"/>
+        <w:spacing w:before="280" w:after="160"/>
+        <w:rPr>
+          <w:rFonts w:ascii="微软雅黑" w:hAnsi="微软雅黑" w:eastAsia="微软雅黑" w:cs="微软雅黑"/>
+          <w:b/>
+          <w:bCs/>
+          <w:color w:val="1A1D23"/>
+          <w:sz w:val="28"/>
+          <w:szCs w:val="28"/>
+        </w:rPr>
+      </w:pPr>
+      <w:bookmarkStart w:id="31" w:name="_Toc4241"/>
+      <w:r>
+        <w:rPr>
+          <w:rFonts w:ascii="微软雅黑" w:hAnsi="微软雅黑" w:eastAsia="微软雅黑" w:cs="微软雅黑"/>
+          <w:b/>
+          <w:bCs/>
+          <w:color w:val="1A1D23"/>
+          <w:sz w:val="28"/>
+          <w:szCs w:val="28"/>
+        </w:rPr>
+        <w:t>5.1  数据集模块</w:t>
+      </w:r>
+      <w:bookmarkEnd w:id="31"/>
+    </w:p>
+    <w:tbl>
+      <w:tblPr>
+        <w:tblStyle w:val="14"/>
+        <w:tblW w:w="0" w:type="auto"/>
+        <w:tblInd w:w="0" w:type="dxa"/>
+        <w:tblBorders>
+          <w:top w:val="single" w:color="auto" w:sz="4" w:space="0"/>
+          <w:left w:val="single" w:color="auto" w:sz="4" w:space="0"/>
+          <w:bottom w:val="single" w:color="auto" w:sz="4" w:space="0"/>
+          <w:right w:val="single" w:color="auto" w:sz="4" w:space="0"/>
+          <w:insideH w:val="single" w:color="auto" w:sz="4" w:space="0"/>
+          <w:insideV w:val="single" w:color="auto" w:sz="4" w:space="0"/>
+        </w:tblBorders>
+        <w:tblLayout w:type="autofit"/>
+        <w:tblCellMar>
+          <w:top w:w="0" w:type="dxa"/>
+          <w:left w:w="108" w:type="dxa"/>
+          <w:bottom w:w="0" w:type="dxa"/>
+          <w:right w:w="108" w:type="dxa"/>
+        </w:tblCellMar>
+      </w:tblPr>
+      <w:tblGrid>
+        <w:gridCol w:w="4588"/>
+        <w:gridCol w:w="4654"/>
+      </w:tblGrid>
+      <w:tr>
+        <w:tblPrEx>
+          <w:tblBorders>
+            <w:top w:val="single" w:color="auto" w:sz="4" w:space="0"/>
+            <w:left w:val="single" w:color="auto" w:sz="4" w:space="0"/>
+            <w:bottom w:val="single" w:color="auto" w:sz="4" w:space="0"/>
+            <w:right w:val="single" w:color="auto" w:sz="4" w:space="0"/>
+            <w:insideH w:val="single" w:color="auto" w:sz="4" w:space="0"/>
+            <w:insideV w:val="single" w:color="auto" w:sz="4" w:space="0"/>
+          </w:tblBorders>
+          <w:tblCellMar>
+            <w:top w:w="0" w:type="dxa"/>
+            <w:left w:w="108" w:type="dxa"/>
+            <w:bottom w:w="0" w:type="dxa"/>
+            <w:right w:w="108" w:type="dxa"/>
+          </w:tblCellMar>
+        </w:tblPrEx>
+        <w:tc>
+          <w:tcPr>
+            <w:tcW w:w="4819" w:type="dxa"/>
+            <w:shd w:val="clear" w:color="auto" w:fill="1F4E79"/>
+          </w:tcPr>
+          <w:p>
+            <w:pPr>
+              <w:jc w:val="center"/>
+            </w:pPr>
+            <w:r>
+              <w:rPr>
+                <w:rFonts w:ascii="微软雅黑" w:hAnsi="微软雅黑"/>
+                <w:b/>
+                <w:color w:val="FFFFFF"/>
+                <w:sz w:val="19"/>
+              </w:rPr>
+              <w:t>功能描述</w:t>
+            </w:r>
+          </w:p>
+        </w:tc>
+        <w:tc>
+          <w:tcPr>
+            <w:tcW w:w="4819" w:type="dxa"/>
+            <w:shd w:val="clear" w:color="auto" w:fill="1F4E79"/>
+          </w:tcPr>
+          <w:p>
+            <w:pPr>
+              <w:jc w:val="center"/>
+            </w:pPr>
+            <w:r>
+              <w:rPr>
+                <w:rFonts w:ascii="微软雅黑" w:hAnsi="微软雅黑"/>
+                <w:b/>
+                <w:color w:val="FFFFFF"/>
+                <w:sz w:val="19"/>
+              </w:rPr>
+              <w:t>技术方案与关键参数</w:t>
+            </w:r>
+          </w:p>
+        </w:tc>
+      </w:tr>
+      <w:tr>
+        <w:tblPrEx>
+          <w:tblBorders>
+            <w:top w:val="single" w:color="auto" w:sz="4" w:space="0"/>
+            <w:left w:val="single" w:color="auto" w:sz="4" w:space="0"/>
+            <w:bottom w:val="single" w:color="auto" w:sz="4" w:space="0"/>
+            <w:right w:val="single" w:color="auto" w:sz="4" w:space="0"/>
+            <w:insideH w:val="single" w:color="auto" w:sz="4" w:space="0"/>
+            <w:insideV w:val="single" w:color="auto" w:sz="4" w:space="0"/>
+          </w:tblBorders>
+          <w:tblCellMar>
+            <w:top w:w="0" w:type="dxa"/>
+            <w:left w:w="108" w:type="dxa"/>
+            <w:bottom w:w="0" w:type="dxa"/>
+            <w:right w:w="108" w:type="dxa"/>
+          </w:tblCellMar>
+        </w:tblPrEx>
+        <w:tc>
+          <w:tcPr>
+            <w:tcW w:w="4819" w:type="dxa"/>
+            <w:shd w:val="clear" w:color="auto" w:fill="F7F8FA"/>
+          </w:tcPr>
+          <w:p>
+            <w:pPr>
+              <w:widowControl w:val="0"/>
+              <w:spacing w:after="60" w:line="320" w:lineRule="auto"/>
+              <w:jc w:val="both"/>
+              <w:rPr>
+                <w:rFonts w:ascii="微软雅黑" w:hAnsi="微软雅黑" w:eastAsia="微软雅黑" w:cs="微软雅黑"/>
+                <w:b/>
+                <w:bCs/>
+                <w:sz w:val="19"/>
+                <w:szCs w:val="19"/>
+              </w:rPr>
+            </w:pPr>
+            <w:r>
+              <w:rPr>
+                <w:rFonts w:ascii="微软雅黑" w:hAnsi="微软雅黑" w:eastAsia="微软雅黑" w:cs="微软雅黑"/>
+                <w:b/>
+                <w:bCs/>
+                <w:sz w:val="19"/>
+                <w:szCs w:val="19"/>
+              </w:rPr>
+              <w:t>功能范围</w:t>
+            </w:r>
+          </w:p>
+        </w:tc>
+        <w:tc>
+          <w:tcPr>
+            <w:tcW w:w="4819" w:type="dxa"/>
+            <w:shd w:val="clear" w:color="auto" w:fill="F7F8FA"/>
+          </w:tcPr>
+          <w:p>
+            <w:pPr>
+              <w:widowControl w:val="0"/>
+              <w:spacing w:after="60" w:line="320" w:lineRule="auto"/>
+              <w:jc w:val="both"/>
+              <w:rPr>
+                <w:rFonts w:ascii="微软雅黑" w:hAnsi="微软雅黑" w:eastAsia="微软雅黑" w:cs="微软雅黑"/>
+                <w:sz w:val="19"/>
+                <w:szCs w:val="19"/>
+              </w:rPr>
+            </w:pPr>
+            <w:r>
+              <w:rPr>
+                <w:rFonts w:ascii="微软雅黑" w:hAnsi="微软雅黑" w:eastAsia="微软雅黑" w:cs="微软雅黑"/>
+                <w:sz w:val="19"/>
+                <w:szCs w:val="19"/>
+              </w:rPr>
+              <w:t>创建 Clickhouse/Hive 数据集、表结构预览、数据预览（前 1000 条）、SQL 查询（受限 SELECT）、数据血缘追踪、操作记录。</w:t>
+            </w:r>
+          </w:p>
+        </w:tc>
+      </w:tr>
+      <w:tr>
+        <w:tblPrEx>
+          <w:tblBorders>
+            <w:top w:val="single" w:color="auto" w:sz="4" w:space="0"/>
+            <w:left w:val="single" w:color="auto" w:sz="4" w:space="0"/>
+            <w:bottom w:val="single" w:color="auto" w:sz="4" w:space="0"/>
+            <w:right w:val="single" w:color="auto" w:sz="4" w:space="0"/>
+            <w:insideH w:val="single" w:color="auto" w:sz="4" w:space="0"/>
+            <w:insideV w:val="single" w:color="auto" w:sz="4" w:space="0"/>
+          </w:tblBorders>
+          <w:tblCellMar>
+            <w:top w:w="0" w:type="dxa"/>
+            <w:left w:w="108" w:type="dxa"/>
+            <w:bottom w:w="0" w:type="dxa"/>
+            <w:right w:w="108" w:type="dxa"/>
+          </w:tblCellMar>
+        </w:tblPrEx>
+        <w:tc>
+          <w:tcPr>
+            <w:tcW w:w="4819" w:type="dxa"/>
+          </w:tcPr>
+          <w:p>
+            <w:pPr>
+              <w:widowControl w:val="0"/>
+              <w:spacing w:after="60" w:line="320" w:lineRule="auto"/>
+              <w:jc w:val="both"/>
+              <w:rPr>
+                <w:rFonts w:ascii="微软雅黑" w:hAnsi="微软雅黑" w:eastAsia="微软雅黑" w:cs="微软雅黑"/>
+                <w:b/>
+                <w:bCs/>
+                <w:sz w:val="19"/>
+                <w:szCs w:val="19"/>
+              </w:rPr>
+            </w:pPr>
+            <w:r>
+              <w:rPr>
+                <w:rFonts w:ascii="微软雅黑" w:hAnsi="微软雅黑" w:eastAsia="微软雅黑" w:cs="微软雅黑"/>
+                <w:b/>
+                <w:bCs/>
+                <w:sz w:val="19"/>
+                <w:szCs w:val="19"/>
+              </w:rPr>
+              <w:t>技术方案</w:t>
+            </w:r>
+          </w:p>
+        </w:tc>
+        <w:tc>
+          <w:tcPr>
+            <w:tcW w:w="4819" w:type="dxa"/>
+          </w:tcPr>
+          <w:p>
+            <w:pPr>
+              <w:widowControl w:val="0"/>
+              <w:spacing w:after="60" w:line="320" w:lineRule="auto"/>
+              <w:jc w:val="both"/>
+              <w:rPr>
+                <w:rFonts w:ascii="微软雅黑" w:hAnsi="微软雅黑" w:eastAsia="微软雅黑" w:cs="微软雅黑"/>
+                <w:sz w:val="19"/>
+                <w:szCs w:val="19"/>
+              </w:rPr>
+            </w:pPr>
+            <w:r>
+              <w:rPr>
+                <w:rFonts w:ascii="微软雅黑" w:hAnsi="微软雅黑" w:eastAsia="微软雅黑" w:cs="微软雅黑"/>
+                <w:sz w:val="19"/>
+                <w:szCs w:val="19"/>
+              </w:rPr>
+              <w:t>Clickhouse Python 客户端 + SQLAlchemy Hive 方言。SQL 白名单限制（仅 SELECT）。数据血缘通过 sqlparse 解析 AST。</w:t>
+            </w:r>
+          </w:p>
+        </w:tc>
+      </w:tr>
+    </w:tbl>
+    <w:p/>
+    <w:p>
+      <w:pPr>
+        <w:pStyle w:val="3"/>
+        <w:keepNext w:val="0"/>
+        <w:keepLines w:val="0"/>
+        <w:spacing w:before="280" w:after="160"/>
+        <w:rPr>
+          <w:rFonts w:ascii="微软雅黑" w:hAnsi="微软雅黑" w:eastAsia="微软雅黑" w:cs="微软雅黑"/>
+          <w:b/>
+          <w:bCs/>
+          <w:color w:val="1A1D23"/>
+          <w:sz w:val="28"/>
+          <w:szCs w:val="28"/>
+        </w:rPr>
+      </w:pPr>
+      <w:bookmarkStart w:id="32" w:name="_Toc17087"/>
+      <w:r>
+        <w:rPr>
+          <w:rFonts w:ascii="微软雅黑" w:hAnsi="微软雅黑" w:eastAsia="微软雅黑" w:cs="微软雅黑"/>
+          <w:b/>
+          <w:bCs/>
+          <w:color w:val="1A1D23"/>
+          <w:sz w:val="28"/>
+          <w:szCs w:val="28"/>
+        </w:rPr>
+        <w:t>5.2  多数据库接入扩展</w:t>
+      </w:r>
+      <w:bookmarkEnd w:id="32"/>
+    </w:p>
+    <w:tbl>
+      <w:tblPr>
+        <w:tblStyle w:val="14"/>
+        <w:tblW w:w="0" w:type="auto"/>
+        <w:tblInd w:w="0" w:type="dxa"/>
+        <w:tblBorders>
+          <w:top w:val="single" w:color="auto" w:sz="4" w:space="0"/>
+          <w:left w:val="single" w:color="auto" w:sz="4" w:space="0"/>
+          <w:bottom w:val="single" w:color="auto" w:sz="4" w:space="0"/>
+          <w:right w:val="single" w:color="auto" w:sz="4" w:space="0"/>
+          <w:insideH w:val="single" w:color="auto" w:sz="4" w:space="0"/>
+          <w:insideV w:val="single" w:color="auto" w:sz="4" w:space="0"/>
+        </w:tblBorders>
+        <w:tblLayout w:type="autofit"/>
+        <w:tblCellMar>
+          <w:top w:w="0" w:type="dxa"/>
+          <w:left w:w="108" w:type="dxa"/>
+          <w:bottom w:w="0" w:type="dxa"/>
+          <w:right w:w="108" w:type="dxa"/>
+        </w:tblCellMar>
+      </w:tblPr>
+      <w:tblGrid>
+        <w:gridCol w:w="4582"/>
+        <w:gridCol w:w="4660"/>
+      </w:tblGrid>
+      <w:tr>
+        <w:tblPrEx>
+          <w:tblBorders>
+            <w:top w:val="single" w:color="auto" w:sz="4" w:space="0"/>
+            <w:left w:val="single" w:color="auto" w:sz="4" w:space="0"/>
+            <w:bottom w:val="single" w:color="auto" w:sz="4" w:space="0"/>
+            <w:right w:val="single" w:color="auto" w:sz="4" w:space="0"/>
+            <w:insideH w:val="single" w:color="auto" w:sz="4" w:space="0"/>
+            <w:insideV w:val="single" w:color="auto" w:sz="4" w:space="0"/>
+          </w:tblBorders>
+          <w:tblCellMar>
+            <w:top w:w="0" w:type="dxa"/>
+            <w:left w:w="108" w:type="dxa"/>
+            <w:bottom w:w="0" w:type="dxa"/>
+            <w:right w:w="108" w:type="dxa"/>
+          </w:tblCellMar>
+        </w:tblPrEx>
+        <w:tc>
+          <w:tcPr>
+            <w:tcW w:w="4819" w:type="dxa"/>
+            <w:shd w:val="clear" w:color="auto" w:fill="1F4E79"/>
+          </w:tcPr>
+          <w:p>
+            <w:pPr>
+              <w:jc w:val="center"/>
+            </w:pPr>
+            <w:r>
+              <w:rPr>
+                <w:rFonts w:ascii="微软雅黑" w:hAnsi="微软雅黑"/>
+                <w:b/>
+                <w:color w:val="FFFFFF"/>
+                <w:sz w:val="19"/>
+              </w:rPr>
+              <w:t>功能描述</w:t>
+            </w:r>
+          </w:p>
+        </w:tc>
+        <w:tc>
+          <w:tcPr>
+            <w:tcW w:w="4819" w:type="dxa"/>
+            <w:shd w:val="clear" w:color="auto" w:fill="1F4E79"/>
+          </w:tcPr>
+          <w:p>
+            <w:pPr>
+              <w:jc w:val="center"/>
+            </w:pPr>
+            <w:r>
+              <w:rPr>
+                <w:rFonts w:ascii="微软雅黑" w:hAnsi="微软雅黑"/>
+                <w:b/>
+                <w:color w:val="FFFFFF"/>
+                <w:sz w:val="19"/>
+              </w:rPr>
+              <w:t>技术方案与关键参数</w:t>
+            </w:r>
+          </w:p>
+        </w:tc>
+      </w:tr>
+      <w:tr>
+        <w:tblPrEx>
+          <w:tblBorders>
+            <w:top w:val="single" w:color="auto" w:sz="4" w:space="0"/>
+            <w:left w:val="single" w:color="auto" w:sz="4" w:space="0"/>
+            <w:bottom w:val="single" w:color="auto" w:sz="4" w:space="0"/>
+            <w:right w:val="single" w:color="auto" w:sz="4" w:space="0"/>
+            <w:insideH w:val="single" w:color="auto" w:sz="4" w:space="0"/>
+            <w:insideV w:val="single" w:color="auto" w:sz="4" w:space="0"/>
+          </w:tblBorders>
+          <w:tblCellMar>
+            <w:top w:w="0" w:type="dxa"/>
+            <w:left w:w="108" w:type="dxa"/>
+            <w:bottom w:w="0" w:type="dxa"/>
+            <w:right w:w="108" w:type="dxa"/>
+          </w:tblCellMar>
+        </w:tblPrEx>
+        <w:tc>
+          <w:tcPr>
+            <w:tcW w:w="4819" w:type="dxa"/>
+            <w:shd w:val="clear" w:color="auto" w:fill="F7F8FA"/>
+          </w:tcPr>
+          <w:p>
+            <w:pPr>
+              <w:widowControl w:val="0"/>
+              <w:spacing w:after="60" w:line="320" w:lineRule="auto"/>
+              <w:jc w:val="both"/>
+              <w:rPr>
+                <w:rFonts w:ascii="微软雅黑" w:hAnsi="微软雅黑" w:eastAsia="微软雅黑" w:cs="微软雅黑"/>
+                <w:b/>
+                <w:bCs/>
+                <w:sz w:val="19"/>
+                <w:szCs w:val="19"/>
+              </w:rPr>
+            </w:pPr>
+            <w:r>
+              <w:rPr>
+                <w:rFonts w:ascii="微软雅黑" w:hAnsi="微软雅黑" w:eastAsia="微软雅黑" w:cs="微软雅黑"/>
+                <w:b/>
+                <w:bCs/>
+                <w:sz w:val="19"/>
+                <w:szCs w:val="19"/>
+              </w:rPr>
+              <w:t>扩展范围</w:t>
+            </w:r>
+          </w:p>
+        </w:tc>
+        <w:tc>
+          <w:tcPr>
+            <w:tcW w:w="4819" w:type="dxa"/>
+            <w:shd w:val="clear" w:color="auto" w:fill="F7F8FA"/>
+          </w:tcPr>
+          <w:p>
+            <w:pPr>
+              <w:widowControl w:val="0"/>
+              <w:spacing w:after="60" w:line="320" w:lineRule="auto"/>
+              <w:jc w:val="both"/>
+              <w:rPr>
+                <w:rFonts w:ascii="微软雅黑" w:hAnsi="微软雅黑" w:eastAsia="微软雅黑" w:cs="微软雅黑"/>
+                <w:sz w:val="19"/>
+                <w:szCs w:val="19"/>
+              </w:rPr>
+            </w:pPr>
+            <w:r>
+              <w:rPr>
+                <w:rFonts w:ascii="微软雅黑" w:hAnsi="微软雅黑" w:eastAsia="微软雅黑" w:cs="微软雅黑"/>
+                <w:sz w:val="19"/>
+                <w:szCs w:val="19"/>
+              </w:rPr>
+              <w:t>在 MySQL + PostgreSQL 基础上增加：Oracle（cx_Oracle）、SQL Server（pyodbc）、TiDB、MongoDB（motor）、ClickHouse、Hive（pyhive）。</w:t>
+            </w:r>
+          </w:p>
+        </w:tc>
+      </w:tr>
+      <w:tr>
+        <w:tblPrEx>
+          <w:tblBorders>
+            <w:top w:val="single" w:color="auto" w:sz="4" w:space="0"/>
+            <w:left w:val="single" w:color="auto" w:sz="4" w:space="0"/>
+            <w:bottom w:val="single" w:color="auto" w:sz="4" w:space="0"/>
+            <w:right w:val="single" w:color="auto" w:sz="4" w:space="0"/>
+            <w:insideH w:val="single" w:color="auto" w:sz="4" w:space="0"/>
+            <w:insideV w:val="single" w:color="auto" w:sz="4" w:space="0"/>
+          </w:tblBorders>
+          <w:tblCellMar>
+            <w:top w:w="0" w:type="dxa"/>
+            <w:left w:w="108" w:type="dxa"/>
+            <w:bottom w:w="0" w:type="dxa"/>
+            <w:right w:w="108" w:type="dxa"/>
+          </w:tblCellMar>
+        </w:tblPrEx>
+        <w:tc>
+          <w:tcPr>
+            <w:tcW w:w="4819" w:type="dxa"/>
+          </w:tcPr>
+          <w:p>
+            <w:pPr>
+              <w:widowControl w:val="0"/>
+              <w:spacing w:after="60" w:line="320" w:lineRule="auto"/>
+              <w:jc w:val="both"/>
+              <w:rPr>
+                <w:rFonts w:ascii="微软雅黑" w:hAnsi="微软雅黑" w:eastAsia="微软雅黑" w:cs="微软雅黑"/>
+                <w:b/>
+                <w:bCs/>
+                <w:sz w:val="19"/>
+                <w:szCs w:val="19"/>
+              </w:rPr>
+            </w:pPr>
+            <w:r>
+              <w:rPr>
+                <w:rFonts w:ascii="微软雅黑" w:hAnsi="微软雅黑" w:eastAsia="微软雅黑" w:cs="微软雅黑"/>
+                <w:b/>
+                <w:bCs/>
+                <w:sz w:val="19"/>
+                <w:szCs w:val="19"/>
+              </w:rPr>
+              <w:t>统一接口</w:t>
+            </w:r>
+          </w:p>
+        </w:tc>
+        <w:tc>
+          <w:tcPr>
+            <w:tcW w:w="4819" w:type="dxa"/>
+          </w:tcPr>
+          <w:p>
+            <w:pPr>
+              <w:widowControl w:val="0"/>
+              <w:spacing w:after="60" w:line="320" w:lineRule="auto"/>
+              <w:jc w:val="both"/>
+              <w:rPr>
+                <w:rFonts w:ascii="微软雅黑" w:hAnsi="微软雅黑" w:eastAsia="微软雅黑" w:cs="微软雅黑"/>
+                <w:sz w:val="19"/>
+                <w:szCs w:val="19"/>
+              </w:rPr>
+            </w:pPr>
+            <w:r>
+              <w:rPr>
+                <w:rFonts w:ascii="微软雅黑" w:hAnsi="微软雅黑" w:eastAsia="微软雅黑" w:cs="微软雅黑"/>
+                <w:sz w:val="19"/>
+                <w:szCs w:val="19"/>
+              </w:rPr>
+              <w:t>BaseDBConnector 抽象基类：connect()、list_tables()、get_schema()、query()、close()。各数据库实现子类。</w:t>
+            </w:r>
+          </w:p>
+        </w:tc>
+      </w:tr>
+    </w:tbl>
+    <w:p>
+      <w:pPr>
+        <w:outlineLvl w:val="9"/>
+      </w:pPr>
+    </w:p>
+    <w:p>
+      <w:pPr>
+        <w:spacing w:before="360" w:after="160"/>
+        <w:outlineLvl w:val="9"/>
+        <w:rPr>
+          <w:rFonts w:ascii="微软雅黑" w:hAnsi="微软雅黑" w:eastAsia="微软雅黑" w:cs="微软雅黑"/>
+          <w:b/>
+          <w:bCs/>
+          <w:color w:val="1A1D23"/>
+          <w:sz w:val="36"/>
+          <w:szCs w:val="36"/>
+        </w:rPr>
+      </w:pPr>
+    </w:p>
+    <w:p>
+      <w:pPr>
+        <w:outlineLvl w:val="9"/>
+        <w:rPr>
+          <w:rFonts w:ascii="微软雅黑" w:hAnsi="微软雅黑" w:eastAsia="微软雅黑" w:cs="微软雅黑"/>
+          <w:b/>
+          <w:bCs/>
+          <w:color w:val="1A1D23"/>
+          <w:sz w:val="36"/>
+          <w:szCs w:val="36"/>
+        </w:rPr>
+      </w:pPr>
+    </w:p>
+    <w:p>
+      <w:pPr>
+        <w:outlineLvl w:val="9"/>
+        <w:rPr>
+          <w:rFonts w:ascii="微软雅黑" w:hAnsi="微软雅黑" w:eastAsia="微软雅黑" w:cs="微软雅黑"/>
+          <w:b/>
+          <w:bCs/>
+          <w:color w:val="1A1D23"/>
+          <w:sz w:val="36"/>
+          <w:szCs w:val="36"/>
+        </w:rPr>
+      </w:pPr>
+    </w:p>
+    <w:p>
+      <w:pPr>
+        <w:pStyle w:val="2"/>
         <w:spacing w:before="360" w:after="160"/>
       </w:pPr>
-      <w:bookmarkStart w:id="24" w:name="_Toc16980"/>
+      <w:bookmarkStart w:id="33" w:name="_Toc22005"/>
       <w:r>
         <w:rPr>
           <w:rFonts w:ascii="微软雅黑" w:hAnsi="微软雅黑" w:eastAsia="微软雅黑" w:cs="微软雅黑"/>
@@ -9603,7 +12316,7 @@
         </w:rPr>
         <w:t>附录：术语对照</w:t>
       </w:r>
-      <w:bookmarkEnd w:id="24"/>
+      <w:bookmarkEnd w:id="33"/>
     </w:p>
     <w:tbl>
       <w:tblPr>
@@ -11463,7 +14176,7 @@
     <w:lsdException w:unhideWhenUsed="0" w:uiPriority="0" w:semiHidden="0" w:name="Table Web 2"/>
     <w:lsdException w:unhideWhenUsed="0" w:uiPriority="0" w:semiHidden="0" w:name="Table Web 3"/>
     <w:lsdException w:unhideWhenUsed="0" w:uiPriority="0" w:semiHidden="0" w:name="Balloon Text"/>
-    <w:lsdException w:unhideWhenUsed="0" w:uiPriority="0" w:semiHidden="0" w:name="Table Grid"/>
+    <w:lsdException w:qFormat="1" w:unhideWhenUsed="0" w:uiPriority="59" w:semiHidden="0" w:name="Table Grid"/>
     <w:lsdException w:unhideWhenUsed="0" w:uiPriority="0" w:semiHidden="0" w:name="Table Theme"/>
     <w:lsdException w:unhideWhenUsed="0" w:uiPriority="60" w:semiHidden="0" w:name="Light Shading"/>
     <w:lsdException w:unhideWhenUsed="0" w:uiPriority="61" w:semiHidden="0" w:name="Light List"/>
@@ -11599,6 +14312,7 @@
   </w:style>
   <w:style w:type="paragraph" w:styleId="3">
     <w:name w:val="heading 2"/>
+    <w:basedOn w:val="1"/>
     <w:next w:val="1"/>
     <w:qFormat/>
     <w:uiPriority w:val="0"/>
@@ -11671,7 +14385,7 @@
       <w:szCs w:val="21"/>
     </w:rPr>
   </w:style>
-  <w:style w:type="character" w:default="1" w:styleId="14">
+  <w:style w:type="character" w:default="1" w:styleId="15">
     <w:name w:val="Default Paragraph Font"/>
     <w:semiHidden/>
     <w:qFormat/>
@@ -11693,7 +14407,7 @@
   </w:style>
   <w:style w:type="paragraph" w:styleId="8">
     <w:name w:val="endnote text"/>
-    <w:link w:val="20"/>
+    <w:link w:val="21"/>
     <w:semiHidden/>
     <w:unhideWhenUsed/>
     <w:uiPriority w:val="99"/>
@@ -11714,7 +14428,7 @@
   </w:style>
   <w:style w:type="paragraph" w:styleId="10">
     <w:name w:val="footnote text"/>
-    <w:link w:val="19"/>
+    <w:link w:val="20"/>
     <w:semiHidden/>
     <w:unhideWhenUsed/>
     <w:qFormat/>
@@ -11747,7 +14461,32 @@
       <w:szCs w:val="56"/>
     </w:rPr>
   </w:style>
-  <w:style w:type="character" w:styleId="15">
+  <w:style w:type="table" w:styleId="14">
+    <w:name w:val="Table Grid"/>
+    <w:basedOn w:val="13"/>
+    <w:qFormat/>
+    <w:uiPriority w:val="59"/>
+    <w:pPr>
+      <w:spacing w:after="0" w:line="240" w:lineRule="auto"/>
+    </w:pPr>
+    <w:tblPr>
+      <w:tblBorders>
+        <w:top w:val="single" w:color="auto" w:sz="4" w:space="0"/>
+        <w:left w:val="single" w:color="auto" w:sz="4" w:space="0"/>
+        <w:bottom w:val="single" w:color="auto" w:sz="4" w:space="0"/>
+        <w:right w:val="single" w:color="auto" w:sz="4" w:space="0"/>
+        <w:insideH w:val="single" w:color="auto" w:sz="4" w:space="0"/>
+        <w:insideV w:val="single" w:color="auto" w:sz="4" w:space="0"/>
+      </w:tblBorders>
+      <w:tblCellMar>
+        <w:top w:w="0" w:type="dxa"/>
+        <w:left w:w="108" w:type="dxa"/>
+        <w:bottom w:w="0" w:type="dxa"/>
+        <w:right w:w="108" w:type="dxa"/>
+      </w:tblCellMar>
+    </w:tblPr>
+  </w:style>
+  <w:style w:type="character" w:styleId="16">
     <w:name w:val="endnote reference"/>
     <w:semiHidden/>
     <w:unhideWhenUsed/>
@@ -11756,7 +14495,7 @@
       <w:vertAlign w:val="superscript"/>
     </w:rPr>
   </w:style>
-  <w:style w:type="character" w:styleId="16">
+  <w:style w:type="character" w:styleId="17">
     <w:name w:val="Hyperlink"/>
     <w:unhideWhenUsed/>
     <w:uiPriority w:val="99"/>
@@ -11765,7 +14504,7 @@
       <w:u w:val="single"/>
     </w:rPr>
   </w:style>
-  <w:style w:type="character" w:styleId="17">
+  <w:style w:type="character" w:styleId="18">
     <w:name w:val="footnote reference"/>
     <w:semiHidden/>
     <w:unhideWhenUsed/>
@@ -11774,7 +14513,7 @@
       <w:vertAlign w:val="superscript"/>
     </w:rPr>
   </w:style>
-  <w:style w:type="paragraph" w:styleId="18">
+  <w:style w:type="paragraph" w:styleId="19">
     <w:name w:val="List Paragraph"/>
     <w:qFormat/>
     <w:uiPriority w:val="0"/>
@@ -11784,22 +14523,24 @@
       <w:szCs w:val="21"/>
     </w:rPr>
   </w:style>
-  <w:style w:type="character" w:customStyle="1" w:styleId="19">
+  <w:style w:type="character" w:customStyle="1" w:styleId="20">
     <w:name w:val="Footnote Text Char"/>
     <w:link w:val="10"/>
     <w:semiHidden/>
     <w:unhideWhenUsed/>
+    <w:qFormat/>
     <w:uiPriority w:val="99"/>
     <w:rPr>
       <w:sz w:val="20"/>
       <w:szCs w:val="20"/>
     </w:rPr>
   </w:style>
-  <w:style w:type="character" w:customStyle="1" w:styleId="20">
+  <w:style w:type="character" w:customStyle="1" w:styleId="21">
     <w:name w:val="Endnote Text Char"/>
     <w:link w:val="8"/>
     <w:semiHidden/>
     <w:unhideWhenUsed/>
+    <w:qFormat/>
     <w:uiPriority w:val="99"/>
     <w:rPr>
       <w:sz w:val="20"/>
